--- a/05-数字电路/02-时序逻辑电路/约翰逊计数器电路/约翰逊计数器电路.docx
+++ b/05-数字电路/02-时序逻辑电路/约翰逊计数器电路/约翰逊计数器电路.docx
@@ -2373,6 +2373,20 @@
     </w:p>
     <w:bookmarkEnd w:id="26"/>
     <w:bookmarkEnd w:id="27"/>
+    <w:p>
+      <w:pPr>
+        <w:spacing w:before="360"/>
+        <w:jc w:val="center"/>
+      </w:pPr>
+      <w:r>
+        <w:rPr>
+          <w:rFonts w:ascii="Times New Roman" w:hAnsi="Times New Roman"/>
+          <w:color w:val="555555"/>
+          <w:sz w:val="21"/>
+        </w:rPr>
+        <w:t>材料收集者：杜文杰</w:t>
+      </w:r>
+    </w:p>
     <w:sectPr>
       <w:headerReference r:id="rId9" w:type="default"/>
       <w:footerReference r:id="rId10" w:type="default"/>

--- a/05-数字电路/02-时序逻辑电路/约翰逊计数器电路/约翰逊计数器电路.docx
+++ b/05-数字电路/02-时序逻辑电路/约翰逊计数器电路/约翰逊计数器电路.docx
@@ -1,6 +1,6 @@
 
 <file path=word/document.xml><?xml version="1.0" encoding="utf-8"?>
-<w:document xmlns:w="http://schemas.openxmlformats.org/wordprocessingml/2006/main" xmlns:m="http://schemas.openxmlformats.org/officeDocument/2006/math" xmlns:r="http://schemas.openxmlformats.org/officeDocument/2006/relationships" xmlns:o="urn:schemas-microsoft-com:office:office" xmlns:v="urn:schemas-microsoft-com:vml" xmlns:w10="urn:schemas-microsoft-com:office:word" xmlns:a="http://schemas.openxmlformats.org/drawingml/2006/main" xmlns:pic="http://schemas.openxmlformats.org/drawingml/2006/picture" xmlns:wp="http://schemas.openxmlformats.org/drawingml/2006/wordprocessingDrawing">
+<w:document xmlns:m="http://schemas.openxmlformats.org/officeDocument/2006/math" xmlns:r="http://schemas.openxmlformats.org/officeDocument/2006/relationships" xmlns:w="http://schemas.openxmlformats.org/wordprocessingml/2006/main" xmlns:o="urn:schemas-microsoft-com:office:office" xmlns:v="urn:schemas-microsoft-com:vml" xmlns:w10="urn:schemas-microsoft-com:office:word" xmlns:a="http://schemas.openxmlformats.org/drawingml/2006/main" xmlns:pic="http://schemas.openxmlformats.org/drawingml/2006/picture" xmlns:wp="http://schemas.openxmlformats.org/drawingml/2006/wordprocessingDrawing">
   <w:body>
     <w:bookmarkStart w:id="27" w:name="约翰逊计数器电路"/>
     <w:p>
@@ -9,7 +9,7 @@
       </w:pPr>
       <w:r>
         <w:rPr>
-          <w:rFonts w:hint="eastAsia"/>
+          <w:rFonts w:hint="eastAsia" w:eastAsia="黑体"/>
         </w:rPr>
         <w:t xml:space="preserve">约翰逊计数器电路</w:t>
       </w:r>
@@ -21,7 +21,7 @@
       </w:pPr>
       <w:r>
         <w:rPr>
-          <w:rFonts w:hint="eastAsia"/>
+          <w:rFonts w:hint="eastAsia" w:eastAsia="黑体"/>
         </w:rPr>
         <w:t xml:space="preserve">拓扑描述</w:t>
       </w:r>
@@ -32,11 +32,14 @@
       </w:pPr>
       <w:r>
         <w:rPr>
-          <w:rFonts w:hint="eastAsia"/>
+          <w:rFonts w:hint="eastAsia" w:eastAsia="黑体"/>
         </w:rPr>
         <w:t xml:space="preserve">由</w:t>
       </w:r>
       <w:r>
+        <w:rPr>
+          <w:rFonts w:eastAsia="黑体"/>
+        </w:rPr>
         <w:t xml:space="preserve"> </w:t>
       </w:r>
       <m:oMath>
@@ -46,6 +49,7 @@
       </m:oMath>
       <w:r>
         <w:rPr>
+          <w:rFonts w:eastAsia="黑体"/>
           <w:b/>
           <w:bCs/>
         </w:rPr>
@@ -53,7 +57,7 @@
       </w:r>
       <w:r>
         <w:rPr>
-          <w:rFonts w:hint="eastAsia"/>
+          <w:rFonts w:hint="eastAsia" w:eastAsia="黑体"/>
           <w:b/>
           <w:bCs/>
         </w:rPr>
@@ -61,6 +65,7 @@
       </w:r>
       <w:r>
         <w:rPr>
+          <w:rFonts w:eastAsia="黑体"/>
           <w:b/>
           <w:bCs/>
         </w:rPr>
@@ -68,7 +73,7 @@
       </w:r>
       <w:r>
         <w:rPr>
-          <w:rFonts w:hint="eastAsia"/>
+          <w:rFonts w:hint="eastAsia" w:eastAsia="黑体"/>
           <w:b/>
           <w:bCs/>
         </w:rPr>
@@ -76,6 +81,7 @@
       </w:r>
       <w:r>
         <w:rPr>
+          <w:rFonts w:eastAsia="黑体"/>
           <w:b/>
           <w:bCs/>
         </w:rPr>
@@ -162,17 +168,20 @@
         </m:sSub>
       </m:oMath>
       <w:r>
+        <w:rPr>
+          <w:rFonts w:eastAsia="黑体"/>
+        </w:rPr>
         <w:t xml:space="preserve"> </w:t>
       </w:r>
       <w:r>
         <w:rPr>
-          <w:rFonts w:hint="eastAsia"/>
+          <w:rFonts w:hint="eastAsia" w:eastAsia="黑体"/>
         </w:rPr>
         <w:t xml:space="preserve">串联成移位寄存器，并把</w:t>
       </w:r>
       <w:r>
         <w:rPr>
-          <w:rFonts w:hint="eastAsia"/>
+          <w:rFonts w:hint="eastAsia" w:eastAsia="黑体"/>
           <w:b/>
           <w:bCs/>
         </w:rPr>
@@ -180,6 +189,7 @@
       </w:r>
       <w:r>
         <w:rPr>
+          <w:rFonts w:eastAsia="黑体"/>
           <w:b/>
           <w:bCs/>
         </w:rPr>
@@ -213,6 +223,7 @@
       </m:oMath>
       <w:r>
         <w:rPr>
+          <w:rFonts w:eastAsia="黑体"/>
           <w:b/>
           <w:bCs/>
         </w:rPr>
@@ -220,7 +231,7 @@
       </w:r>
       <w:r>
         <w:rPr>
-          <w:rFonts w:hint="eastAsia"/>
+          <w:rFonts w:hint="eastAsia" w:eastAsia="黑体"/>
           <w:b/>
           <w:bCs/>
         </w:rPr>
@@ -228,6 +239,7 @@
       </w:r>
       <w:r>
         <w:rPr>
+          <w:rFonts w:eastAsia="黑体"/>
           <w:b/>
           <w:bCs/>
         </w:rPr>
@@ -264,15 +276,21 @@
         </m:sSub>
       </m:oMath>
       <w:r>
+        <w:rPr>
+          <w:rFonts w:eastAsia="黑体"/>
+        </w:rPr>
         <w:t xml:space="preserve"> </w:t>
       </w:r>
       <w:r>
         <w:rPr>
-          <w:rFonts w:hint="eastAsia"/>
+          <w:rFonts w:hint="eastAsia" w:eastAsia="黑体"/>
         </w:rPr>
         <w:t xml:space="preserve">反馈回第一级</w:t>
       </w:r>
       <w:r>
+        <w:rPr>
+          <w:rFonts w:eastAsia="黑体"/>
+        </w:rPr>
         <w:t xml:space="preserve"> </w:t>
       </w:r>
       <m:oMath>
@@ -293,15 +311,21 @@
         </m:sSub>
       </m:oMath>
       <w:r>
+        <w:rPr>
+          <w:rFonts w:eastAsia="黑体"/>
+        </w:rPr>
         <w:t xml:space="preserve"> </w:t>
       </w:r>
       <w:r>
         <w:rPr>
-          <w:rFonts w:hint="eastAsia"/>
+          <w:rFonts w:hint="eastAsia" w:eastAsia="黑体"/>
         </w:rPr>
         <w:t xml:space="preserve">的输入</w:t>
       </w:r>
       <w:r>
+        <w:rPr>
+          <w:rFonts w:eastAsia="黑体"/>
+        </w:rPr>
         <w:t xml:space="preserve"> </w:t>
       </w:r>
       <m:oMath>
@@ -320,22 +344,25 @@
       </m:oMath>
       <w:r>
         <w:rPr>
-          <w:rFonts w:hint="eastAsia"/>
+          <w:rFonts w:hint="eastAsia" w:eastAsia="黑体"/>
         </w:rPr>
         <w:t xml:space="preserve">，构成闭环（扭环形）计数器。电路共</w:t>
       </w:r>
       <w:r>
+        <w:rPr>
+          <w:rFonts w:eastAsia="黑体"/>
+        </w:rPr>
         <w:t xml:space="preserve"> 4 </w:t>
       </w:r>
       <w:r>
         <w:rPr>
-          <w:rFonts w:hint="eastAsia"/>
+          <w:rFonts w:hint="eastAsia" w:eastAsia="黑体"/>
         </w:rPr>
         <w:t xml:space="preserve">组关键节点：</w:t>
       </w:r>
       <w:r>
         <w:rPr>
-          <w:rFonts w:hint="eastAsia"/>
+          <w:rFonts w:hint="eastAsia" w:eastAsia="黑体"/>
           <w:b/>
           <w:bCs/>
         </w:rPr>
@@ -343,6 +370,7 @@
       </w:r>
       <w:r>
         <w:rPr>
+          <w:rFonts w:eastAsia="黑体"/>
           <w:b/>
           <w:bCs/>
         </w:rPr>
@@ -350,7 +378,7 @@
       </w:r>
       <w:r>
         <w:rPr>
-          <w:rFonts w:hint="eastAsia"/>
+          <w:rFonts w:hint="eastAsia" w:eastAsia="黑体"/>
           <w:b/>
           <w:bCs/>
         </w:rPr>
@@ -358,6 +386,7 @@
       </w:r>
       <w:r>
         <w:rPr>
+          <w:rFonts w:eastAsia="黑体"/>
           <w:b/>
           <w:bCs/>
         </w:rPr>
@@ -376,13 +405,13 @@
       </m:oMath>
       <w:r>
         <w:rPr>
-          <w:rFonts w:hint="eastAsia"/>
+          <w:rFonts w:hint="eastAsia" w:eastAsia="黑体"/>
         </w:rPr>
         <w:t xml:space="preserve">（接全部触发器公共时钟）；</w:t>
       </w:r>
       <w:r>
         <w:rPr>
-          <w:rFonts w:hint="eastAsia"/>
+          <w:rFonts w:hint="eastAsia" w:eastAsia="黑体"/>
           <w:b/>
           <w:bCs/>
         </w:rPr>
@@ -390,6 +419,7 @@
       </w:r>
       <w:r>
         <w:rPr>
+          <w:rFonts w:eastAsia="黑体"/>
           <w:b/>
           <w:bCs/>
         </w:rPr>
@@ -397,7 +427,7 @@
       </w:r>
       <w:r>
         <w:rPr>
-          <w:rFonts w:hint="eastAsia"/>
+          <w:rFonts w:hint="eastAsia" w:eastAsia="黑体"/>
           <w:b/>
           <w:bCs/>
         </w:rPr>
@@ -405,6 +435,7 @@
       </w:r>
       <w:r>
         <w:rPr>
+          <w:rFonts w:eastAsia="黑体"/>
           <w:b/>
           <w:bCs/>
         </w:rPr>
@@ -483,7 +514,7 @@
       </m:oMath>
       <w:r>
         <w:rPr>
-          <w:rFonts w:hint="eastAsia"/>
+          <w:rFonts w:hint="eastAsia" w:eastAsia="黑体"/>
         </w:rPr>
         <w:t xml:space="preserve">（</w:t>
       </w:r>
@@ -505,15 +536,21 @@
         </m:sSub>
       </m:oMath>
       <w:r>
+        <w:rPr>
+          <w:rFonts w:eastAsia="黑体"/>
+        </w:rPr>
         <w:t xml:space="preserve"> </w:t>
       </w:r>
       <w:r>
         <w:rPr>
-          <w:rFonts w:hint="eastAsia"/>
+          <w:rFonts w:hint="eastAsia" w:eastAsia="黑体"/>
         </w:rPr>
         <w:t xml:space="preserve">的输出，即</w:t>
       </w:r>
       <w:r>
+        <w:rPr>
+          <w:rFonts w:eastAsia="黑体"/>
+        </w:rPr>
         <w:t xml:space="preserve"> </w:t>
       </w:r>
       <m:oMath>
@@ -522,17 +559,20 @@
         </m:r>
       </m:oMath>
       <w:r>
+        <w:rPr>
+          <w:rFonts w:eastAsia="黑体"/>
+        </w:rPr>
         <w:t xml:space="preserve"> </w:t>
       </w:r>
       <w:r>
         <w:rPr>
-          <w:rFonts w:hint="eastAsia"/>
+          <w:rFonts w:hint="eastAsia" w:eastAsia="黑体"/>
         </w:rPr>
         <w:t xml:space="preserve">位状态）；</w:t>
       </w:r>
       <w:r>
         <w:rPr>
-          <w:rFonts w:hint="eastAsia"/>
+          <w:rFonts w:hint="eastAsia" w:eastAsia="黑体"/>
           <w:b/>
           <w:bCs/>
         </w:rPr>
@@ -540,6 +580,7 @@
       </w:r>
       <w:r>
         <w:rPr>
+          <w:rFonts w:eastAsia="黑体"/>
           <w:b/>
           <w:bCs/>
         </w:rPr>
@@ -547,7 +588,7 @@
       </w:r>
       <w:r>
         <w:rPr>
-          <w:rFonts w:hint="eastAsia"/>
+          <w:rFonts w:hint="eastAsia" w:eastAsia="黑体"/>
           <w:b/>
           <w:bCs/>
         </w:rPr>
@@ -555,6 +596,7 @@
       </w:r>
       <w:r>
         <w:rPr>
+          <w:rFonts w:eastAsia="黑体"/>
           <w:b/>
           <w:bCs/>
         </w:rPr>
@@ -615,7 +657,7 @@
       </m:oMath>
       <w:r>
         <w:rPr>
-          <w:rFonts w:hint="eastAsia"/>
+          <w:rFonts w:hint="eastAsia" w:eastAsia="黑体"/>
         </w:rPr>
         <w:t xml:space="preserve">（</w:t>
       </w:r>
@@ -646,15 +688,21 @@
         </m:sSub>
       </m:oMath>
       <w:r>
+        <w:rPr>
+          <w:rFonts w:eastAsia="黑体"/>
+        </w:rPr>
         <w:t xml:space="preserve"> </w:t>
       </w:r>
       <w:r>
         <w:rPr>
-          <w:rFonts w:hint="eastAsia"/>
+          <w:rFonts w:hint="eastAsia" w:eastAsia="黑体"/>
         </w:rPr>
         <w:t xml:space="preserve">的输出送</w:t>
       </w:r>
       <w:r>
+        <w:rPr>
+          <w:rFonts w:eastAsia="黑体"/>
+        </w:rPr>
         <w:t xml:space="preserve"> </w:t>
       </w:r>
       <m:oMath>
@@ -675,17 +723,20 @@
         </m:sSub>
       </m:oMath>
       <w:r>
+        <w:rPr>
+          <w:rFonts w:eastAsia="黑体"/>
+        </w:rPr>
         <w:t xml:space="preserve"> </w:t>
       </w:r>
       <w:r>
         <w:rPr>
-          <w:rFonts w:hint="eastAsia"/>
+          <w:rFonts w:hint="eastAsia" w:eastAsia="黑体"/>
         </w:rPr>
         <w:t xml:space="preserve">数据输入）；</w:t>
       </w:r>
       <w:r>
         <w:rPr>
-          <w:rFonts w:hint="eastAsia"/>
+          <w:rFonts w:hint="eastAsia" w:eastAsia="黑体"/>
           <w:b/>
           <w:bCs/>
         </w:rPr>
@@ -693,6 +744,7 @@
       </w:r>
       <w:r>
         <w:rPr>
+          <w:rFonts w:eastAsia="黑体"/>
           <w:b/>
           <w:bCs/>
         </w:rPr>
@@ -700,7 +752,7 @@
       </w:r>
       <w:r>
         <w:rPr>
-          <w:rFonts w:hint="eastAsia"/>
+          <w:rFonts w:hint="eastAsia" w:eastAsia="黑体"/>
           <w:b/>
           <w:bCs/>
         </w:rPr>
@@ -708,6 +760,7 @@
       </w:r>
       <w:r>
         <w:rPr>
+          <w:rFonts w:eastAsia="黑体"/>
           <w:b/>
           <w:bCs/>
         </w:rPr>
@@ -729,11 +782,14 @@
       </m:oMath>
       <w:r>
         <w:rPr>
-          <w:rFonts w:hint="eastAsia"/>
+          <w:rFonts w:hint="eastAsia" w:eastAsia="黑体"/>
         </w:rPr>
         <w:t xml:space="preserve">（接末级反相输出</w:t>
       </w:r>
       <w:r>
+        <w:rPr>
+          <w:rFonts w:eastAsia="黑体"/>
+        </w:rPr>
         <w:t xml:space="preserve"> </w:t>
       </w:r>
       <m:oMath>
@@ -768,7 +824,7 @@
       </m:oMath>
       <w:r>
         <w:rPr>
-          <w:rFonts w:hint="eastAsia"/>
+          <w:rFonts w:hint="eastAsia" w:eastAsia="黑体"/>
         </w:rPr>
         <w:t xml:space="preserve">）。</w:t>
       </w:r>
@@ -777,7 +833,7 @@
       <w:pPr/>
       <w:r>
         <w:rPr>
-          <w:rFonts w:hint="eastAsia"/>
+          <w:rFonts w:hint="eastAsia" w:eastAsia="黑体"/>
         </w:rPr>
         <w:t xml:space="preserve">各单元管脚连接：</w:t>
       </w:r>
@@ -799,15 +855,21 @@
         </m:sSub>
       </m:oMath>
       <w:r>
+        <w:rPr>
+          <w:rFonts w:eastAsia="黑体"/>
+        </w:rPr>
         <w:t xml:space="preserve"> </w:t>
       </w:r>
       <w:r>
         <w:rPr>
-          <w:rFonts w:hint="eastAsia"/>
+          <w:rFonts w:hint="eastAsia" w:eastAsia="黑体"/>
         </w:rPr>
         <w:t xml:space="preserve">的数据脚</w:t>
       </w:r>
       <w:r>
+        <w:rPr>
+          <w:rFonts w:eastAsia="黑体"/>
+        </w:rPr>
         <w:t xml:space="preserve"> </w:t>
       </w:r>
       <m:oMath>
@@ -816,15 +878,21 @@
         </m:r>
       </m:oMath>
       <w:r>
+        <w:rPr>
+          <w:rFonts w:eastAsia="黑体"/>
+        </w:rPr>
         <w:t xml:space="preserve"> </w:t>
       </w:r>
       <w:r>
         <w:rPr>
-          <w:rFonts w:hint="eastAsia"/>
+          <w:rFonts w:hint="eastAsia" w:eastAsia="黑体"/>
         </w:rPr>
         <w:t xml:space="preserve">接反馈节点（末级反相输出</w:t>
       </w:r>
       <w:r>
+        <w:rPr>
+          <w:rFonts w:eastAsia="黑体"/>
+        </w:rPr>
         <w:t xml:space="preserve"> </w:t>
       </w:r>
       <m:oMath>
@@ -859,11 +927,14 @@
       </m:oMath>
       <w:r>
         <w:rPr>
-          <w:rFonts w:hint="eastAsia"/>
+          <w:rFonts w:hint="eastAsia" w:eastAsia="黑体"/>
         </w:rPr>
         <w:t xml:space="preserve">），时钟脚</w:t>
       </w:r>
       <w:r>
+        <w:rPr>
+          <w:rFonts w:eastAsia="黑体"/>
+        </w:rPr>
         <w:t xml:space="preserve"> </w:t>
       </w:r>
       <m:oMath>
@@ -878,15 +949,21 @@
         </m:r>
       </m:oMath>
       <w:r>
+        <w:rPr>
+          <w:rFonts w:eastAsia="黑体"/>
+        </w:rPr>
         <w:t xml:space="preserve"> </w:t>
       </w:r>
       <w:r>
         <w:rPr>
-          <w:rFonts w:hint="eastAsia"/>
+          <w:rFonts w:hint="eastAsia" w:eastAsia="黑体"/>
         </w:rPr>
         <w:t xml:space="preserve">接时钟节点，输出脚</w:t>
       </w:r>
       <w:r>
+        <w:rPr>
+          <w:rFonts w:eastAsia="黑体"/>
+        </w:rPr>
         <w:t xml:space="preserve"> </w:t>
       </w:r>
       <m:oMath>
@@ -895,15 +972,21 @@
         </m:r>
       </m:oMath>
       <w:r>
+        <w:rPr>
+          <w:rFonts w:eastAsia="黑体"/>
+        </w:rPr>
         <w:t xml:space="preserve"> </w:t>
       </w:r>
       <w:r>
         <w:rPr>
-          <w:rFonts w:hint="eastAsia"/>
+          <w:rFonts w:hint="eastAsia" w:eastAsia="黑体"/>
         </w:rPr>
         <w:t xml:space="preserve">接</w:t>
       </w:r>
       <w:r>
+        <w:rPr>
+          <w:rFonts w:eastAsia="黑体"/>
+        </w:rPr>
         <w:t xml:space="preserve"> </w:t>
       </w:r>
       <m:oMath>
@@ -922,7 +1005,7 @@
       </m:oMath>
       <w:r>
         <w:rPr>
-          <w:rFonts w:hint="eastAsia"/>
+          <w:rFonts w:hint="eastAsia" w:eastAsia="黑体"/>
         </w:rPr>
         <w:t xml:space="preserve">；</w:t>
       </w:r>
@@ -945,7 +1028,7 @@
       </m:oMath>
       <w:r>
         <w:rPr>
-          <w:rFonts w:hint="eastAsia"/>
+          <w:rFonts w:hint="eastAsia" w:eastAsia="黑体"/>
           <w:b/>
           <w:bCs/>
         </w:rPr>
@@ -967,22 +1050,28 @@
       </m:oMath>
       <w:r>
         <w:rPr>
-          <w:rFonts w:hint="eastAsia"/>
+          <w:rFonts w:hint="eastAsia" w:eastAsia="黑体"/>
           <w:b/>
           <w:bCs/>
         </w:rPr>
         <w:t xml:space="preserve">）</w:t>
       </w:r>
       <w:r>
+        <w:rPr>
+          <w:rFonts w:eastAsia="黑体"/>
+        </w:rPr>
         <w:t xml:space="preserve"> </w:t>
       </w:r>
       <w:r>
         <w:rPr>
-          <w:rFonts w:hint="eastAsia"/>
+          <w:rFonts w:hint="eastAsia" w:eastAsia="黑体"/>
         </w:rPr>
         <w:t xml:space="preserve">的数据脚</w:t>
       </w:r>
       <w:r>
+        <w:rPr>
+          <w:rFonts w:eastAsia="黑体"/>
+        </w:rPr>
         <w:t xml:space="preserve"> </w:t>
       </w:r>
       <m:oMath>
@@ -991,15 +1080,21 @@
         </m:r>
       </m:oMath>
       <w:r>
+        <w:rPr>
+          <w:rFonts w:eastAsia="黑体"/>
+        </w:rPr>
         <w:t xml:space="preserve"> </w:t>
       </w:r>
       <w:r>
         <w:rPr>
-          <w:rFonts w:hint="eastAsia"/>
+          <w:rFonts w:hint="eastAsia" w:eastAsia="黑体"/>
         </w:rPr>
         <w:t xml:space="preserve">接前一级输出节点</w:t>
       </w:r>
       <w:r>
+        <w:rPr>
+          <w:rFonts w:eastAsia="黑体"/>
+        </w:rPr>
         <w:t xml:space="preserve"> </w:t>
       </w:r>
       <m:oMath>
@@ -1027,11 +1122,14 @@
       </m:oMath>
       <w:r>
         <w:rPr>
-          <w:rFonts w:hint="eastAsia"/>
+          <w:rFonts w:hint="eastAsia" w:eastAsia="黑体"/>
         </w:rPr>
         <w:t xml:space="preserve">，时钟脚</w:t>
       </w:r>
       <w:r>
+        <w:rPr>
+          <w:rFonts w:eastAsia="黑体"/>
+        </w:rPr>
         <w:t xml:space="preserve"> </w:t>
       </w:r>
       <m:oMath>
@@ -1046,15 +1144,21 @@
         </m:r>
       </m:oMath>
       <w:r>
+        <w:rPr>
+          <w:rFonts w:eastAsia="黑体"/>
+        </w:rPr>
         <w:t xml:space="preserve"> </w:t>
       </w:r>
       <w:r>
         <w:rPr>
-          <w:rFonts w:hint="eastAsia"/>
+          <w:rFonts w:hint="eastAsia" w:eastAsia="黑体"/>
         </w:rPr>
         <w:t xml:space="preserve">接时钟节点，输出脚</w:t>
       </w:r>
       <w:r>
+        <w:rPr>
+          <w:rFonts w:eastAsia="黑体"/>
+        </w:rPr>
         <w:t xml:space="preserve"> </w:t>
       </w:r>
       <m:oMath>
@@ -1063,15 +1167,21 @@
         </m:r>
       </m:oMath>
       <w:r>
+        <w:rPr>
+          <w:rFonts w:eastAsia="黑体"/>
+        </w:rPr>
         <w:t xml:space="preserve"> </w:t>
       </w:r>
       <w:r>
         <w:rPr>
-          <w:rFonts w:hint="eastAsia"/>
+          <w:rFonts w:hint="eastAsia" w:eastAsia="黑体"/>
         </w:rPr>
         <w:t xml:space="preserve">接</w:t>
       </w:r>
       <w:r>
+        <w:rPr>
+          <w:rFonts w:eastAsia="黑体"/>
+        </w:rPr>
         <w:t xml:space="preserve"> </w:t>
       </w:r>
       <m:oMath>
@@ -1090,11 +1200,14 @@
       </m:oMath>
       <w:r>
         <w:rPr>
-          <w:rFonts w:hint="eastAsia"/>
+          <w:rFonts w:hint="eastAsia" w:eastAsia="黑体"/>
         </w:rPr>
         <w:t xml:space="preserve">；各触发器正电源脚</w:t>
       </w:r>
       <w:r>
+        <w:rPr>
+          <w:rFonts w:eastAsia="黑体"/>
+        </w:rPr>
         <w:t xml:space="preserve"> </w:t>
       </w:r>
       <m:oMath>
@@ -1115,15 +1228,21 @@
         </m:sSub>
       </m:oMath>
       <w:r>
+        <w:rPr>
+          <w:rFonts w:eastAsia="黑体"/>
+        </w:rPr>
         <w:t xml:space="preserve"> </w:t>
       </w:r>
       <w:r>
         <w:rPr>
-          <w:rFonts w:hint="eastAsia"/>
+          <w:rFonts w:hint="eastAsia" w:eastAsia="黑体"/>
         </w:rPr>
         <w:t xml:space="preserve">接</w:t>
       </w:r>
       <w:r>
+        <w:rPr>
+          <w:rFonts w:eastAsia="黑体"/>
+        </w:rPr>
         <w:t xml:space="preserve"> </w:t>
       </w:r>
       <m:oMath>
@@ -1151,11 +1270,14 @@
       </m:oMath>
       <w:r>
         <w:rPr>
-          <w:rFonts w:hint="eastAsia"/>
+          <w:rFonts w:hint="eastAsia" w:eastAsia="黑体"/>
         </w:rPr>
         <w:t xml:space="preserve">、地脚</w:t>
       </w:r>
       <w:r>
+        <w:rPr>
+          <w:rFonts w:eastAsia="黑体"/>
+        </w:rPr>
         <w:t xml:space="preserve"> </w:t>
       </w:r>
       <m:oMath>
@@ -1170,15 +1292,21 @@
         </m:r>
       </m:oMath>
       <w:r>
+        <w:rPr>
+          <w:rFonts w:eastAsia="黑体"/>
+        </w:rPr>
         <w:t xml:space="preserve"> </w:t>
       </w:r>
       <w:r>
         <w:rPr>
-          <w:rFonts w:hint="eastAsia"/>
+          <w:rFonts w:hint="eastAsia" w:eastAsia="黑体"/>
         </w:rPr>
         <w:t xml:space="preserve">接地。每个时钟沿各级向右移位，末级反相后再送入首级，使寄存器中连续填入“1”再连续填入“0”，产生</w:t>
       </w:r>
       <w:r>
+        <w:rPr>
+          <w:rFonts w:eastAsia="黑体"/>
+        </w:rPr>
         <w:t xml:space="preserve"> </w:t>
       </w:r>
       <m:oMath>
@@ -1190,11 +1318,14 @@
         </m:r>
       </m:oMath>
       <w:r>
+        <w:rPr>
+          <w:rFonts w:eastAsia="黑体"/>
+        </w:rPr>
         <w:t xml:space="preserve"> </w:t>
       </w:r>
       <w:r>
         <w:rPr>
-          <w:rFonts w:hint="eastAsia"/>
+          <w:rFonts w:hint="eastAsia" w:eastAsia="黑体"/>
         </w:rPr>
         <w:t xml:space="preserve">个不同的循环状态。</w:t>
       </w:r>
@@ -1203,7 +1334,7 @@
       <w:pPr/>
       <w:r>
         <w:rPr>
-          <w:rFonts w:hint="eastAsia"/>
+          <w:rFonts w:hint="eastAsia" w:eastAsia="黑体"/>
         </w:rPr>
         <w:t xml:space="preserve">由此构成“扭环形（约翰逊）计数器”组态，</w:t>
       </w:r>
@@ -1213,15 +1344,21 @@
         </m:r>
       </m:oMath>
       <w:r>
+        <w:rPr>
+          <w:rFonts w:eastAsia="黑体"/>
+        </w:rPr>
         <w:t xml:space="preserve"> </w:t>
       </w:r>
       <w:r>
         <w:rPr>
-          <w:rFonts w:hint="eastAsia"/>
+          <w:rFonts w:hint="eastAsia" w:eastAsia="黑体"/>
         </w:rPr>
         <w:t xml:space="preserve">个触发器产生</w:t>
       </w:r>
       <w:r>
+        <w:rPr>
+          <w:rFonts w:eastAsia="黑体"/>
+        </w:rPr>
         <w:t xml:space="preserve"> </w:t>
       </w:r>
       <m:oMath>
@@ -1233,15 +1370,21 @@
         </m:r>
       </m:oMath>
       <w:r>
+        <w:rPr>
+          <w:rFonts w:eastAsia="黑体"/>
+        </w:rPr>
         <w:t xml:space="preserve"> </w:t>
       </w:r>
       <w:r>
         <w:rPr>
-          <w:rFonts w:hint="eastAsia"/>
+          <w:rFonts w:hint="eastAsia" w:eastAsia="黑体"/>
         </w:rPr>
         <w:t xml:space="preserve">个状态，相邻状态仅差一位（格雷码），译码无竞争毛刺，可用于</w:t>
       </w:r>
       <w:r>
+        <w:rPr>
+          <w:rFonts w:eastAsia="黑体"/>
+        </w:rPr>
         <w:t xml:space="preserve"> </w:t>
       </w:r>
       <m:oMath>
@@ -1253,11 +1396,14 @@
         </m:r>
       </m:oMath>
       <w:r>
+        <w:rPr>
+          <w:rFonts w:eastAsia="黑体"/>
+        </w:rPr>
         <w:t xml:space="preserve"> </w:t>
       </w:r>
       <w:r>
         <w:rPr>
-          <w:rFonts w:hint="eastAsia"/>
+          <w:rFonts w:hint="eastAsia" w:eastAsia="黑体"/>
         </w:rPr>
         <w:t xml:space="preserve">分频与多相选通。</w:t>
       </w:r>
@@ -1270,7 +1416,7 @@
       </w:pPr>
       <w:r>
         <w:rPr>
-          <w:rFonts w:hint="eastAsia"/>
+          <w:rFonts w:hint="eastAsia" w:eastAsia="黑体"/>
         </w:rPr>
         <w:t xml:space="preserve">工作原理</w:t>
       </w:r>
@@ -1281,11 +1427,14 @@
       </w:pPr>
       <w:r>
         <w:rPr>
-          <w:rFonts w:hint="eastAsia"/>
+          <w:rFonts w:hint="eastAsia" w:eastAsia="黑体"/>
         </w:rPr>
         <w:t xml:space="preserve">各级在每个时钟沿向右移位，末级反相后再送入首级，使移位寄存器中连续填入“1”再连续填入“0”，形成</w:t>
       </w:r>
       <w:r>
+        <w:rPr>
+          <w:rFonts w:eastAsia="黑体"/>
+        </w:rPr>
         <w:t xml:space="preserve"> </w:t>
       </w:r>
       <m:oMath>
@@ -1297,11 +1446,14 @@
         </m:r>
       </m:oMath>
       <w:r>
+        <w:rPr>
+          <w:rFonts w:eastAsia="黑体"/>
+        </w:rPr>
         <w:t xml:space="preserve"> </w:t>
       </w:r>
       <w:r>
         <w:rPr>
-          <w:rFonts w:hint="eastAsia"/>
+          <w:rFonts w:hint="eastAsia" w:eastAsia="黑体"/>
         </w:rPr>
         <w:t xml:space="preserve">个不同的循环状态。其输出为相邻状态仅差一位的格雷码循环，译码无竞争毛刺。</w:t>
       </w:r>
@@ -1314,7 +1466,7 @@
       </w:pPr>
       <w:r>
         <w:rPr>
-          <w:rFonts w:hint="eastAsia"/>
+          <w:rFonts w:hint="eastAsia" w:eastAsia="黑体"/>
         </w:rPr>
         <w:t xml:space="preserve">关键计算公式</w:t>
       </w:r>
@@ -1327,11 +1479,14 @@
         </w:numPr>
       </w:pPr>
       <w:r>
+        <w:rPr>
+          <w:rFonts w:eastAsia="黑体"/>
+        </w:rPr>
         <w:t xml:space="preserve">n </w:t>
       </w:r>
       <w:r>
         <w:rPr>
-          <w:rFonts w:hint="eastAsia"/>
+          <w:rFonts w:hint="eastAsia" w:eastAsia="黑体"/>
         </w:rPr>
         <w:t xml:space="preserve">级约翰逊计数的状态数（模）：</w:t>
       </w:r>
@@ -1373,16 +1528,19 @@
       </w:pPr>
       <w:r>
         <w:rPr>
-          <w:rFonts w:hint="eastAsia"/>
+          <w:rFonts w:hint="eastAsia" w:eastAsia="黑体"/>
         </w:rPr>
         <w:t xml:space="preserve">循环状态形式（以</w:t>
       </w:r>
       <w:r>
+        <w:rPr>
+          <w:rFonts w:eastAsia="黑体"/>
+        </w:rPr>
         <w:t xml:space="preserve"> 4 </w:t>
       </w:r>
       <w:r>
         <w:rPr>
-          <w:rFonts w:hint="eastAsia"/>
+          <w:rFonts w:hint="eastAsia" w:eastAsia="黑体"/>
         </w:rPr>
         <w:t xml:space="preserve">级为例）：</w:t>
       </w:r>
@@ -1486,7 +1644,7 @@
       </w:pPr>
       <w:r>
         <w:rPr>
-          <w:rFonts w:hint="eastAsia"/>
+          <w:rFonts w:hint="eastAsia" w:eastAsia="黑体"/>
         </w:rPr>
         <w:t xml:space="preserve">相邻状态汉明距离：</w:t>
       </w:r>
@@ -1557,7 +1715,7 @@
             </w:pPr>
             <w:r>
               <w:rPr>
-                <w:rFonts w:hint="eastAsia"/>
+                <w:rFonts w:hint="eastAsia" w:eastAsia="黑体"/>
               </w:rPr>
               <w:t xml:space="preserve">符号</w:t>
             </w:r>
@@ -1571,7 +1729,7 @@
             </w:pPr>
             <w:r>
               <w:rPr>
-                <w:rFonts w:hint="eastAsia"/>
+                <w:rFonts w:hint="eastAsia" w:eastAsia="黑体"/>
               </w:rPr>
               <w:t xml:space="preserve">含义</w:t>
             </w:r>
@@ -1585,7 +1743,7 @@
             </w:pPr>
             <w:r>
               <w:rPr>
-                <w:rFonts w:hint="eastAsia"/>
+                <w:rFonts w:hint="eastAsia" w:eastAsia="黑体"/>
               </w:rPr>
               <w:t xml:space="preserve">单位</w:t>
             </w:r>
@@ -1605,6 +1763,9 @@
               </m:r>
             </m:oMath>
             <w:r>
+              <w:rPr>
+                <w:rFonts w:eastAsia="黑体"/>
+              </w:rPr>
               <w:t xml:space="preserve">​</w:t>
             </w:r>
           </w:p>
@@ -1617,7 +1778,7 @@
             </w:pPr>
             <w:r>
               <w:rPr>
-                <w:rFonts w:hint="eastAsia"/>
+                <w:rFonts w:hint="eastAsia" w:eastAsia="黑体"/>
               </w:rPr>
               <w:t xml:space="preserve">触发器级数</w:t>
             </w:r>
@@ -1630,6 +1791,9 @@
               <w:pStyle w:val="Compact"/>
             </w:pPr>
             <w:r>
+              <w:rPr>
+                <w:rFonts w:eastAsia="黑体"/>
+              </w:rPr>
               <w:t xml:space="preserve">—</w:t>
             </w:r>
           </w:p>
@@ -1648,6 +1812,9 @@
               </m:r>
             </m:oMath>
             <w:r>
+              <w:rPr>
+                <w:rFonts w:eastAsia="黑体"/>
+              </w:rPr>
               <w:t xml:space="preserve">​</w:t>
             </w:r>
           </w:p>
@@ -1660,7 +1827,7 @@
             </w:pPr>
             <w:r>
               <w:rPr>
-                <w:rFonts w:hint="eastAsia"/>
+                <w:rFonts w:hint="eastAsia" w:eastAsia="黑体"/>
               </w:rPr>
               <w:t xml:space="preserve">状态数（模）</w:t>
             </w:r>
@@ -1673,6 +1840,9 @@
               <w:pStyle w:val="Compact"/>
             </w:pPr>
             <w:r>
+              <w:rPr>
+                <w:rFonts w:eastAsia="黑体"/>
+              </w:rPr>
               <w:t xml:space="preserve">—</w:t>
             </w:r>
           </w:p>
@@ -1700,6 +1870,9 @@
               </m:sSub>
             </m:oMath>
             <w:r>
+              <w:rPr>
+                <w:rFonts w:eastAsia="黑体"/>
+              </w:rPr>
               <w:t xml:space="preserve">​</w:t>
             </w:r>
           </w:p>
@@ -1712,7 +1885,7 @@
             </w:pPr>
             <w:r>
               <w:rPr>
-                <w:rFonts w:hint="eastAsia"/>
+                <w:rFonts w:hint="eastAsia" w:eastAsia="黑体"/>
               </w:rPr>
               <w:t xml:space="preserve">相邻状态汉明距离</w:t>
             </w:r>
@@ -1725,6 +1898,9 @@
               <w:pStyle w:val="Compact"/>
             </w:pPr>
             <w:r>
+              <w:rPr>
+                <w:rFonts w:eastAsia="黑体"/>
+              </w:rPr>
               <w:t xml:space="preserve">—</w:t>
             </w:r>
           </w:p>
@@ -1739,7 +1915,7 @@
       </w:pPr>
       <w:r>
         <w:rPr>
-          <w:rFonts w:hint="eastAsia"/>
+          <w:rFonts w:hint="eastAsia" w:eastAsia="黑体"/>
         </w:rPr>
         <w:t xml:space="preserve">元件调整影响</w:t>
       </w:r>
@@ -1754,7 +1930,7 @@
       </w:pPr>
       <w:r>
         <w:rPr>
-          <w:rFonts w:hint="eastAsia"/>
+          <w:rFonts w:hint="eastAsia" w:eastAsia="黑体"/>
           <w:b/>
           <w:bCs/>
         </w:rPr>
@@ -1762,6 +1938,7 @@
       </w:r>
       <w:r>
         <w:rPr>
+          <w:rFonts w:eastAsia="黑体"/>
           <w:b/>
           <w:bCs/>
         </w:rPr>
@@ -1769,25 +1946,34 @@
       </w:r>
       <w:r>
         <w:rPr>
-          <w:rFonts w:hint="eastAsia"/>
+          <w:rFonts w:hint="eastAsia" w:eastAsia="黑体"/>
           <w:b/>
           <w:bCs/>
         </w:rPr>
         <w:t xml:space="preserve">增大</w:t>
       </w:r>
       <w:r>
+        <w:rPr>
+          <w:rFonts w:eastAsia="黑体"/>
+        </w:rPr>
         <w:t xml:space="preserve"> </w:t>
       </w:r>
       <w:r>
+        <w:rPr>
+          <w:rFonts w:eastAsia="黑体"/>
+        </w:rPr>
         <w:t xml:space="preserve">→ </w:t>
       </w:r>
       <w:r>
         <w:rPr>
-          <w:rFonts w:hint="eastAsia"/>
+          <w:rFonts w:hint="eastAsia" w:eastAsia="黑体"/>
         </w:rPr>
         <w:t xml:space="preserve">状态数按</w:t>
       </w:r>
       <w:r>
+        <w:rPr>
+          <w:rFonts w:eastAsia="黑体"/>
+        </w:rPr>
         <w:t xml:space="preserve"> </w:t>
       </w:r>
       <m:oMath>
@@ -1799,11 +1985,14 @@
         </m:r>
       </m:oMath>
       <w:r>
+        <w:rPr>
+          <w:rFonts w:eastAsia="黑体"/>
+        </w:rPr>
         <w:t xml:space="preserve"> </w:t>
       </w:r>
       <w:r>
         <w:rPr>
-          <w:rFonts w:hint="eastAsia"/>
+          <w:rFonts w:hint="eastAsia" w:eastAsia="黑体"/>
         </w:rPr>
         <w:t xml:space="preserve">线性增长，比环形计数器更省触发器。</w:t>
       </w:r>
@@ -1818,7 +2007,7 @@
       </w:pPr>
       <w:r>
         <w:rPr>
-          <w:rFonts w:hint="eastAsia"/>
+          <w:rFonts w:hint="eastAsia" w:eastAsia="黑体"/>
           <w:b/>
           <w:bCs/>
         </w:rPr>
@@ -1826,6 +2015,7 @@
       </w:r>
       <w:r>
         <w:rPr>
+          <w:rFonts w:eastAsia="黑体"/>
           <w:b/>
           <w:bCs/>
         </w:rPr>
@@ -1833,7 +2023,7 @@
       </w:r>
       <w:r>
         <w:rPr>
-          <w:rFonts w:hint="eastAsia"/>
+          <w:rFonts w:hint="eastAsia" w:eastAsia="黑体"/>
           <w:b/>
           <w:bCs/>
         </w:rPr>
@@ -1841,6 +2031,7 @@
       </w:r>
       <w:r>
         <w:rPr>
+          <w:rFonts w:eastAsia="黑体"/>
           <w:b/>
           <w:bCs/>
         </w:rPr>
@@ -1860,21 +2051,27 @@
       </m:oMath>
       <w:r>
         <w:rPr>
-          <w:rFonts w:hint="eastAsia"/>
+          <w:rFonts w:hint="eastAsia" w:eastAsia="黑体"/>
           <w:b/>
           <w:bCs/>
         </w:rPr>
         <w:t xml:space="preserve">）</w:t>
       </w:r>
       <w:r>
+        <w:rPr>
+          <w:rFonts w:eastAsia="黑体"/>
+        </w:rPr>
         <w:t xml:space="preserve"> </w:t>
       </w:r>
       <w:r>
+        <w:rPr>
+          <w:rFonts w:eastAsia="黑体"/>
+        </w:rPr>
         <w:t xml:space="preserve">→ </w:t>
       </w:r>
       <w:r>
         <w:rPr>
-          <w:rFonts w:hint="eastAsia"/>
+          <w:rFonts w:hint="eastAsia" w:eastAsia="黑体"/>
         </w:rPr>
         <w:t xml:space="preserve">退化为环形计数器，状态数减半。</w:t>
       </w:r>
@@ -1889,21 +2086,27 @@
       </w:pPr>
       <w:r>
         <w:rPr>
-          <w:rFonts w:hint="eastAsia"/>
+          <w:rFonts w:hint="eastAsia" w:eastAsia="黑体"/>
           <w:b/>
           <w:bCs/>
         </w:rPr>
         <w:t xml:space="preserve">上电进入非法状态</w:t>
       </w:r>
       <w:r>
+        <w:rPr>
+          <w:rFonts w:eastAsia="黑体"/>
+        </w:rPr>
         <w:t xml:space="preserve"> </w:t>
       </w:r>
       <w:r>
+        <w:rPr>
+          <w:rFonts w:eastAsia="黑体"/>
+        </w:rPr>
         <w:t xml:space="preserve">→ </w:t>
       </w:r>
       <w:r>
         <w:rPr>
-          <w:rFonts w:hint="eastAsia"/>
+          <w:rFonts w:hint="eastAsia" w:eastAsia="黑体"/>
         </w:rPr>
         <w:t xml:space="preserve">可能陷入非期望循环，需自校正电路。</w:t>
       </w:r>
@@ -1918,21 +2121,27 @@
       </w:pPr>
       <w:r>
         <w:rPr>
-          <w:rFonts w:hint="eastAsia"/>
+          <w:rFonts w:hint="eastAsia" w:eastAsia="黑体"/>
           <w:b/>
           <w:bCs/>
         </w:rPr>
         <w:t xml:space="preserve">输出译码</w:t>
       </w:r>
       <w:r>
+        <w:rPr>
+          <w:rFonts w:eastAsia="黑体"/>
+        </w:rPr>
         <w:t xml:space="preserve"> </w:t>
       </w:r>
       <w:r>
+        <w:rPr>
+          <w:rFonts w:eastAsia="黑体"/>
+        </w:rPr>
         <w:t xml:space="preserve">→ </w:t>
       </w:r>
       <w:r>
         <w:rPr>
-          <w:rFonts w:hint="eastAsia"/>
+          <w:rFonts w:hint="eastAsia" w:eastAsia="黑体"/>
         </w:rPr>
         <w:t xml:space="preserve">因相邻状态仅差一位（格雷码），译码无毛刺。</w:t>
       </w:r>
@@ -1945,7 +2154,7 @@
       </w:pPr>
       <w:r>
         <w:rPr>
-          <w:rFonts w:hint="eastAsia"/>
+          <w:rFonts w:hint="eastAsia" w:eastAsia="黑体"/>
         </w:rPr>
         <w:t xml:space="preserve">典型参数示例</w:t>
       </w:r>
@@ -1959,11 +2168,14 @@
         </w:numPr>
       </w:pPr>
       <w:r>
+        <w:rPr>
+          <w:rFonts w:eastAsia="黑体"/>
+        </w:rPr>
         <w:t xml:space="preserve">4 </w:t>
       </w:r>
       <w:r>
         <w:rPr>
-          <w:rFonts w:hint="eastAsia"/>
+          <w:rFonts w:hint="eastAsia" w:eastAsia="黑体"/>
         </w:rPr>
         <w:t xml:space="preserve">级约翰逊计数器：</w:t>
       </w:r>
@@ -1983,11 +2195,14 @@
       </m:oMath>
       <w:r>
         <w:rPr>
-          <w:rFonts w:hint="eastAsia"/>
+          <w:rFonts w:hint="eastAsia" w:eastAsia="黑体"/>
         </w:rPr>
         <w:t xml:space="preserve">，模</w:t>
       </w:r>
       <w:r>
+        <w:rPr>
+          <w:rFonts w:eastAsia="黑体"/>
+        </w:rPr>
         <w:t xml:space="preserve"> </w:t>
       </w:r>
       <m:oMath>
@@ -2024,25 +2239,31 @@
       </m:oMath>
       <w:r>
         <w:rPr>
-          <w:rFonts w:hint="eastAsia"/>
+          <w:rFonts w:hint="eastAsia" w:eastAsia="黑体"/>
         </w:rPr>
         <w:t xml:space="preserve">，循环</w:t>
       </w:r>
       <w:r>
+        <w:rPr>
+          <w:rFonts w:eastAsia="黑体"/>
+        </w:rPr>
         <w:t xml:space="preserve"> 8 </w:t>
       </w:r>
       <w:r>
         <w:rPr>
-          <w:rFonts w:hint="eastAsia"/>
+          <w:rFonts w:hint="eastAsia" w:eastAsia="黑体"/>
         </w:rPr>
         <w:t xml:space="preserve">个状态（如</w:t>
       </w:r>
       <w:r>
+        <w:rPr>
+          <w:rFonts w:eastAsia="黑体"/>
+        </w:rPr>
         <w:t xml:space="preserve"> </w:t>
       </w:r>
       <w:r>
         <w:rPr>
-          <w:rFonts w:hint="eastAsia"/>
+          <w:rFonts w:hint="eastAsia" w:eastAsia="黑体"/>
         </w:rPr>
         <w:t xml:space="preserve">0000→…→1000→0000）。</w:t>
       </w:r>
@@ -2057,29 +2278,38 @@
       </w:pPr>
       <w:r>
         <w:rPr>
-          <w:rFonts w:hint="eastAsia"/>
+          <w:rFonts w:hint="eastAsia" w:eastAsia="黑体"/>
         </w:rPr>
         <w:t xml:space="preserve">用作</w:t>
       </w:r>
       <w:r>
+        <w:rPr>
+          <w:rFonts w:eastAsia="黑体"/>
+        </w:rPr>
         <w:t xml:space="preserve"> 8 </w:t>
       </w:r>
       <w:r>
         <w:rPr>
-          <w:rFonts w:hint="eastAsia"/>
+          <w:rFonts w:hint="eastAsia" w:eastAsia="黑体"/>
         </w:rPr>
         <w:t xml:space="preserve">分频：4</w:t>
       </w:r>
       <w:r>
+        <w:rPr>
+          <w:rFonts w:eastAsia="黑体"/>
+        </w:rPr>
         <w:t xml:space="preserve"> </w:t>
       </w:r>
       <w:r>
         <w:rPr>
-          <w:rFonts w:hint="eastAsia"/>
+          <w:rFonts w:hint="eastAsia" w:eastAsia="黑体"/>
         </w:rPr>
         <w:t xml:space="preserve">级约翰逊计数器输出频率为时钟的</w:t>
       </w:r>
       <w:r>
+        <w:rPr>
+          <w:rFonts w:eastAsia="黑体"/>
+        </w:rPr>
         <w:t xml:space="preserve"> </w:t>
       </w:r>
       <m:oMath>
@@ -2100,6 +2330,9 @@
         </m:f>
       </m:oMath>
       <w:r>
+        <w:rPr>
+          <w:rFonts w:eastAsia="黑体"/>
+        </w:rPr>
         <w:t xml:space="preserve">。</w:t>
       </w:r>
     </w:p>
@@ -2111,7 +2344,7 @@
       </w:pPr>
       <w:r>
         <w:rPr>
-          <w:rFonts w:hint="eastAsia"/>
+          <w:rFonts w:hint="eastAsia" w:eastAsia="黑体"/>
         </w:rPr>
         <w:t xml:space="preserve">常见器件型号</w:t>
       </w:r>
@@ -2126,20 +2359,26 @@
       </w:pPr>
       <w:r>
         <w:rPr>
-          <w:rFonts w:hint="eastAsia"/>
+          <w:rFonts w:hint="eastAsia" w:eastAsia="黑体"/>
         </w:rPr>
         <w:t xml:space="preserve">74HC194：4</w:t>
       </w:r>
       <w:r>
+        <w:rPr>
+          <w:rFonts w:eastAsia="黑体"/>
+        </w:rPr>
         <w:t xml:space="preserve"> </w:t>
       </w:r>
       <w:r>
         <w:rPr>
-          <w:rFonts w:hint="eastAsia"/>
+          <w:rFonts w:hint="eastAsia" w:eastAsia="黑体"/>
         </w:rPr>
         <w:t xml:space="preserve">位双向移位寄存器（反馈</w:t>
       </w:r>
       <w:r>
+        <w:rPr>
+          <w:rFonts w:eastAsia="黑体"/>
+        </w:rPr>
         <w:t xml:space="preserve"> </w:t>
       </w:r>
       <m:oMath>
@@ -2157,20 +2396,26 @@
         </m:sSub>
       </m:oMath>
       <w:r>
+        <w:rPr>
+          <w:rFonts w:eastAsia="黑体"/>
+        </w:rPr>
         <w:t xml:space="preserve"> </w:t>
       </w:r>
       <w:r>
         <w:rPr>
-          <w:rFonts w:hint="eastAsia"/>
+          <w:rFonts w:hint="eastAsia" w:eastAsia="黑体"/>
         </w:rPr>
         <w:t xml:space="preserve">到</w:t>
       </w:r>
       <w:r>
+        <w:rPr>
+          <w:rFonts w:eastAsia="黑体"/>
+        </w:rPr>
         <w:t xml:space="preserve"> DSR </w:t>
       </w:r>
       <w:r>
         <w:rPr>
-          <w:rFonts w:hint="eastAsia"/>
+          <w:rFonts w:hint="eastAsia" w:eastAsia="黑体"/>
         </w:rPr>
         <w:t xml:space="preserve">构成扭环形计数）。</w:t>
       </w:r>
@@ -2184,20 +2429,26 @@
         </w:numPr>
       </w:pPr>
       <w:r>
+        <w:rPr>
+          <w:rFonts w:eastAsia="黑体"/>
+        </w:rPr>
         <w:t xml:space="preserve">CD4022 / </w:t>
       </w:r>
       <w:r>
         <w:rPr>
-          <w:rFonts w:hint="eastAsia"/>
+          <w:rFonts w:hint="eastAsia" w:eastAsia="黑体"/>
         </w:rPr>
         <w:t xml:space="preserve">CD4017：约翰逊计数器</w:t>
       </w:r>
       <w:r>
+        <w:rPr>
+          <w:rFonts w:eastAsia="黑体"/>
+        </w:rPr>
         <w:t xml:space="preserve"> + </w:t>
       </w:r>
       <w:r>
         <w:rPr>
-          <w:rFonts w:hint="eastAsia"/>
+          <w:rFonts w:hint="eastAsia" w:eastAsia="黑体"/>
         </w:rPr>
         <w:t xml:space="preserve">译码器（八/十进制计数分配器）。</w:t>
       </w:r>
@@ -2212,7 +2463,7 @@
       </w:pPr>
       <w:r>
         <w:rPr>
-          <w:rFonts w:hint="eastAsia"/>
+          <w:rFonts w:hint="eastAsia" w:eastAsia="黑体"/>
         </w:rPr>
         <w:t xml:space="preserve">常用：按需选型。</w:t>
       </w:r>
@@ -2225,7 +2476,7 @@
       </w:pPr>
       <w:r>
         <w:rPr>
-          <w:rFonts w:hint="eastAsia"/>
+          <w:rFonts w:hint="eastAsia" w:eastAsia="黑体"/>
         </w:rPr>
         <w:t xml:space="preserve">注意事项</w:t>
       </w:r>
@@ -2240,11 +2491,14 @@
       </w:pPr>
       <w:r>
         <w:rPr>
-          <w:rFonts w:hint="eastAsia"/>
+          <w:rFonts w:hint="eastAsia" w:eastAsia="黑体"/>
         </w:rPr>
         <w:t xml:space="preserve">必须把末级</w:t>
       </w:r>
       <w:r>
+        <w:rPr>
+          <w:rFonts w:eastAsia="黑体"/>
+        </w:rPr>
         <w:t xml:space="preserve"> </w:t>
       </w:r>
       <m:oMath>
@@ -2261,11 +2515,14 @@
       </m:oMath>
       <w:r>
         <w:rPr>
-          <w:rFonts w:hint="eastAsia"/>
+          <w:rFonts w:hint="eastAsia" w:eastAsia="黑体"/>
         </w:rPr>
         <w:t xml:space="preserve">（而非</w:t>
       </w:r>
       <w:r>
+        <w:rPr>
+          <w:rFonts w:eastAsia="黑体"/>
+        </w:rPr>
         <w:t xml:space="preserve"> </w:t>
       </w:r>
       <m:oMath>
@@ -2275,7 +2532,7 @@
       </m:oMath>
       <w:r>
         <w:rPr>
-          <w:rFonts w:hint="eastAsia"/>
+          <w:rFonts w:hint="eastAsia" w:eastAsia="黑体"/>
         </w:rPr>
         <w:t xml:space="preserve">）反馈回首级，否则变形为环形计数。</w:t>
       </w:r>
@@ -2290,7 +2547,7 @@
       </w:pPr>
       <w:r>
         <w:rPr>
-          <w:rFonts w:hint="eastAsia"/>
+          <w:rFonts w:hint="eastAsia" w:eastAsia="黑体"/>
         </w:rPr>
         <w:t xml:space="preserve">上电状态可能非法，需加自校正或复位。</w:t>
       </w:r>
@@ -2304,11 +2561,14 @@
         </w:numPr>
       </w:pPr>
       <w:r>
+        <w:rPr>
+          <w:rFonts w:eastAsia="黑体"/>
+        </w:rPr>
         <w:t xml:space="preserve">CD4017 </w:t>
       </w:r>
       <w:r>
         <w:rPr>
-          <w:rFonts w:hint="eastAsia"/>
+          <w:rFonts w:hint="eastAsia" w:eastAsia="黑体"/>
         </w:rPr>
         <w:t xml:space="preserve">是带译码的约翰逊计数器，适合做多路顺序选通。</w:t>
       </w:r>
@@ -2321,7 +2581,7 @@
       </w:pPr>
       <w:r>
         <w:rPr>
-          <w:rFonts w:hint="eastAsia"/>
+          <w:rFonts w:hint="eastAsia" w:eastAsia="黑体"/>
         </w:rPr>
         <w:t xml:space="preserve">参考资料</w:t>
       </w:r>
@@ -2336,7 +2596,7 @@
       </w:pPr>
       <w:r>
         <w:rPr>
-          <w:rFonts w:hint="eastAsia"/>
+          <w:rFonts w:hint="eastAsia" w:eastAsia="黑体"/>
         </w:rPr>
         <w:t xml:space="preserve">《数字电子技术基础》（阎石）。</w:t>
       </w:r>
@@ -2350,6 +2610,9 @@
         </w:numPr>
       </w:pPr>
       <w:r>
+        <w:rPr>
+          <w:rFonts w:eastAsia="黑体"/>
+        </w:rPr>
         <w:t xml:space="preserve">Wikipedia: Johnson counter。</w:t>
       </w:r>
     </w:p>
@@ -2362,11 +2625,14 @@
         </w:numPr>
       </w:pPr>
       <w:r>
+        <w:rPr>
+          <w:rFonts w:eastAsia="黑体"/>
+        </w:rPr>
         <w:t xml:space="preserve">TI CD4017 </w:t>
       </w:r>
       <w:r>
         <w:rPr>
-          <w:rFonts w:hint="eastAsia"/>
+          <w:rFonts w:hint="eastAsia" w:eastAsia="黑体"/>
         </w:rPr>
         <w:t xml:space="preserve">数据手册。</w:t>
       </w:r>
@@ -2380,11 +2646,11 @@
       </w:pPr>
       <w:r>
         <w:rPr>
-          <w:rFonts w:ascii="Times New Roman" w:hAnsi="Times New Roman"/>
+          <w:rFonts w:ascii="Times New Roman" w:hAnsi="Times New Roman" w:eastAsia="黑体"/>
           <w:color w:val="555555"/>
           <w:sz w:val="21"/>
         </w:rPr>
-        <w:t>材料收集者：杜文杰</w:t>
+        <w:t>材料收集者：杜文杰，WX手机：19519196569，QQ:3478827729</w:t>
       </w:r>
     </w:p>
     <w:sectPr>
@@ -2404,7 +2670,7 @@
 </file>
 
 <file path=word/footer1.xml><?xml version="1.0" encoding="utf-8"?>
-<w:ftr xmlns:m="http://schemas.openxmlformats.org/officeDocument/2006/math" xmlns:mc="http://schemas.openxmlformats.org/markup-compatibility/2006" xmlns:mo="http://schemas.microsoft.com/office/mac/office/2008/main" xmlns:mv="urn:schemas-microsoft-com:mac:vml" xmlns:o="urn:schemas-microsoft-com:office:office" xmlns:r="http://schemas.openxmlformats.org/officeDocument/2006/relationships" xmlns:v="urn:schemas-microsoft-com:vml" xmlns:w10="urn:schemas-microsoft-com:office:word" xmlns:w14="http://schemas.microsoft.com/office/word/2010/wordml" xmlns:w="http://schemas.openxmlformats.org/wordprocessingml/2006/main" xmlns:wne="http://schemas.microsoft.com/office/word/2006/wordml" xmlns:wp14="http://schemas.microsoft.com/office/word/2010/wordprocessingDrawing" xmlns:wp="http://schemas.openxmlformats.org/drawingml/2006/wordprocessingDrawing" xmlns:wpc="http://schemas.microsoft.com/office/word/2010/wordprocessingCanvas" xmlns:wpg="http://schemas.microsoft.com/office/word/2010/wordprocessingGroup" xmlns:wpi="http://schemas.microsoft.com/office/word/2010/wordprocessingInk" xmlns:wps="http://schemas.microsoft.com/office/word/2010/wordprocessingShape" mc:Ignorable="w14 wp14">
+<w:ftr xmlns:mc="http://schemas.openxmlformats.org/markup-compatibility/2006" xmlns:w="http://schemas.openxmlformats.org/wordprocessingml/2006/main" xmlns:m="http://schemas.openxmlformats.org/officeDocument/2006/math" xmlns:mo="http://schemas.microsoft.com/office/mac/office/2008/main" xmlns:mv="urn:schemas-microsoft-com:mac:vml" xmlns:o="urn:schemas-microsoft-com:office:office" xmlns:r="http://schemas.openxmlformats.org/officeDocument/2006/relationships" xmlns:v="urn:schemas-microsoft-com:vml" xmlns:w10="urn:schemas-microsoft-com:office:word" xmlns:w14="http://schemas.microsoft.com/office/word/2010/wordml" xmlns:wne="http://schemas.microsoft.com/office/word/2006/wordml" xmlns:wp14="http://schemas.microsoft.com/office/word/2010/wordprocessingDrawing" xmlns:wp="http://schemas.openxmlformats.org/drawingml/2006/wordprocessingDrawing" xmlns:wpc="http://schemas.microsoft.com/office/word/2010/wordprocessingCanvas" xmlns:wpg="http://schemas.microsoft.com/office/word/2010/wordprocessingGroup" xmlns:wpi="http://schemas.microsoft.com/office/word/2010/wordprocessingInk" xmlns:wps="http://schemas.microsoft.com/office/word/2010/wordprocessingShape" mc:Ignorable="w14 wp14">
   <w:p>
     <w:pPr>
       <w:pStyle w:val="Footer"/>
@@ -2412,12 +2678,14 @@
     </w:pPr>
     <w:r>
       <w:rPr>
+        <w:rFonts w:eastAsia="黑体"/>
         <w:sz w:val="18"/>
       </w:rPr>
       <w:t xml:space="preserve">第 </w:t>
     </w:r>
     <w:r>
       <w:rPr>
+        <w:rFonts w:eastAsia="黑体"/>
         <w:sz w:val="18"/>
       </w:rPr>
       <w:fldChar w:fldCharType="begin"/>
@@ -2426,6 +2694,7 @@
     </w:r>
     <w:r>
       <w:rPr>
+        <w:rFonts w:eastAsia="黑体"/>
         <w:sz w:val="18"/>
       </w:rPr>
       <w:t xml:space="preserve"> 页</w:t>
@@ -2439,6 +2708,9 @@
   <w:footnote w:type="continuationSeparator" w:id="0">
     <w:p>
       <w:r>
+        <w:rPr>
+          <w:rFonts w:eastAsia="黑体"/>
+        </w:rPr>
         <w:continuationSeparator/>
       </w:r>
     </w:p>
@@ -2446,6 +2718,9 @@
   <w:footnote w:type="separator" w:id="-1">
     <w:p>
       <w:r>
+        <w:rPr>
+          <w:rFonts w:eastAsia="黑体"/>
+        </w:rPr>
         <w:separator/>
       </w:r>
     </w:p>
@@ -2454,7 +2729,7 @@
 </file>
 
 <file path=word/header1.xml><?xml version="1.0" encoding="utf-8"?>
-<w:hdr xmlns:m="http://schemas.openxmlformats.org/officeDocument/2006/math" xmlns:mc="http://schemas.openxmlformats.org/markup-compatibility/2006" xmlns:mo="http://schemas.microsoft.com/office/mac/office/2008/main" xmlns:mv="urn:schemas-microsoft-com:mac:vml" xmlns:o="urn:schemas-microsoft-com:office:office" xmlns:r="http://schemas.openxmlformats.org/officeDocument/2006/relationships" xmlns:v="urn:schemas-microsoft-com:vml" xmlns:w10="urn:schemas-microsoft-com:office:word" xmlns:w14="http://schemas.microsoft.com/office/word/2010/wordml" xmlns:w="http://schemas.openxmlformats.org/wordprocessingml/2006/main" xmlns:wne="http://schemas.microsoft.com/office/word/2006/wordml" xmlns:wp14="http://schemas.microsoft.com/office/word/2010/wordprocessingDrawing" xmlns:wp="http://schemas.openxmlformats.org/drawingml/2006/wordprocessingDrawing" xmlns:wpc="http://schemas.microsoft.com/office/word/2010/wordprocessingCanvas" xmlns:wpg="http://schemas.microsoft.com/office/word/2010/wordprocessingGroup" xmlns:wpi="http://schemas.microsoft.com/office/word/2010/wordprocessingInk" xmlns:wps="http://schemas.microsoft.com/office/word/2010/wordprocessingShape" mc:Ignorable="w14 wp14">
+<w:hdr xmlns:mc="http://schemas.openxmlformats.org/markup-compatibility/2006" xmlns:w="http://schemas.openxmlformats.org/wordprocessingml/2006/main" xmlns:m="http://schemas.openxmlformats.org/officeDocument/2006/math" xmlns:mo="http://schemas.microsoft.com/office/mac/office/2008/main" xmlns:mv="urn:schemas-microsoft-com:mac:vml" xmlns:o="urn:schemas-microsoft-com:office:office" xmlns:r="http://schemas.openxmlformats.org/officeDocument/2006/relationships" xmlns:v="urn:schemas-microsoft-com:vml" xmlns:w10="urn:schemas-microsoft-com:office:word" xmlns:w14="http://schemas.microsoft.com/office/word/2010/wordml" xmlns:wne="http://schemas.microsoft.com/office/word/2006/wordml" xmlns:wp14="http://schemas.microsoft.com/office/word/2010/wordprocessingDrawing" xmlns:wp="http://schemas.openxmlformats.org/drawingml/2006/wordprocessingDrawing" xmlns:wpc="http://schemas.microsoft.com/office/word/2010/wordprocessingCanvas" xmlns:wpg="http://schemas.microsoft.com/office/word/2010/wordprocessingGroup" xmlns:wpi="http://schemas.microsoft.com/office/word/2010/wordprocessingInk" xmlns:wps="http://schemas.microsoft.com/office/word/2010/wordprocessingShape" mc:Ignorable="w14 wp14">
   <w:p>
     <w:pPr>
       <w:pStyle w:val="Header"/>
@@ -2462,7 +2737,7 @@
     </w:pPr>
     <w:r>
       <w:rPr>
-        <w:rFonts w:ascii="Times New Roman" w:hAnsi="Times New Roman"/>
+        <w:rFonts w:ascii="Times New Roman" w:hAnsi="Times New Roman" w:eastAsia="黑体"/>
         <w:sz w:val="18"/>
         <w:rFonts w:eastAsia="黑体"/>
         <w:rFonts w:eastAsia="黑体"/>
@@ -2474,7 +2749,7 @@
 </file>
 
 <file path=word/numbering.xml><?xml version="1.0" encoding="utf-8"?>
-<w:numbering xmlns:m="http://schemas.openxmlformats.org/officeDocument/2006/math" xmlns:mc="http://schemas.openxmlformats.org/markup-compatibility/2006" xmlns:mo="http://schemas.microsoft.com/office/mac/office/2008/main" xmlns:mv="urn:schemas-microsoft-com:mac:vml" xmlns:o="urn:schemas-microsoft-com:office:office" xmlns:r="http://schemas.openxmlformats.org/officeDocument/2006/relationships" xmlns:v="urn:schemas-microsoft-com:vml" xmlns:w="http://schemas.openxmlformats.org/wordprocessingml/2006/main" xmlns:w10="urn:schemas-microsoft-com:office:word" xmlns:w14="http://schemas.microsoft.com/office/word/2010/wordml" xmlns:wne="http://schemas.microsoft.com/office/word/2006/wordml" xmlns:wp="http://schemas.openxmlformats.org/drawingml/2006/wordprocessingDrawing" xmlns:wp14="http://schemas.microsoft.com/office/word/2010/wordprocessingDrawing" xmlns:wpc="http://schemas.microsoft.com/office/word/2010/wordprocessingCanvas" xmlns:wpg="http://schemas.microsoft.com/office/word/2010/wordprocessingGroup" xmlns:wpi="http://schemas.microsoft.com/office/word/2010/wordprocessingInk" xmlns:wps="http://schemas.microsoft.com/office/word/2010/wordprocessingShape" mc:Ignorable="w14 wp14">
+<w:numbering xmlns:mc="http://schemas.openxmlformats.org/markup-compatibility/2006" xmlns:w="http://schemas.openxmlformats.org/wordprocessingml/2006/main" xmlns:m="http://schemas.openxmlformats.org/officeDocument/2006/math" xmlns:mo="http://schemas.microsoft.com/office/mac/office/2008/main" xmlns:mv="urn:schemas-microsoft-com:mac:vml" xmlns:o="urn:schemas-microsoft-com:office:office" xmlns:r="http://schemas.openxmlformats.org/officeDocument/2006/relationships" xmlns:v="urn:schemas-microsoft-com:vml" xmlns:w10="urn:schemas-microsoft-com:office:word" xmlns:w14="http://schemas.microsoft.com/office/word/2010/wordml" xmlns:wne="http://schemas.microsoft.com/office/word/2006/wordml" xmlns:wp="http://schemas.openxmlformats.org/drawingml/2006/wordprocessingDrawing" xmlns:wp14="http://schemas.microsoft.com/office/word/2010/wordprocessingDrawing" xmlns:wpc="http://schemas.microsoft.com/office/word/2010/wordprocessingCanvas" xmlns:wpg="http://schemas.microsoft.com/office/word/2010/wordprocessingGroup" xmlns:wpi="http://schemas.microsoft.com/office/word/2010/wordprocessingInk" xmlns:wps="http://schemas.microsoft.com/office/word/2010/wordprocessingShape" mc:Ignorable="w14 wp14">
   <w:abstractNum w:abstractNumId="0">
     <w:nsid w:val="FFFFFF7C"/>
     <w:multiLevelType w:val="singleLevel"/>
@@ -2561,7 +2836,7 @@
         <w:ind w:hanging="360" w:left="1440"/>
       </w:pPr>
       <w:rPr>
-        <w:rFonts w:ascii="Symbol" w:hAnsi="Symbol" w:hint="default"/>
+        <w:rFonts w:ascii="Symbol" w:hAnsi="Symbol" w:hint="default" w:eastAsia="黑体"/>
       </w:rPr>
     </w:lvl>
   </w:abstractNum>
@@ -2582,7 +2857,7 @@
         <w:ind w:hanging="360" w:left="1080"/>
       </w:pPr>
       <w:rPr>
-        <w:rFonts w:ascii="Symbol" w:hAnsi="Symbol" w:hint="default"/>
+        <w:rFonts w:ascii="Symbol" w:hAnsi="Symbol" w:hint="default" w:eastAsia="黑体"/>
       </w:rPr>
     </w:lvl>
   </w:abstractNum>
@@ -2603,7 +2878,7 @@
         <w:ind w:hanging="360" w:left="720"/>
       </w:pPr>
       <w:rPr>
-        <w:rFonts w:ascii="Symbol" w:hAnsi="Symbol" w:hint="default"/>
+        <w:rFonts w:ascii="Symbol" w:hAnsi="Symbol" w:hint="default" w:eastAsia="黑体"/>
       </w:rPr>
     </w:lvl>
   </w:abstractNum>
@@ -2642,7 +2917,7 @@
         <w:ind w:hanging="360" w:left="360"/>
       </w:pPr>
       <w:rPr>
-        <w:rFonts w:ascii="Symbol" w:hAnsi="Symbol" w:hint="default"/>
+        <w:rFonts w:ascii="Symbol" w:hAnsi="Symbol" w:hint="default" w:eastAsia="黑体"/>
       </w:rPr>
     </w:lvl>
   </w:abstractNum>
@@ -2733,7 +3008,7 @@
         <w:ind w:left="720" w:hanging="360"/>
       </w:pPr>
       <w:rPr>
-        <w:rFonts w:ascii="Symbol" w:hAnsi="Symbol" w:cs="Symbol" w:hint="default"/>
+        <w:rFonts w:ascii="Symbol" w:hAnsi="Symbol" w:cs="Symbol" w:hint="default" w:eastAsia="黑体"/>
       </w:rPr>
     </w:lvl>
     <w:lvl w:ilvl="1">
@@ -2744,7 +3019,7 @@
         <w:ind w:left="1440" w:hanging="360"/>
       </w:pPr>
       <w:rPr>
-        <w:rFonts w:ascii="Courier New" w:hAnsi="Courier New" w:cs="Courier New" w:hint="default"/>
+        <w:rFonts w:ascii="Courier New" w:hAnsi="Courier New" w:cs="Courier New" w:hint="default" w:eastAsia="黑体"/>
       </w:rPr>
     </w:lvl>
     <w:lvl w:ilvl="2">
@@ -2755,7 +3030,7 @@
         <w:ind w:left="2160" w:hanging="360"/>
       </w:pPr>
       <w:rPr>
-        <w:rFonts w:ascii="Wingdings" w:hAnsi="Wingdings" w:cs="Wingdings" w:hint="default"/>
+        <w:rFonts w:ascii="Wingdings" w:hAnsi="Wingdings" w:cs="Wingdings" w:hint="default" w:eastAsia="黑体"/>
       </w:rPr>
     </w:lvl>
     <w:lvl w:ilvl="3">
@@ -2766,7 +3041,7 @@
         <w:ind w:left="2880" w:hanging="360"/>
       </w:pPr>
       <w:rPr>
-        <w:rFonts w:ascii="Symbol" w:hAnsi="Symbol" w:cs="Symbol" w:hint="default"/>
+        <w:rFonts w:ascii="Symbol" w:hAnsi="Symbol" w:cs="Symbol" w:hint="default" w:eastAsia="黑体"/>
       </w:rPr>
     </w:lvl>
     <w:lvl w:ilvl="4">
@@ -2777,7 +3052,7 @@
         <w:ind w:left="3600" w:hanging="360"/>
       </w:pPr>
       <w:rPr>
-        <w:rFonts w:ascii="Courier New" w:hAnsi="Courier New" w:cs="Courier New" w:hint="default"/>
+        <w:rFonts w:ascii="Courier New" w:hAnsi="Courier New" w:cs="Courier New" w:hint="default" w:eastAsia="黑体"/>
       </w:rPr>
     </w:lvl>
     <w:lvl w:ilvl="5">
@@ -2788,7 +3063,7 @@
         <w:ind w:left="4320" w:hanging="360"/>
       </w:pPr>
       <w:rPr>
-        <w:rFonts w:ascii="Wingdings" w:hAnsi="Wingdings" w:cs="Wingdings" w:hint="default"/>
+        <w:rFonts w:ascii="Wingdings" w:hAnsi="Wingdings" w:cs="Wingdings" w:hint="default" w:eastAsia="黑体"/>
       </w:rPr>
     </w:lvl>
     <w:lvl w:ilvl="6">
@@ -2799,7 +3074,7 @@
         <w:ind w:left="5040" w:hanging="360"/>
       </w:pPr>
       <w:rPr>
-        <w:rFonts w:ascii="Symbol" w:hAnsi="Symbol" w:cs="Symbol" w:hint="default"/>
+        <w:rFonts w:ascii="Symbol" w:hAnsi="Symbol" w:cs="Symbol" w:hint="default" w:eastAsia="黑体"/>
       </w:rPr>
     </w:lvl>
     <w:lvl w:ilvl="7">
@@ -2810,7 +3085,7 @@
         <w:ind w:left="5760" w:hanging="360"/>
       </w:pPr>
       <w:rPr>
-        <w:rFonts w:ascii="Courier New" w:hAnsi="Courier New" w:cs="Courier New" w:hint="default"/>
+        <w:rFonts w:ascii="Courier New" w:hAnsi="Courier New" w:cs="Courier New" w:hint="default" w:eastAsia="黑体"/>
       </w:rPr>
     </w:lvl>
     <w:lvl w:ilvl="8">
@@ -2821,7 +3096,7 @@
         <w:ind w:left="6480" w:hanging="360"/>
       </w:pPr>
       <w:rPr>
-        <w:rFonts w:ascii="Wingdings" w:hAnsi="Wingdings" w:cs="Wingdings" w:hint="default"/>
+        <w:rFonts w:ascii="Wingdings" w:hAnsi="Wingdings" w:cs="Wingdings" w:hint="default" w:eastAsia="黑体"/>
       </w:rPr>
     </w:lvl>
   </w:abstractNum>
@@ -2880,11 +3155,11 @@
 </file>
 
 <file path=word/styles.xml><?xml version="1.0" encoding="utf-8"?>
-<w:styles xmlns:mc="http://schemas.openxmlformats.org/markup-compatibility/2006" xmlns:r="http://schemas.openxmlformats.org/officeDocument/2006/relationships" xmlns:w="http://schemas.openxmlformats.org/wordprocessingml/2006/main" xmlns:w14="http://schemas.microsoft.com/office/word/2010/wordml" mc:Ignorable="w14">
+<w:styles xmlns:mc="http://schemas.openxmlformats.org/markup-compatibility/2006" xmlns:w="http://schemas.openxmlformats.org/wordprocessingml/2006/main" xmlns:r="http://schemas.openxmlformats.org/officeDocument/2006/relationships" xmlns:w14="http://schemas.microsoft.com/office/word/2010/wordml" mc:Ignorable="w14">
   <w:docDefaults>
     <w:rPrDefault>
       <w:rPr>
-        <w:rFonts w:asciiTheme="minorHAnsi" w:cstheme="minorBidi" w:eastAsiaTheme="minorEastAsia" w:hAnsiTheme="minorHAnsi"/>
+        <w:rFonts w:asciiTheme="minorHAnsi" w:cstheme="minorBidi" w:hAnsiTheme="minorHAnsi" w:eastAsia="黑体"/>
         <w:sz w:val="22"/>
         <w:szCs w:val="22"/>
         <w:lang w:bidi="ar-SA" w:eastAsia="en-US" w:val="en-US"/>
@@ -3106,7 +3381,7 @@
       <w:outlineLvl w:val="0"/>
     </w:pPr>
     <w:rPr>
-      <w:rFonts w:ascii="Times New Roman" w:asciiTheme="majorHAnsi" w:cstheme="majorBidi" w:eastAsia="黑体" w:eastAsiaTheme="majorEastAsia" w:hAnsi="Times New Roman" w:hAnsiTheme="majorHAnsi"/>
+      <w:rFonts w:ascii="Times New Roman" w:asciiTheme="majorHAnsi" w:cstheme="majorBidi" w:eastAsia="黑体" w:hAnsi="Times New Roman" w:hAnsiTheme="majorHAnsi"/>
       <w:b/>
       <w:bCs/>
       <w:color w:val="1F3864"/>
@@ -3130,7 +3405,7 @@
       <w:outlineLvl w:val="1"/>
     </w:pPr>
     <w:rPr>
-      <w:rFonts w:ascii="Times New Roman" w:asciiTheme="majorHAnsi" w:cstheme="majorBidi" w:eastAsia="黑体" w:eastAsiaTheme="majorEastAsia" w:hAnsi="Times New Roman" w:hAnsiTheme="majorHAnsi"/>
+      <w:rFonts w:ascii="Times New Roman" w:asciiTheme="majorHAnsi" w:cstheme="majorBidi" w:eastAsia="黑体" w:hAnsi="Times New Roman" w:hAnsiTheme="majorHAnsi"/>
       <w:b/>
       <w:bCs/>
       <w:color w:val="2E4E7E"/>
@@ -3154,7 +3429,7 @@
       <w:outlineLvl w:val="2"/>
     </w:pPr>
     <w:rPr>
-      <w:rFonts w:ascii="Times New Roman" w:asciiTheme="majorHAnsi" w:cstheme="majorBidi" w:eastAsia="黑体" w:eastAsiaTheme="majorEastAsia" w:hAnsi="Times New Roman" w:hAnsiTheme="majorHAnsi"/>
+      <w:rFonts w:ascii="Times New Roman" w:asciiTheme="majorHAnsi" w:cstheme="majorBidi" w:eastAsia="黑体" w:hAnsi="Times New Roman" w:hAnsiTheme="majorHAnsi"/>
       <w:b/>
       <w:bCs/>
       <w:color w:val="2E4E7E"/>
@@ -3178,7 +3453,7 @@
       <w:outlineLvl w:val="3"/>
     </w:pPr>
     <w:rPr>
-      <w:rFonts w:ascii="Times New Roman" w:asciiTheme="majorHAnsi" w:cstheme="majorBidi" w:eastAsia="黑体" w:eastAsiaTheme="majorEastAsia" w:hAnsi="Times New Roman" w:hAnsiTheme="majorHAnsi"/>
+      <w:rFonts w:ascii="Times New Roman" w:asciiTheme="majorHAnsi" w:cstheme="majorBidi" w:eastAsia="黑体" w:hAnsi="Times New Roman" w:hAnsiTheme="majorHAnsi"/>
       <w:b/>
       <w:bCs/>
       <w:i/>
@@ -3204,7 +3479,7 @@
       <w:outlineLvl w:val="4"/>
     </w:pPr>
     <w:rPr>
-      <w:rFonts w:ascii="Times New Roman" w:asciiTheme="majorHAnsi" w:cstheme="majorBidi" w:eastAsia="黑体" w:eastAsiaTheme="majorEastAsia" w:hAnsi="Times New Roman" w:hAnsiTheme="majorHAnsi"/>
+      <w:rFonts w:ascii="Times New Roman" w:asciiTheme="majorHAnsi" w:cstheme="majorBidi" w:eastAsia="黑体" w:hAnsi="Times New Roman" w:hAnsiTheme="majorHAnsi"/>
       <w:b/>
       <w:color w:val="333333"/>
       <w:sz w:val="22"/>
@@ -3227,7 +3502,7 @@
       <w:outlineLvl w:val="5"/>
     </w:pPr>
     <w:rPr>
-      <w:rFonts w:asciiTheme="majorHAnsi" w:cstheme="majorBidi" w:eastAsiaTheme="majorEastAsia" w:hAnsiTheme="majorHAnsi"/>
+      <w:rFonts w:asciiTheme="majorHAnsi" w:cstheme="majorBidi" w:hAnsiTheme="majorHAnsi" w:eastAsia="黑体"/>
       <w:i/>
       <w:iCs/>
       <w:color w:themeColor="accent1" w:themeShade="7F" w:val="243F60"/>
@@ -3250,7 +3525,7 @@
       <w:outlineLvl w:val="6"/>
     </w:pPr>
     <w:rPr>
-      <w:rFonts w:asciiTheme="majorHAnsi" w:cstheme="majorBidi" w:eastAsiaTheme="majorEastAsia" w:hAnsiTheme="majorHAnsi"/>
+      <w:rFonts w:asciiTheme="majorHAnsi" w:cstheme="majorBidi" w:hAnsiTheme="majorHAnsi" w:eastAsia="黑体"/>
       <w:i/>
       <w:iCs/>
       <w:color w:themeColor="text1" w:themeTint="BF" w:val="404040"/>
@@ -3273,7 +3548,7 @@
       <w:outlineLvl w:val="7"/>
     </w:pPr>
     <w:rPr>
-      <w:rFonts w:asciiTheme="majorHAnsi" w:cstheme="majorBidi" w:eastAsiaTheme="majorEastAsia" w:hAnsiTheme="majorHAnsi"/>
+      <w:rFonts w:asciiTheme="majorHAnsi" w:cstheme="majorBidi" w:hAnsiTheme="majorHAnsi" w:eastAsia="黑体"/>
       <w:color w:themeColor="accent1" w:val="4F81BD"/>
       <w:sz w:val="20"/>
       <w:szCs w:val="20"/>
@@ -3296,7 +3571,7 @@
       <w:outlineLvl w:val="8"/>
     </w:pPr>
     <w:rPr>
-      <w:rFonts w:asciiTheme="majorHAnsi" w:cstheme="majorBidi" w:eastAsiaTheme="majorEastAsia" w:hAnsiTheme="majorHAnsi"/>
+      <w:rFonts w:asciiTheme="majorHAnsi" w:cstheme="majorBidi" w:hAnsiTheme="majorHAnsi" w:eastAsia="黑体"/>
       <w:i/>
       <w:iCs/>
       <w:color w:themeColor="text1" w:themeTint="BF" w:val="404040"/>
@@ -3347,7 +3622,7 @@
     <w:uiPriority w:val="9"/>
     <w:rsid w:val="00FC693F"/>
     <w:rPr>
-      <w:rFonts w:asciiTheme="majorHAnsi" w:cstheme="majorBidi" w:eastAsiaTheme="majorEastAsia" w:hAnsiTheme="majorHAnsi"/>
+      <w:rFonts w:asciiTheme="majorHAnsi" w:cstheme="majorBidi" w:hAnsiTheme="majorHAnsi" w:eastAsia="黑体"/>
       <w:b/>
       <w:bCs/>
       <w:color w:themeColor="accent1" w:themeShade="BF" w:val="365F91"/>
@@ -3362,7 +3637,7 @@
     <w:uiPriority w:val="9"/>
     <w:rsid w:val="00FC693F"/>
     <w:rPr>
-      <w:rFonts w:asciiTheme="majorHAnsi" w:cstheme="majorBidi" w:eastAsiaTheme="majorEastAsia" w:hAnsiTheme="majorHAnsi"/>
+      <w:rFonts w:asciiTheme="majorHAnsi" w:cstheme="majorBidi" w:hAnsiTheme="majorHAnsi" w:eastAsia="黑体"/>
       <w:b/>
       <w:bCs/>
       <w:color w:themeColor="accent1" w:val="4F81BD"/>
@@ -3377,7 +3652,7 @@
     <w:uiPriority w:val="9"/>
     <w:rsid w:val="00FC693F"/>
     <w:rPr>
-      <w:rFonts w:asciiTheme="majorHAnsi" w:cstheme="majorBidi" w:eastAsiaTheme="majorEastAsia" w:hAnsiTheme="majorHAnsi"/>
+      <w:rFonts w:asciiTheme="majorHAnsi" w:cstheme="majorBidi" w:hAnsiTheme="majorHAnsi" w:eastAsia="黑体"/>
       <w:b/>
       <w:bCs/>
       <w:color w:themeColor="accent1" w:val="4F81BD"/>
@@ -3400,7 +3675,7 @@
       <w:contextualSpacing/>
     </w:pPr>
     <w:rPr>
-      <w:rFonts w:ascii="Times New Roman" w:asciiTheme="majorHAnsi" w:cstheme="majorBidi" w:eastAsia="黑体" w:eastAsiaTheme="majorEastAsia" w:hAnsi="Times New Roman" w:hAnsiTheme="majorHAnsi"/>
+      <w:rFonts w:ascii="Times New Roman" w:asciiTheme="majorHAnsi" w:cstheme="majorBidi" w:eastAsia="黑体" w:hAnsi="Times New Roman" w:hAnsiTheme="majorHAnsi"/>
       <w:b/>
       <w:color w:val="1F3864"/>
       <w:spacing w:val="5"/>
@@ -3416,7 +3691,7 @@
     <w:uiPriority w:val="10"/>
     <w:rsid w:val="00FC693F"/>
     <w:rPr>
-      <w:rFonts w:asciiTheme="majorHAnsi" w:cstheme="majorBidi" w:eastAsiaTheme="majorEastAsia" w:hAnsiTheme="majorHAnsi"/>
+      <w:rFonts w:asciiTheme="majorHAnsi" w:cstheme="majorBidi" w:hAnsiTheme="majorHAnsi" w:eastAsia="黑体"/>
       <w:color w:themeColor="text2" w:themeShade="BF" w:val="17365D"/>
       <w:spacing w:val="5"/>
       <w:kern w:val="28"/>
@@ -3438,7 +3713,7 @@
       </w:numPr>
     </w:pPr>
     <w:rPr>
-      <w:rFonts w:asciiTheme="majorHAnsi" w:cstheme="majorBidi" w:eastAsiaTheme="majorEastAsia" w:hAnsiTheme="majorHAnsi"/>
+      <w:rFonts w:asciiTheme="majorHAnsi" w:cstheme="majorBidi" w:hAnsiTheme="majorHAnsi" w:eastAsia="黑体"/>
       <w:i/>
       <w:iCs/>
       <w:color w:themeColor="accent1" w:val="4F81BD"/>
@@ -3454,7 +3729,7 @@
     <w:uiPriority w:val="11"/>
     <w:rsid w:val="00FC693F"/>
     <w:rPr>
-      <w:rFonts w:asciiTheme="majorHAnsi" w:cstheme="majorBidi" w:eastAsiaTheme="majorEastAsia" w:hAnsiTheme="majorHAnsi"/>
+      <w:rFonts w:asciiTheme="majorHAnsi" w:cstheme="majorBidi" w:hAnsiTheme="majorHAnsi" w:eastAsia="黑体"/>
       <w:i/>
       <w:iCs/>
       <w:color w:themeColor="accent1" w:val="4F81BD"/>
@@ -3521,6 +3796,7 @@
       <w:spacing w:after="120"/>
     </w:pPr>
     <w:rPr>
+      <w:rFonts w:eastAsia="黑体"/>
       <w:sz w:val="16"/>
       <w:szCs w:val="16"/>
     </w:rPr>
@@ -3532,6 +3808,7 @@
     <w:uiPriority w:val="99"/>
     <w:rsid w:val="00AA1D8D"/>
     <w:rPr>
+      <w:rFonts w:eastAsia="黑体"/>
       <w:sz w:val="16"/>
       <w:szCs w:val="16"/>
     </w:rPr>
@@ -3701,7 +3978,7 @@
       </w:tabs>
     </w:pPr>
     <w:rPr>
-      <w:rFonts w:ascii="Courier" w:hAnsi="Courier"/>
+      <w:rFonts w:ascii="Courier" w:hAnsi="Courier" w:eastAsia="黑体"/>
       <w:sz w:val="20"/>
       <w:szCs w:val="20"/>
     </w:rPr>
@@ -3713,7 +3990,7 @@
     <w:uiPriority w:val="99"/>
     <w:rsid w:val="0029639D"/>
     <w:rPr>
-      <w:rFonts w:ascii="Courier" w:hAnsi="Courier"/>
+      <w:rFonts w:ascii="Courier" w:hAnsi="Courier" w:eastAsia="黑体"/>
       <w:sz w:val="20"/>
       <w:szCs w:val="20"/>
     </w:rPr>
@@ -3749,6 +4026,7 @@
     <w:uiPriority w:val="29"/>
     <w:rsid w:val="00FC693F"/>
     <w:rPr>
+      <w:rFonts w:eastAsia="黑体"/>
       <w:i/>
       <w:iCs/>
       <w:color w:themeColor="text1" w:val="000000"/>
@@ -3762,7 +4040,7 @@
     <w:semiHidden/>
     <w:rsid w:val="00FC693F"/>
     <w:rPr>
-      <w:rFonts w:asciiTheme="majorHAnsi" w:cstheme="majorBidi" w:eastAsiaTheme="majorEastAsia" w:hAnsiTheme="majorHAnsi"/>
+      <w:rFonts w:asciiTheme="majorHAnsi" w:cstheme="majorBidi" w:hAnsiTheme="majorHAnsi" w:eastAsia="黑体"/>
       <w:b/>
       <w:bCs/>
       <w:i/>
@@ -3778,7 +4056,7 @@
     <w:semiHidden/>
     <w:rsid w:val="00FC693F"/>
     <w:rPr>
-      <w:rFonts w:asciiTheme="majorHAnsi" w:cstheme="majorBidi" w:eastAsiaTheme="majorEastAsia" w:hAnsiTheme="majorHAnsi"/>
+      <w:rFonts w:asciiTheme="majorHAnsi" w:cstheme="majorBidi" w:hAnsiTheme="majorHAnsi" w:eastAsia="黑体"/>
       <w:color w:themeColor="accent1" w:themeShade="7F" w:val="243F60"/>
     </w:rPr>
   </w:style>
@@ -3790,7 +4068,7 @@
     <w:semiHidden/>
     <w:rsid w:val="00FC693F"/>
     <w:rPr>
-      <w:rFonts w:asciiTheme="majorHAnsi" w:cstheme="majorBidi" w:eastAsiaTheme="majorEastAsia" w:hAnsiTheme="majorHAnsi"/>
+      <w:rFonts w:asciiTheme="majorHAnsi" w:cstheme="majorBidi" w:hAnsiTheme="majorHAnsi" w:eastAsia="黑体"/>
       <w:i/>
       <w:iCs/>
       <w:color w:themeColor="accent1" w:themeShade="7F" w:val="243F60"/>
@@ -3804,7 +4082,7 @@
     <w:semiHidden/>
     <w:rsid w:val="00FC693F"/>
     <w:rPr>
-      <w:rFonts w:asciiTheme="majorHAnsi" w:cstheme="majorBidi" w:eastAsiaTheme="majorEastAsia" w:hAnsiTheme="majorHAnsi"/>
+      <w:rFonts w:asciiTheme="majorHAnsi" w:cstheme="majorBidi" w:hAnsiTheme="majorHAnsi" w:eastAsia="黑体"/>
       <w:i/>
       <w:iCs/>
       <w:color w:themeColor="text1" w:themeTint="BF" w:val="404040"/>
@@ -3818,7 +4096,7 @@
     <w:semiHidden/>
     <w:rsid w:val="00FC693F"/>
     <w:rPr>
-      <w:rFonts w:asciiTheme="majorHAnsi" w:cstheme="majorBidi" w:eastAsiaTheme="majorEastAsia" w:hAnsiTheme="majorHAnsi"/>
+      <w:rFonts w:asciiTheme="majorHAnsi" w:cstheme="majorBidi" w:hAnsiTheme="majorHAnsi" w:eastAsia="黑体"/>
       <w:color w:themeColor="accent1" w:val="4F81BD"/>
       <w:sz w:val="20"/>
       <w:szCs w:val="20"/>
@@ -3832,7 +4110,7 @@
     <w:semiHidden/>
     <w:rsid w:val="00FC693F"/>
     <w:rPr>
-      <w:rFonts w:asciiTheme="majorHAnsi" w:cstheme="majorBidi" w:eastAsiaTheme="majorEastAsia" w:hAnsiTheme="majorHAnsi"/>
+      <w:rFonts w:asciiTheme="majorHAnsi" w:cstheme="majorBidi" w:hAnsiTheme="majorHAnsi" w:eastAsia="黑体"/>
       <w:i/>
       <w:iCs/>
       <w:color w:themeColor="text1" w:themeTint="BF" w:val="404040"/>
@@ -3853,6 +4131,7 @@
       <w:spacing w:line="240" w:lineRule="auto"/>
     </w:pPr>
     <w:rPr>
+      <w:rFonts w:eastAsia="黑体"/>
       <w:b/>
       <w:bCs/>
       <w:color w:themeColor="accent1" w:val="4F81BD"/>
@@ -3867,6 +4146,7 @@
     <w:qFormat/>
     <w:rsid w:val="00FC693F"/>
     <w:rPr>
+      <w:rFonts w:eastAsia="黑体"/>
       <w:b/>
       <w:bCs/>
     </w:rPr>
@@ -3878,6 +4158,7 @@
     <w:qFormat/>
     <w:rsid w:val="00FC693F"/>
     <w:rPr>
+      <w:rFonts w:eastAsia="黑体"/>
       <w:i/>
       <w:iCs/>
     </w:rPr>
@@ -3898,6 +4179,7 @@
       <w:ind w:left="936" w:right="936"/>
     </w:pPr>
     <w:rPr>
+      <w:rFonts w:eastAsia="黑体"/>
       <w:b/>
       <w:bCs/>
       <w:i/>
@@ -3912,6 +4194,7 @@
     <w:uiPriority w:val="30"/>
     <w:rsid w:val="00FC693F"/>
     <w:rPr>
+      <w:rFonts w:eastAsia="黑体"/>
       <w:b/>
       <w:bCs/>
       <w:i/>
@@ -3926,6 +4209,7 @@
     <w:qFormat/>
     <w:rsid w:val="00FC693F"/>
     <w:rPr>
+      <w:rFonts w:eastAsia="黑体"/>
       <w:i/>
       <w:iCs/>
       <w:color w:themeColor="text1" w:themeTint="7F" w:val="808080"/>
@@ -3938,6 +4222,7 @@
     <w:qFormat/>
     <w:rsid w:val="00FC693F"/>
     <w:rPr>
+      <w:rFonts w:eastAsia="黑体"/>
       <w:b/>
       <w:bCs/>
       <w:i/>
@@ -3952,6 +4237,7 @@
     <w:qFormat/>
     <w:rsid w:val="00FC693F"/>
     <w:rPr>
+      <w:rFonts w:eastAsia="黑体"/>
       <w:smallCaps/>
       <w:color w:themeColor="accent2" w:val="C0504D"/>
       <w:u w:val="single"/>
@@ -3964,6 +4250,7 @@
     <w:qFormat/>
     <w:rsid w:val="00FC693F"/>
     <w:rPr>
+      <w:rFonts w:eastAsia="黑体"/>
       <w:b/>
       <w:bCs/>
       <w:smallCaps/>
@@ -3979,6 +4266,7 @@
     <w:qFormat/>
     <w:rsid w:val="00FC693F"/>
     <w:rPr>
+      <w:rFonts w:eastAsia="黑体"/>
       <w:b/>
       <w:bCs/>
       <w:smallCaps/>
@@ -4033,6 +4321,7 @@
       <w:spacing w:after="0" w:line="240" w:lineRule="auto"/>
     </w:pPr>
     <w:rPr>
+      <w:rFonts w:eastAsia="黑体"/>
       <w:color w:themeColor="text1" w:themeShade="BF" w:val="000000"/>
     </w:rPr>
     <w:tblPr>
@@ -4055,6 +4344,7 @@
         <w:spacing w:after="0" w:before="0" w:line="240" w:lineRule="auto"/>
       </w:pPr>
       <w:rPr>
+        <w:rFonts w:eastAsia="黑体"/>
         <w:b/>
         <w:bCs/>
       </w:rPr>
@@ -4075,6 +4365,7 @@
         <w:spacing w:after="0" w:before="0" w:line="240" w:lineRule="auto"/>
       </w:pPr>
       <w:rPr>
+        <w:rFonts w:eastAsia="黑体"/>
         <w:b/>
         <w:bCs/>
       </w:rPr>
@@ -4092,12 +4383,14 @@
     </w:tblStylePr>
     <w:tblStylePr w:type="firstCol">
       <w:rPr>
+        <w:rFonts w:eastAsia="黑体"/>
         <w:b/>
         <w:bCs/>
       </w:rPr>
     </w:tblStylePr>
     <w:tblStylePr w:type="lastCol">
       <w:rPr>
+        <w:rFonts w:eastAsia="黑体"/>
         <w:b/>
         <w:bCs/>
       </w:rPr>
@@ -4136,6 +4429,7 @@
       <w:spacing w:after="0" w:line="240" w:lineRule="auto"/>
     </w:pPr>
     <w:rPr>
+      <w:rFonts w:eastAsia="黑体"/>
       <w:color w:themeColor="accent1" w:themeShade="BF" w:val="365F91"/>
     </w:rPr>
     <w:tblPr>
@@ -4158,6 +4452,7 @@
         <w:spacing w:after="0" w:before="0" w:line="240" w:lineRule="auto"/>
       </w:pPr>
       <w:rPr>
+        <w:rFonts w:eastAsia="黑体"/>
         <w:b/>
         <w:bCs/>
       </w:rPr>
@@ -4178,6 +4473,7 @@
         <w:spacing w:after="0" w:before="0" w:line="240" w:lineRule="auto"/>
       </w:pPr>
       <w:rPr>
+        <w:rFonts w:eastAsia="黑体"/>
         <w:b/>
         <w:bCs/>
       </w:rPr>
@@ -4195,12 +4491,14 @@
     </w:tblStylePr>
     <w:tblStylePr w:type="firstCol">
       <w:rPr>
+        <w:rFonts w:eastAsia="黑体"/>
         <w:b/>
         <w:bCs/>
       </w:rPr>
     </w:tblStylePr>
     <w:tblStylePr w:type="lastCol">
       <w:rPr>
+        <w:rFonts w:eastAsia="黑体"/>
         <w:b/>
         <w:bCs/>
       </w:rPr>
@@ -4239,6 +4537,7 @@
       <w:spacing w:after="0" w:line="240" w:lineRule="auto"/>
     </w:pPr>
     <w:rPr>
+      <w:rFonts w:eastAsia="黑体"/>
       <w:color w:themeColor="accent2" w:themeShade="BF" w:val="943634"/>
     </w:rPr>
     <w:tblPr>
@@ -4261,6 +4560,7 @@
         <w:spacing w:after="0" w:before="0" w:line="240" w:lineRule="auto"/>
       </w:pPr>
       <w:rPr>
+        <w:rFonts w:eastAsia="黑体"/>
         <w:b/>
         <w:bCs/>
       </w:rPr>
@@ -4281,6 +4581,7 @@
         <w:spacing w:after="0" w:before="0" w:line="240" w:lineRule="auto"/>
       </w:pPr>
       <w:rPr>
+        <w:rFonts w:eastAsia="黑体"/>
         <w:b/>
         <w:bCs/>
       </w:rPr>
@@ -4298,12 +4599,14 @@
     </w:tblStylePr>
     <w:tblStylePr w:type="firstCol">
       <w:rPr>
+        <w:rFonts w:eastAsia="黑体"/>
         <w:b/>
         <w:bCs/>
       </w:rPr>
     </w:tblStylePr>
     <w:tblStylePr w:type="lastCol">
       <w:rPr>
+        <w:rFonts w:eastAsia="黑体"/>
         <w:b/>
         <w:bCs/>
       </w:rPr>
@@ -4342,6 +4645,7 @@
       <w:spacing w:after="0" w:line="240" w:lineRule="auto"/>
     </w:pPr>
     <w:rPr>
+      <w:rFonts w:eastAsia="黑体"/>
       <w:color w:themeColor="accent3" w:themeShade="BF" w:val="76923C"/>
     </w:rPr>
     <w:tblPr>
@@ -4364,6 +4668,7 @@
         <w:spacing w:after="0" w:before="0" w:line="240" w:lineRule="auto"/>
       </w:pPr>
       <w:rPr>
+        <w:rFonts w:eastAsia="黑体"/>
         <w:b/>
         <w:bCs/>
       </w:rPr>
@@ -4384,6 +4689,7 @@
         <w:spacing w:after="0" w:before="0" w:line="240" w:lineRule="auto"/>
       </w:pPr>
       <w:rPr>
+        <w:rFonts w:eastAsia="黑体"/>
         <w:b/>
         <w:bCs/>
       </w:rPr>
@@ -4401,12 +4707,14 @@
     </w:tblStylePr>
     <w:tblStylePr w:type="firstCol">
       <w:rPr>
+        <w:rFonts w:eastAsia="黑体"/>
         <w:b/>
         <w:bCs/>
       </w:rPr>
     </w:tblStylePr>
     <w:tblStylePr w:type="lastCol">
       <w:rPr>
+        <w:rFonts w:eastAsia="黑体"/>
         <w:b/>
         <w:bCs/>
       </w:rPr>
@@ -4445,6 +4753,7 @@
       <w:spacing w:after="0" w:line="240" w:lineRule="auto"/>
     </w:pPr>
     <w:rPr>
+      <w:rFonts w:eastAsia="黑体"/>
       <w:color w:themeColor="accent4" w:themeShade="BF" w:val="5F497A"/>
     </w:rPr>
     <w:tblPr>
@@ -4467,6 +4776,7 @@
         <w:spacing w:after="0" w:before="0" w:line="240" w:lineRule="auto"/>
       </w:pPr>
       <w:rPr>
+        <w:rFonts w:eastAsia="黑体"/>
         <w:b/>
         <w:bCs/>
       </w:rPr>
@@ -4487,6 +4797,7 @@
         <w:spacing w:after="0" w:before="0" w:line="240" w:lineRule="auto"/>
       </w:pPr>
       <w:rPr>
+        <w:rFonts w:eastAsia="黑体"/>
         <w:b/>
         <w:bCs/>
       </w:rPr>
@@ -4504,12 +4815,14 @@
     </w:tblStylePr>
     <w:tblStylePr w:type="firstCol">
       <w:rPr>
+        <w:rFonts w:eastAsia="黑体"/>
         <w:b/>
         <w:bCs/>
       </w:rPr>
     </w:tblStylePr>
     <w:tblStylePr w:type="lastCol">
       <w:rPr>
+        <w:rFonts w:eastAsia="黑体"/>
         <w:b/>
         <w:bCs/>
       </w:rPr>
@@ -4548,6 +4861,7 @@
       <w:spacing w:after="0" w:line="240" w:lineRule="auto"/>
     </w:pPr>
     <w:rPr>
+      <w:rFonts w:eastAsia="黑体"/>
       <w:color w:themeColor="accent5" w:themeShade="BF" w:val="31849B"/>
     </w:rPr>
     <w:tblPr>
@@ -4570,6 +4884,7 @@
         <w:spacing w:after="0" w:before="0" w:line="240" w:lineRule="auto"/>
       </w:pPr>
       <w:rPr>
+        <w:rFonts w:eastAsia="黑体"/>
         <w:b/>
         <w:bCs/>
       </w:rPr>
@@ -4590,6 +4905,7 @@
         <w:spacing w:after="0" w:before="0" w:line="240" w:lineRule="auto"/>
       </w:pPr>
       <w:rPr>
+        <w:rFonts w:eastAsia="黑体"/>
         <w:b/>
         <w:bCs/>
       </w:rPr>
@@ -4607,12 +4923,14 @@
     </w:tblStylePr>
     <w:tblStylePr w:type="firstCol">
       <w:rPr>
+        <w:rFonts w:eastAsia="黑体"/>
         <w:b/>
         <w:bCs/>
       </w:rPr>
     </w:tblStylePr>
     <w:tblStylePr w:type="lastCol">
       <w:rPr>
+        <w:rFonts w:eastAsia="黑体"/>
         <w:b/>
         <w:bCs/>
       </w:rPr>
@@ -4651,6 +4969,7 @@
       <w:spacing w:after="0" w:line="240" w:lineRule="auto"/>
     </w:pPr>
     <w:rPr>
+      <w:rFonts w:eastAsia="黑体"/>
       <w:color w:themeColor="accent6" w:themeShade="BF" w:val="E36C0A"/>
     </w:rPr>
     <w:tblPr>
@@ -4673,6 +4992,7 @@
         <w:spacing w:after="0" w:before="0" w:line="240" w:lineRule="auto"/>
       </w:pPr>
       <w:rPr>
+        <w:rFonts w:eastAsia="黑体"/>
         <w:b/>
         <w:bCs/>
       </w:rPr>
@@ -4693,6 +5013,7 @@
         <w:spacing w:after="0" w:before="0" w:line="240" w:lineRule="auto"/>
       </w:pPr>
       <w:rPr>
+        <w:rFonts w:eastAsia="黑体"/>
         <w:b/>
         <w:bCs/>
       </w:rPr>
@@ -4710,12 +5031,14 @@
     </w:tblStylePr>
     <w:tblStylePr w:type="firstCol">
       <w:rPr>
+        <w:rFonts w:eastAsia="黑体"/>
         <w:b/>
         <w:bCs/>
       </w:rPr>
     </w:tblStylePr>
     <w:tblStylePr w:type="lastCol">
       <w:rPr>
+        <w:rFonts w:eastAsia="黑体"/>
         <w:b/>
         <w:bCs/>
       </w:rPr>
@@ -4775,6 +5098,7 @@
         <w:spacing w:after="0" w:before="0" w:line="240" w:lineRule="auto"/>
       </w:pPr>
       <w:rPr>
+        <w:rFonts w:eastAsia="黑体"/>
         <w:b/>
         <w:bCs/>
         <w:color w:themeColor="background1" w:val="FFFFFF"/>
@@ -4789,6 +5113,7 @@
         <w:spacing w:after="0" w:before="0" w:line="240" w:lineRule="auto"/>
       </w:pPr>
       <w:rPr>
+        <w:rFonts w:eastAsia="黑体"/>
         <w:b/>
         <w:bCs/>
       </w:rPr>
@@ -4804,12 +5129,14 @@
     </w:tblStylePr>
     <w:tblStylePr w:type="firstCol">
       <w:rPr>
+        <w:rFonts w:eastAsia="黑体"/>
         <w:b/>
         <w:bCs/>
       </w:rPr>
     </w:tblStylePr>
     <w:tblStylePr w:type="lastCol">
       <w:rPr>
+        <w:rFonts w:eastAsia="黑体"/>
         <w:b/>
         <w:bCs/>
       </w:rPr>
@@ -4867,6 +5194,7 @@
         <w:spacing w:after="0" w:before="0" w:line="240" w:lineRule="auto"/>
       </w:pPr>
       <w:rPr>
+        <w:rFonts w:eastAsia="黑体"/>
         <w:b/>
         <w:bCs/>
         <w:color w:themeColor="background1" w:val="FFFFFF"/>
@@ -4881,6 +5209,7 @@
         <w:spacing w:after="0" w:before="0" w:line="240" w:lineRule="auto"/>
       </w:pPr>
       <w:rPr>
+        <w:rFonts w:eastAsia="黑体"/>
         <w:b/>
         <w:bCs/>
       </w:rPr>
@@ -4896,12 +5225,14 @@
     </w:tblStylePr>
     <w:tblStylePr w:type="firstCol">
       <w:rPr>
+        <w:rFonts w:eastAsia="黑体"/>
         <w:b/>
         <w:bCs/>
       </w:rPr>
     </w:tblStylePr>
     <w:tblStylePr w:type="lastCol">
       <w:rPr>
+        <w:rFonts w:eastAsia="黑体"/>
         <w:b/>
         <w:bCs/>
       </w:rPr>
@@ -4959,6 +5290,7 @@
         <w:spacing w:after="0" w:before="0" w:line="240" w:lineRule="auto"/>
       </w:pPr>
       <w:rPr>
+        <w:rFonts w:eastAsia="黑体"/>
         <w:b/>
         <w:bCs/>
         <w:color w:themeColor="background1" w:val="FFFFFF"/>
@@ -4973,6 +5305,7 @@
         <w:spacing w:after="0" w:before="0" w:line="240" w:lineRule="auto"/>
       </w:pPr>
       <w:rPr>
+        <w:rFonts w:eastAsia="黑体"/>
         <w:b/>
         <w:bCs/>
       </w:rPr>
@@ -4988,12 +5321,14 @@
     </w:tblStylePr>
     <w:tblStylePr w:type="firstCol">
       <w:rPr>
+        <w:rFonts w:eastAsia="黑体"/>
         <w:b/>
         <w:bCs/>
       </w:rPr>
     </w:tblStylePr>
     <w:tblStylePr w:type="lastCol">
       <w:rPr>
+        <w:rFonts w:eastAsia="黑体"/>
         <w:b/>
         <w:bCs/>
       </w:rPr>
@@ -5051,6 +5386,7 @@
         <w:spacing w:after="0" w:before="0" w:line="240" w:lineRule="auto"/>
       </w:pPr>
       <w:rPr>
+        <w:rFonts w:eastAsia="黑体"/>
         <w:b/>
         <w:bCs/>
         <w:color w:themeColor="background1" w:val="FFFFFF"/>
@@ -5065,6 +5401,7 @@
         <w:spacing w:after="0" w:before="0" w:line="240" w:lineRule="auto"/>
       </w:pPr>
       <w:rPr>
+        <w:rFonts w:eastAsia="黑体"/>
         <w:b/>
         <w:bCs/>
       </w:rPr>
@@ -5080,12 +5417,14 @@
     </w:tblStylePr>
     <w:tblStylePr w:type="firstCol">
       <w:rPr>
+        <w:rFonts w:eastAsia="黑体"/>
         <w:b/>
         <w:bCs/>
       </w:rPr>
     </w:tblStylePr>
     <w:tblStylePr w:type="lastCol">
       <w:rPr>
+        <w:rFonts w:eastAsia="黑体"/>
         <w:b/>
         <w:bCs/>
       </w:rPr>
@@ -5143,6 +5482,7 @@
         <w:spacing w:after="0" w:before="0" w:line="240" w:lineRule="auto"/>
       </w:pPr>
       <w:rPr>
+        <w:rFonts w:eastAsia="黑体"/>
         <w:b/>
         <w:bCs/>
         <w:color w:themeColor="background1" w:val="FFFFFF"/>
@@ -5157,6 +5497,7 @@
         <w:spacing w:after="0" w:before="0" w:line="240" w:lineRule="auto"/>
       </w:pPr>
       <w:rPr>
+        <w:rFonts w:eastAsia="黑体"/>
         <w:b/>
         <w:bCs/>
       </w:rPr>
@@ -5172,12 +5513,14 @@
     </w:tblStylePr>
     <w:tblStylePr w:type="firstCol">
       <w:rPr>
+        <w:rFonts w:eastAsia="黑体"/>
         <w:b/>
         <w:bCs/>
       </w:rPr>
     </w:tblStylePr>
     <w:tblStylePr w:type="lastCol">
       <w:rPr>
+        <w:rFonts w:eastAsia="黑体"/>
         <w:b/>
         <w:bCs/>
       </w:rPr>
@@ -5235,6 +5578,7 @@
         <w:spacing w:after="0" w:before="0" w:line="240" w:lineRule="auto"/>
       </w:pPr>
       <w:rPr>
+        <w:rFonts w:eastAsia="黑体"/>
         <w:b/>
         <w:bCs/>
         <w:color w:themeColor="background1" w:val="FFFFFF"/>
@@ -5249,6 +5593,7 @@
         <w:spacing w:after="0" w:before="0" w:line="240" w:lineRule="auto"/>
       </w:pPr>
       <w:rPr>
+        <w:rFonts w:eastAsia="黑体"/>
         <w:b/>
         <w:bCs/>
       </w:rPr>
@@ -5264,12 +5609,14 @@
     </w:tblStylePr>
     <w:tblStylePr w:type="firstCol">
       <w:rPr>
+        <w:rFonts w:eastAsia="黑体"/>
         <w:b/>
         <w:bCs/>
       </w:rPr>
     </w:tblStylePr>
     <w:tblStylePr w:type="lastCol">
       <w:rPr>
+        <w:rFonts w:eastAsia="黑体"/>
         <w:b/>
         <w:bCs/>
       </w:rPr>
@@ -5327,6 +5674,7 @@
         <w:spacing w:after="0" w:before="0" w:line="240" w:lineRule="auto"/>
       </w:pPr>
       <w:rPr>
+        <w:rFonts w:eastAsia="黑体"/>
         <w:b/>
         <w:bCs/>
         <w:color w:themeColor="background1" w:val="FFFFFF"/>
@@ -5341,6 +5689,7 @@
         <w:spacing w:after="0" w:before="0" w:line="240" w:lineRule="auto"/>
       </w:pPr>
       <w:rPr>
+        <w:rFonts w:eastAsia="黑体"/>
         <w:b/>
         <w:bCs/>
       </w:rPr>
@@ -5356,12 +5705,14 @@
     </w:tblStylePr>
     <w:tblStylePr w:type="firstCol">
       <w:rPr>
+        <w:rFonts w:eastAsia="黑体"/>
         <w:b/>
         <w:bCs/>
       </w:rPr>
     </w:tblStylePr>
     <w:tblStylePr w:type="lastCol">
       <w:rPr>
+        <w:rFonts w:eastAsia="黑体"/>
         <w:b/>
         <w:bCs/>
       </w:rPr>
@@ -5421,7 +5772,7 @@
         <w:spacing w:after="0" w:before="0" w:line="240" w:lineRule="auto"/>
       </w:pPr>
       <w:rPr>
-        <w:rFonts w:asciiTheme="majorHAnsi" w:cstheme="majorBidi" w:eastAsiaTheme="majorEastAsia" w:hAnsiTheme="majorHAnsi"/>
+        <w:rFonts w:asciiTheme="majorHAnsi" w:cstheme="majorBidi" w:hAnsiTheme="majorHAnsi" w:eastAsia="黑体"/>
         <w:b/>
         <w:bCs/>
       </w:rPr>
@@ -5442,7 +5793,7 @@
         <w:spacing w:after="0" w:before="0" w:line="240" w:lineRule="auto"/>
       </w:pPr>
       <w:rPr>
-        <w:rFonts w:asciiTheme="majorHAnsi" w:cstheme="majorBidi" w:eastAsiaTheme="majorEastAsia" w:hAnsiTheme="majorHAnsi"/>
+        <w:rFonts w:asciiTheme="majorHAnsi" w:cstheme="majorBidi" w:hAnsiTheme="majorHAnsi" w:eastAsia="黑体"/>
         <w:b/>
         <w:bCs/>
       </w:rPr>
@@ -5460,14 +5811,14 @@
     </w:tblStylePr>
     <w:tblStylePr w:type="firstCol">
       <w:rPr>
-        <w:rFonts w:asciiTheme="majorHAnsi" w:cstheme="majorBidi" w:eastAsiaTheme="majorEastAsia" w:hAnsiTheme="majorHAnsi"/>
+        <w:rFonts w:asciiTheme="majorHAnsi" w:cstheme="majorBidi" w:hAnsiTheme="majorHAnsi" w:eastAsia="黑体"/>
         <w:b/>
         <w:bCs/>
       </w:rPr>
     </w:tblStylePr>
     <w:tblStylePr w:type="lastCol">
       <w:rPr>
-        <w:rFonts w:asciiTheme="majorHAnsi" w:cstheme="majorBidi" w:eastAsiaTheme="majorEastAsia" w:hAnsiTheme="majorHAnsi"/>
+        <w:rFonts w:asciiTheme="majorHAnsi" w:cstheme="majorBidi" w:hAnsiTheme="majorHAnsi" w:eastAsia="黑体"/>
         <w:b/>
         <w:bCs/>
       </w:rPr>
@@ -5551,7 +5902,7 @@
         <w:spacing w:after="0" w:before="0" w:line="240" w:lineRule="auto"/>
       </w:pPr>
       <w:rPr>
-        <w:rFonts w:asciiTheme="majorHAnsi" w:cstheme="majorBidi" w:eastAsiaTheme="majorEastAsia" w:hAnsiTheme="majorHAnsi"/>
+        <w:rFonts w:asciiTheme="majorHAnsi" w:cstheme="majorBidi" w:hAnsiTheme="majorHAnsi" w:eastAsia="黑体"/>
         <w:b/>
         <w:bCs/>
       </w:rPr>
@@ -5572,7 +5923,7 @@
         <w:spacing w:after="0" w:before="0" w:line="240" w:lineRule="auto"/>
       </w:pPr>
       <w:rPr>
-        <w:rFonts w:asciiTheme="majorHAnsi" w:cstheme="majorBidi" w:eastAsiaTheme="majorEastAsia" w:hAnsiTheme="majorHAnsi"/>
+        <w:rFonts w:asciiTheme="majorHAnsi" w:cstheme="majorBidi" w:hAnsiTheme="majorHAnsi" w:eastAsia="黑体"/>
         <w:b/>
         <w:bCs/>
       </w:rPr>
@@ -5590,14 +5941,14 @@
     </w:tblStylePr>
     <w:tblStylePr w:type="firstCol">
       <w:rPr>
-        <w:rFonts w:asciiTheme="majorHAnsi" w:cstheme="majorBidi" w:eastAsiaTheme="majorEastAsia" w:hAnsiTheme="majorHAnsi"/>
+        <w:rFonts w:asciiTheme="majorHAnsi" w:cstheme="majorBidi" w:hAnsiTheme="majorHAnsi" w:eastAsia="黑体"/>
         <w:b/>
         <w:bCs/>
       </w:rPr>
     </w:tblStylePr>
     <w:tblStylePr w:type="lastCol">
       <w:rPr>
-        <w:rFonts w:asciiTheme="majorHAnsi" w:cstheme="majorBidi" w:eastAsiaTheme="majorEastAsia" w:hAnsiTheme="majorHAnsi"/>
+        <w:rFonts w:asciiTheme="majorHAnsi" w:cstheme="majorBidi" w:hAnsiTheme="majorHAnsi" w:eastAsia="黑体"/>
         <w:b/>
         <w:bCs/>
       </w:rPr>
@@ -5681,7 +6032,7 @@
         <w:spacing w:after="0" w:before="0" w:line="240" w:lineRule="auto"/>
       </w:pPr>
       <w:rPr>
-        <w:rFonts w:asciiTheme="majorHAnsi" w:cstheme="majorBidi" w:eastAsiaTheme="majorEastAsia" w:hAnsiTheme="majorHAnsi"/>
+        <w:rFonts w:asciiTheme="majorHAnsi" w:cstheme="majorBidi" w:hAnsiTheme="majorHAnsi" w:eastAsia="黑体"/>
         <w:b/>
         <w:bCs/>
       </w:rPr>
@@ -5702,7 +6053,7 @@
         <w:spacing w:after="0" w:before="0" w:line="240" w:lineRule="auto"/>
       </w:pPr>
       <w:rPr>
-        <w:rFonts w:asciiTheme="majorHAnsi" w:cstheme="majorBidi" w:eastAsiaTheme="majorEastAsia" w:hAnsiTheme="majorHAnsi"/>
+        <w:rFonts w:asciiTheme="majorHAnsi" w:cstheme="majorBidi" w:hAnsiTheme="majorHAnsi" w:eastAsia="黑体"/>
         <w:b/>
         <w:bCs/>
       </w:rPr>
@@ -5720,14 +6071,14 @@
     </w:tblStylePr>
     <w:tblStylePr w:type="firstCol">
       <w:rPr>
-        <w:rFonts w:asciiTheme="majorHAnsi" w:cstheme="majorBidi" w:eastAsiaTheme="majorEastAsia" w:hAnsiTheme="majorHAnsi"/>
+        <w:rFonts w:asciiTheme="majorHAnsi" w:cstheme="majorBidi" w:hAnsiTheme="majorHAnsi" w:eastAsia="黑体"/>
         <w:b/>
         <w:bCs/>
       </w:rPr>
     </w:tblStylePr>
     <w:tblStylePr w:type="lastCol">
       <w:rPr>
-        <w:rFonts w:asciiTheme="majorHAnsi" w:cstheme="majorBidi" w:eastAsiaTheme="majorEastAsia" w:hAnsiTheme="majorHAnsi"/>
+        <w:rFonts w:asciiTheme="majorHAnsi" w:cstheme="majorBidi" w:hAnsiTheme="majorHAnsi" w:eastAsia="黑体"/>
         <w:b/>
         <w:bCs/>
       </w:rPr>
@@ -5811,7 +6162,7 @@
         <w:spacing w:after="0" w:before="0" w:line="240" w:lineRule="auto"/>
       </w:pPr>
       <w:rPr>
-        <w:rFonts w:asciiTheme="majorHAnsi" w:cstheme="majorBidi" w:eastAsiaTheme="majorEastAsia" w:hAnsiTheme="majorHAnsi"/>
+        <w:rFonts w:asciiTheme="majorHAnsi" w:cstheme="majorBidi" w:hAnsiTheme="majorHAnsi" w:eastAsia="黑体"/>
         <w:b/>
         <w:bCs/>
       </w:rPr>
@@ -5832,7 +6183,7 @@
         <w:spacing w:after="0" w:before="0" w:line="240" w:lineRule="auto"/>
       </w:pPr>
       <w:rPr>
-        <w:rFonts w:asciiTheme="majorHAnsi" w:cstheme="majorBidi" w:eastAsiaTheme="majorEastAsia" w:hAnsiTheme="majorHAnsi"/>
+        <w:rFonts w:asciiTheme="majorHAnsi" w:cstheme="majorBidi" w:hAnsiTheme="majorHAnsi" w:eastAsia="黑体"/>
         <w:b/>
         <w:bCs/>
       </w:rPr>
@@ -5850,14 +6201,14 @@
     </w:tblStylePr>
     <w:tblStylePr w:type="firstCol">
       <w:rPr>
-        <w:rFonts w:asciiTheme="majorHAnsi" w:cstheme="majorBidi" w:eastAsiaTheme="majorEastAsia" w:hAnsiTheme="majorHAnsi"/>
+        <w:rFonts w:asciiTheme="majorHAnsi" w:cstheme="majorBidi" w:hAnsiTheme="majorHAnsi" w:eastAsia="黑体"/>
         <w:b/>
         <w:bCs/>
       </w:rPr>
     </w:tblStylePr>
     <w:tblStylePr w:type="lastCol">
       <w:rPr>
-        <w:rFonts w:asciiTheme="majorHAnsi" w:cstheme="majorBidi" w:eastAsiaTheme="majorEastAsia" w:hAnsiTheme="majorHAnsi"/>
+        <w:rFonts w:asciiTheme="majorHAnsi" w:cstheme="majorBidi" w:hAnsiTheme="majorHAnsi" w:eastAsia="黑体"/>
         <w:b/>
         <w:bCs/>
       </w:rPr>
@@ -5941,7 +6292,7 @@
         <w:spacing w:after="0" w:before="0" w:line="240" w:lineRule="auto"/>
       </w:pPr>
       <w:rPr>
-        <w:rFonts w:asciiTheme="majorHAnsi" w:cstheme="majorBidi" w:eastAsiaTheme="majorEastAsia" w:hAnsiTheme="majorHAnsi"/>
+        <w:rFonts w:asciiTheme="majorHAnsi" w:cstheme="majorBidi" w:hAnsiTheme="majorHAnsi" w:eastAsia="黑体"/>
         <w:b/>
         <w:bCs/>
       </w:rPr>
@@ -5962,7 +6313,7 @@
         <w:spacing w:after="0" w:before="0" w:line="240" w:lineRule="auto"/>
       </w:pPr>
       <w:rPr>
-        <w:rFonts w:asciiTheme="majorHAnsi" w:cstheme="majorBidi" w:eastAsiaTheme="majorEastAsia" w:hAnsiTheme="majorHAnsi"/>
+        <w:rFonts w:asciiTheme="majorHAnsi" w:cstheme="majorBidi" w:hAnsiTheme="majorHAnsi" w:eastAsia="黑体"/>
         <w:b/>
         <w:bCs/>
       </w:rPr>
@@ -5980,14 +6331,14 @@
     </w:tblStylePr>
     <w:tblStylePr w:type="firstCol">
       <w:rPr>
-        <w:rFonts w:asciiTheme="majorHAnsi" w:cstheme="majorBidi" w:eastAsiaTheme="majorEastAsia" w:hAnsiTheme="majorHAnsi"/>
+        <w:rFonts w:asciiTheme="majorHAnsi" w:cstheme="majorBidi" w:hAnsiTheme="majorHAnsi" w:eastAsia="黑体"/>
         <w:b/>
         <w:bCs/>
       </w:rPr>
     </w:tblStylePr>
     <w:tblStylePr w:type="lastCol">
       <w:rPr>
-        <w:rFonts w:asciiTheme="majorHAnsi" w:cstheme="majorBidi" w:eastAsiaTheme="majorEastAsia" w:hAnsiTheme="majorHAnsi"/>
+        <w:rFonts w:asciiTheme="majorHAnsi" w:cstheme="majorBidi" w:hAnsiTheme="majorHAnsi" w:eastAsia="黑体"/>
         <w:b/>
         <w:bCs/>
       </w:rPr>
@@ -6071,7 +6422,7 @@
         <w:spacing w:after="0" w:before="0" w:line="240" w:lineRule="auto"/>
       </w:pPr>
       <w:rPr>
-        <w:rFonts w:asciiTheme="majorHAnsi" w:cstheme="majorBidi" w:eastAsiaTheme="majorEastAsia" w:hAnsiTheme="majorHAnsi"/>
+        <w:rFonts w:asciiTheme="majorHAnsi" w:cstheme="majorBidi" w:hAnsiTheme="majorHAnsi" w:eastAsia="黑体"/>
         <w:b/>
         <w:bCs/>
       </w:rPr>
@@ -6092,7 +6443,7 @@
         <w:spacing w:after="0" w:before="0" w:line="240" w:lineRule="auto"/>
       </w:pPr>
       <w:rPr>
-        <w:rFonts w:asciiTheme="majorHAnsi" w:cstheme="majorBidi" w:eastAsiaTheme="majorEastAsia" w:hAnsiTheme="majorHAnsi"/>
+        <w:rFonts w:asciiTheme="majorHAnsi" w:cstheme="majorBidi" w:hAnsiTheme="majorHAnsi" w:eastAsia="黑体"/>
         <w:b/>
         <w:bCs/>
       </w:rPr>
@@ -6110,14 +6461,14 @@
     </w:tblStylePr>
     <w:tblStylePr w:type="firstCol">
       <w:rPr>
-        <w:rFonts w:asciiTheme="majorHAnsi" w:cstheme="majorBidi" w:eastAsiaTheme="majorEastAsia" w:hAnsiTheme="majorHAnsi"/>
+        <w:rFonts w:asciiTheme="majorHAnsi" w:cstheme="majorBidi" w:hAnsiTheme="majorHAnsi" w:eastAsia="黑体"/>
         <w:b/>
         <w:bCs/>
       </w:rPr>
     </w:tblStylePr>
     <w:tblStylePr w:type="lastCol">
       <w:rPr>
-        <w:rFonts w:asciiTheme="majorHAnsi" w:cstheme="majorBidi" w:eastAsiaTheme="majorEastAsia" w:hAnsiTheme="majorHAnsi"/>
+        <w:rFonts w:asciiTheme="majorHAnsi" w:cstheme="majorBidi" w:hAnsiTheme="majorHAnsi" w:eastAsia="黑体"/>
         <w:b/>
         <w:bCs/>
       </w:rPr>
@@ -6201,7 +6552,7 @@
         <w:spacing w:after="0" w:before="0" w:line="240" w:lineRule="auto"/>
       </w:pPr>
       <w:rPr>
-        <w:rFonts w:asciiTheme="majorHAnsi" w:cstheme="majorBidi" w:eastAsiaTheme="majorEastAsia" w:hAnsiTheme="majorHAnsi"/>
+        <w:rFonts w:asciiTheme="majorHAnsi" w:cstheme="majorBidi" w:hAnsiTheme="majorHAnsi" w:eastAsia="黑体"/>
         <w:b/>
         <w:bCs/>
       </w:rPr>
@@ -6222,7 +6573,7 @@
         <w:spacing w:after="0" w:before="0" w:line="240" w:lineRule="auto"/>
       </w:pPr>
       <w:rPr>
-        <w:rFonts w:asciiTheme="majorHAnsi" w:cstheme="majorBidi" w:eastAsiaTheme="majorEastAsia" w:hAnsiTheme="majorHAnsi"/>
+        <w:rFonts w:asciiTheme="majorHAnsi" w:cstheme="majorBidi" w:hAnsiTheme="majorHAnsi" w:eastAsia="黑体"/>
         <w:b/>
         <w:bCs/>
       </w:rPr>
@@ -6240,14 +6591,14 @@
     </w:tblStylePr>
     <w:tblStylePr w:type="firstCol">
       <w:rPr>
-        <w:rFonts w:asciiTheme="majorHAnsi" w:cstheme="majorBidi" w:eastAsiaTheme="majorEastAsia" w:hAnsiTheme="majorHAnsi"/>
+        <w:rFonts w:asciiTheme="majorHAnsi" w:cstheme="majorBidi" w:hAnsiTheme="majorHAnsi" w:eastAsia="黑体"/>
         <w:b/>
         <w:bCs/>
       </w:rPr>
     </w:tblStylePr>
     <w:tblStylePr w:type="lastCol">
       <w:rPr>
-        <w:rFonts w:asciiTheme="majorHAnsi" w:cstheme="majorBidi" w:eastAsiaTheme="majorEastAsia" w:hAnsiTheme="majorHAnsi"/>
+        <w:rFonts w:asciiTheme="majorHAnsi" w:cstheme="majorBidi" w:hAnsiTheme="majorHAnsi" w:eastAsia="黑体"/>
         <w:b/>
         <w:bCs/>
       </w:rPr>
@@ -6330,6 +6681,7 @@
         <w:spacing w:after="0" w:before="0" w:line="240" w:lineRule="auto"/>
       </w:pPr>
       <w:rPr>
+        <w:rFonts w:eastAsia="黑体"/>
         <w:b/>
         <w:bCs/>
         <w:color w:themeColor="background1" w:val="FFFFFF"/>
@@ -6352,6 +6704,7 @@
         <w:spacing w:after="0" w:before="0" w:line="240" w:lineRule="auto"/>
       </w:pPr>
       <w:rPr>
+        <w:rFonts w:eastAsia="黑体"/>
         <w:b/>
         <w:bCs/>
       </w:rPr>
@@ -6369,12 +6722,14 @@
     </w:tblStylePr>
     <w:tblStylePr w:type="firstCol">
       <w:rPr>
+        <w:rFonts w:eastAsia="黑体"/>
         <w:b/>
         <w:bCs/>
       </w:rPr>
     </w:tblStylePr>
     <w:tblStylePr w:type="lastCol">
       <w:rPr>
+        <w:rFonts w:eastAsia="黑体"/>
         <w:b/>
         <w:bCs/>
       </w:rPr>
@@ -6436,6 +6791,7 @@
         <w:spacing w:after="0" w:before="0" w:line="240" w:lineRule="auto"/>
       </w:pPr>
       <w:rPr>
+        <w:rFonts w:eastAsia="黑体"/>
         <w:b/>
         <w:bCs/>
         <w:color w:themeColor="background1" w:val="FFFFFF"/>
@@ -6458,6 +6814,7 @@
         <w:spacing w:after="0" w:before="0" w:line="240" w:lineRule="auto"/>
       </w:pPr>
       <w:rPr>
+        <w:rFonts w:eastAsia="黑体"/>
         <w:b/>
         <w:bCs/>
       </w:rPr>
@@ -6475,12 +6832,14 @@
     </w:tblStylePr>
     <w:tblStylePr w:type="firstCol">
       <w:rPr>
+        <w:rFonts w:eastAsia="黑体"/>
         <w:b/>
         <w:bCs/>
       </w:rPr>
     </w:tblStylePr>
     <w:tblStylePr w:type="lastCol">
       <w:rPr>
+        <w:rFonts w:eastAsia="黑体"/>
         <w:b/>
         <w:bCs/>
       </w:rPr>
@@ -6542,6 +6901,7 @@
         <w:spacing w:after="0" w:before="0" w:line="240" w:lineRule="auto"/>
       </w:pPr>
       <w:rPr>
+        <w:rFonts w:eastAsia="黑体"/>
         <w:b/>
         <w:bCs/>
         <w:color w:themeColor="background1" w:val="FFFFFF"/>
@@ -6564,6 +6924,7 @@
         <w:spacing w:after="0" w:before="0" w:line="240" w:lineRule="auto"/>
       </w:pPr>
       <w:rPr>
+        <w:rFonts w:eastAsia="黑体"/>
         <w:b/>
         <w:bCs/>
       </w:rPr>
@@ -6581,12 +6942,14 @@
     </w:tblStylePr>
     <w:tblStylePr w:type="firstCol">
       <w:rPr>
+        <w:rFonts w:eastAsia="黑体"/>
         <w:b/>
         <w:bCs/>
       </w:rPr>
     </w:tblStylePr>
     <w:tblStylePr w:type="lastCol">
       <w:rPr>
+        <w:rFonts w:eastAsia="黑体"/>
         <w:b/>
         <w:bCs/>
       </w:rPr>
@@ -6648,6 +7011,7 @@
         <w:spacing w:after="0" w:before="0" w:line="240" w:lineRule="auto"/>
       </w:pPr>
       <w:rPr>
+        <w:rFonts w:eastAsia="黑体"/>
         <w:b/>
         <w:bCs/>
         <w:color w:themeColor="background1" w:val="FFFFFF"/>
@@ -6670,6 +7034,7 @@
         <w:spacing w:after="0" w:before="0" w:line="240" w:lineRule="auto"/>
       </w:pPr>
       <w:rPr>
+        <w:rFonts w:eastAsia="黑体"/>
         <w:b/>
         <w:bCs/>
       </w:rPr>
@@ -6687,12 +7052,14 @@
     </w:tblStylePr>
     <w:tblStylePr w:type="firstCol">
       <w:rPr>
+        <w:rFonts w:eastAsia="黑体"/>
         <w:b/>
         <w:bCs/>
       </w:rPr>
     </w:tblStylePr>
     <w:tblStylePr w:type="lastCol">
       <w:rPr>
+        <w:rFonts w:eastAsia="黑体"/>
         <w:b/>
         <w:bCs/>
       </w:rPr>
@@ -6754,6 +7121,7 @@
         <w:spacing w:after="0" w:before="0" w:line="240" w:lineRule="auto"/>
       </w:pPr>
       <w:rPr>
+        <w:rFonts w:eastAsia="黑体"/>
         <w:b/>
         <w:bCs/>
         <w:color w:themeColor="background1" w:val="FFFFFF"/>
@@ -6776,6 +7144,7 @@
         <w:spacing w:after="0" w:before="0" w:line="240" w:lineRule="auto"/>
       </w:pPr>
       <w:rPr>
+        <w:rFonts w:eastAsia="黑体"/>
         <w:b/>
         <w:bCs/>
       </w:rPr>
@@ -6793,12 +7162,14 @@
     </w:tblStylePr>
     <w:tblStylePr w:type="firstCol">
       <w:rPr>
+        <w:rFonts w:eastAsia="黑体"/>
         <w:b/>
         <w:bCs/>
       </w:rPr>
     </w:tblStylePr>
     <w:tblStylePr w:type="lastCol">
       <w:rPr>
+        <w:rFonts w:eastAsia="黑体"/>
         <w:b/>
         <w:bCs/>
       </w:rPr>
@@ -6860,6 +7231,7 @@
         <w:spacing w:after="0" w:before="0" w:line="240" w:lineRule="auto"/>
       </w:pPr>
       <w:rPr>
+        <w:rFonts w:eastAsia="黑体"/>
         <w:b/>
         <w:bCs/>
         <w:color w:themeColor="background1" w:val="FFFFFF"/>
@@ -6882,6 +7254,7 @@
         <w:spacing w:after="0" w:before="0" w:line="240" w:lineRule="auto"/>
       </w:pPr>
       <w:rPr>
+        <w:rFonts w:eastAsia="黑体"/>
         <w:b/>
         <w:bCs/>
       </w:rPr>
@@ -6899,12 +7272,14 @@
     </w:tblStylePr>
     <w:tblStylePr w:type="firstCol">
       <w:rPr>
+        <w:rFonts w:eastAsia="黑体"/>
         <w:b/>
         <w:bCs/>
       </w:rPr>
     </w:tblStylePr>
     <w:tblStylePr w:type="lastCol">
       <w:rPr>
+        <w:rFonts w:eastAsia="黑体"/>
         <w:b/>
         <w:bCs/>
       </w:rPr>
@@ -6966,6 +7341,7 @@
         <w:spacing w:after="0" w:before="0" w:line="240" w:lineRule="auto"/>
       </w:pPr>
       <w:rPr>
+        <w:rFonts w:eastAsia="黑体"/>
         <w:b/>
         <w:bCs/>
         <w:color w:themeColor="background1" w:val="FFFFFF"/>
@@ -6988,6 +7364,7 @@
         <w:spacing w:after="0" w:before="0" w:line="240" w:lineRule="auto"/>
       </w:pPr>
       <w:rPr>
+        <w:rFonts w:eastAsia="黑体"/>
         <w:b/>
         <w:bCs/>
       </w:rPr>
@@ -7005,12 +7382,14 @@
     </w:tblStylePr>
     <w:tblStylePr w:type="firstCol">
       <w:rPr>
+        <w:rFonts w:eastAsia="黑体"/>
         <w:b/>
         <w:bCs/>
       </w:rPr>
     </w:tblStylePr>
     <w:tblStylePr w:type="lastCol">
       <w:rPr>
+        <w:rFonts w:eastAsia="黑体"/>
         <w:b/>
         <w:bCs/>
       </w:rPr>
@@ -7069,6 +7448,7 @@
         <w:spacing w:after="0" w:before="0" w:line="240" w:lineRule="auto"/>
       </w:pPr>
       <w:rPr>
+        <w:rFonts w:eastAsia="黑体"/>
         <w:b/>
         <w:bCs/>
         <w:color w:themeColor="background1" w:val="FFFFFF"/>
@@ -7091,6 +7471,7 @@
         <w:spacing w:after="0" w:before="0" w:line="240" w:lineRule="auto"/>
       </w:pPr>
       <w:rPr>
+        <w:rFonts w:eastAsia="黑体"/>
         <w:color w:val="auto"/>
       </w:rPr>
       <w:tblPr/>
@@ -7108,6 +7489,7 @@
     </w:tblStylePr>
     <w:tblStylePr w:type="firstCol">
       <w:rPr>
+        <w:rFonts w:eastAsia="黑体"/>
         <w:b/>
         <w:bCs/>
         <w:color w:themeColor="background1" w:val="FFFFFF"/>
@@ -7127,6 +7509,7 @@
     </w:tblStylePr>
     <w:tblStylePr w:type="lastCol">
       <w:rPr>
+        <w:rFonts w:eastAsia="黑体"/>
         <w:b/>
         <w:bCs/>
         <w:color w:themeColor="background1" w:val="FFFFFF"/>
@@ -7175,6 +7558,7 @@
     </w:tblStylePr>
     <w:tblStylePr w:type="nwCell">
       <w:rPr>
+        <w:rFonts w:eastAsia="黑体"/>
         <w:color w:themeColor="background1" w:val="FFFFFF"/>
       </w:rPr>
       <w:tblPr/>
@@ -7218,6 +7602,7 @@
         <w:spacing w:after="0" w:before="0" w:line="240" w:lineRule="auto"/>
       </w:pPr>
       <w:rPr>
+        <w:rFonts w:eastAsia="黑体"/>
         <w:b/>
         <w:bCs/>
         <w:color w:themeColor="background1" w:val="FFFFFF"/>
@@ -7240,6 +7625,7 @@
         <w:spacing w:after="0" w:before="0" w:line="240" w:lineRule="auto"/>
       </w:pPr>
       <w:rPr>
+        <w:rFonts w:eastAsia="黑体"/>
         <w:color w:val="auto"/>
       </w:rPr>
       <w:tblPr/>
@@ -7257,6 +7643,7 @@
     </w:tblStylePr>
     <w:tblStylePr w:type="firstCol">
       <w:rPr>
+        <w:rFonts w:eastAsia="黑体"/>
         <w:b/>
         <w:bCs/>
         <w:color w:themeColor="background1" w:val="FFFFFF"/>
@@ -7276,6 +7663,7 @@
     </w:tblStylePr>
     <w:tblStylePr w:type="lastCol">
       <w:rPr>
+        <w:rFonts w:eastAsia="黑体"/>
         <w:b/>
         <w:bCs/>
         <w:color w:themeColor="background1" w:val="FFFFFF"/>
@@ -7324,6 +7712,7 @@
     </w:tblStylePr>
     <w:tblStylePr w:type="nwCell">
       <w:rPr>
+        <w:rFonts w:eastAsia="黑体"/>
         <w:color w:themeColor="background1" w:val="FFFFFF"/>
       </w:rPr>
       <w:tblPr/>
@@ -7367,6 +7756,7 @@
         <w:spacing w:after="0" w:before="0" w:line="240" w:lineRule="auto"/>
       </w:pPr>
       <w:rPr>
+        <w:rFonts w:eastAsia="黑体"/>
         <w:b/>
         <w:bCs/>
         <w:color w:themeColor="background1" w:val="FFFFFF"/>
@@ -7389,6 +7779,7 @@
         <w:spacing w:after="0" w:before="0" w:line="240" w:lineRule="auto"/>
       </w:pPr>
       <w:rPr>
+        <w:rFonts w:eastAsia="黑体"/>
         <w:color w:val="auto"/>
       </w:rPr>
       <w:tblPr/>
@@ -7406,6 +7797,7 @@
     </w:tblStylePr>
     <w:tblStylePr w:type="firstCol">
       <w:rPr>
+        <w:rFonts w:eastAsia="黑体"/>
         <w:b/>
         <w:bCs/>
         <w:color w:themeColor="background1" w:val="FFFFFF"/>
@@ -7425,6 +7817,7 @@
     </w:tblStylePr>
     <w:tblStylePr w:type="lastCol">
       <w:rPr>
+        <w:rFonts w:eastAsia="黑体"/>
         <w:b/>
         <w:bCs/>
         <w:color w:themeColor="background1" w:val="FFFFFF"/>
@@ -7473,6 +7866,7 @@
     </w:tblStylePr>
     <w:tblStylePr w:type="nwCell">
       <w:rPr>
+        <w:rFonts w:eastAsia="黑体"/>
         <w:color w:themeColor="background1" w:val="FFFFFF"/>
       </w:rPr>
       <w:tblPr/>
@@ -7516,6 +7910,7 @@
         <w:spacing w:after="0" w:before="0" w:line="240" w:lineRule="auto"/>
       </w:pPr>
       <w:rPr>
+        <w:rFonts w:eastAsia="黑体"/>
         <w:b/>
         <w:bCs/>
         <w:color w:themeColor="background1" w:val="FFFFFF"/>
@@ -7538,6 +7933,7 @@
         <w:spacing w:after="0" w:before="0" w:line="240" w:lineRule="auto"/>
       </w:pPr>
       <w:rPr>
+        <w:rFonts w:eastAsia="黑体"/>
         <w:color w:val="auto"/>
       </w:rPr>
       <w:tblPr/>
@@ -7555,6 +7951,7 @@
     </w:tblStylePr>
     <w:tblStylePr w:type="firstCol">
       <w:rPr>
+        <w:rFonts w:eastAsia="黑体"/>
         <w:b/>
         <w:bCs/>
         <w:color w:themeColor="background1" w:val="FFFFFF"/>
@@ -7574,6 +7971,7 @@
     </w:tblStylePr>
     <w:tblStylePr w:type="lastCol">
       <w:rPr>
+        <w:rFonts w:eastAsia="黑体"/>
         <w:b/>
         <w:bCs/>
         <w:color w:themeColor="background1" w:val="FFFFFF"/>
@@ -7622,6 +8020,7 @@
     </w:tblStylePr>
     <w:tblStylePr w:type="nwCell">
       <w:rPr>
+        <w:rFonts w:eastAsia="黑体"/>
         <w:color w:themeColor="background1" w:val="FFFFFF"/>
       </w:rPr>
       <w:tblPr/>
@@ -7665,6 +8064,7 @@
         <w:spacing w:after="0" w:before="0" w:line="240" w:lineRule="auto"/>
       </w:pPr>
       <w:rPr>
+        <w:rFonts w:eastAsia="黑体"/>
         <w:b/>
         <w:bCs/>
         <w:color w:themeColor="background1" w:val="FFFFFF"/>
@@ -7687,6 +8087,7 @@
         <w:spacing w:after="0" w:before="0" w:line="240" w:lineRule="auto"/>
       </w:pPr>
       <w:rPr>
+        <w:rFonts w:eastAsia="黑体"/>
         <w:color w:val="auto"/>
       </w:rPr>
       <w:tblPr/>
@@ -7704,6 +8105,7 @@
     </w:tblStylePr>
     <w:tblStylePr w:type="firstCol">
       <w:rPr>
+        <w:rFonts w:eastAsia="黑体"/>
         <w:b/>
         <w:bCs/>
         <w:color w:themeColor="background1" w:val="FFFFFF"/>
@@ -7723,6 +8125,7 @@
     </w:tblStylePr>
     <w:tblStylePr w:type="lastCol">
       <w:rPr>
+        <w:rFonts w:eastAsia="黑体"/>
         <w:b/>
         <w:bCs/>
         <w:color w:themeColor="background1" w:val="FFFFFF"/>
@@ -7771,6 +8174,7 @@
     </w:tblStylePr>
     <w:tblStylePr w:type="nwCell">
       <w:rPr>
+        <w:rFonts w:eastAsia="黑体"/>
         <w:color w:themeColor="background1" w:val="FFFFFF"/>
       </w:rPr>
       <w:tblPr/>
@@ -7814,6 +8218,7 @@
         <w:spacing w:after="0" w:before="0" w:line="240" w:lineRule="auto"/>
       </w:pPr>
       <w:rPr>
+        <w:rFonts w:eastAsia="黑体"/>
         <w:b/>
         <w:bCs/>
         <w:color w:themeColor="background1" w:val="FFFFFF"/>
@@ -7836,6 +8241,7 @@
         <w:spacing w:after="0" w:before="0" w:line="240" w:lineRule="auto"/>
       </w:pPr>
       <w:rPr>
+        <w:rFonts w:eastAsia="黑体"/>
         <w:color w:val="auto"/>
       </w:rPr>
       <w:tblPr/>
@@ -7853,6 +8259,7 @@
     </w:tblStylePr>
     <w:tblStylePr w:type="firstCol">
       <w:rPr>
+        <w:rFonts w:eastAsia="黑体"/>
         <w:b/>
         <w:bCs/>
         <w:color w:themeColor="background1" w:val="FFFFFF"/>
@@ -7872,6 +8279,7 @@
     </w:tblStylePr>
     <w:tblStylePr w:type="lastCol">
       <w:rPr>
+        <w:rFonts w:eastAsia="黑体"/>
         <w:b/>
         <w:bCs/>
         <w:color w:themeColor="background1" w:val="FFFFFF"/>
@@ -7920,6 +8328,7 @@
     </w:tblStylePr>
     <w:tblStylePr w:type="nwCell">
       <w:rPr>
+        <w:rFonts w:eastAsia="黑体"/>
         <w:color w:themeColor="background1" w:val="FFFFFF"/>
       </w:rPr>
       <w:tblPr/>
@@ -7963,6 +8372,7 @@
         <w:spacing w:after="0" w:before="0" w:line="240" w:lineRule="auto"/>
       </w:pPr>
       <w:rPr>
+        <w:rFonts w:eastAsia="黑体"/>
         <w:b/>
         <w:bCs/>
         <w:color w:themeColor="background1" w:val="FFFFFF"/>
@@ -7985,6 +8395,7 @@
         <w:spacing w:after="0" w:before="0" w:line="240" w:lineRule="auto"/>
       </w:pPr>
       <w:rPr>
+        <w:rFonts w:eastAsia="黑体"/>
         <w:color w:val="auto"/>
       </w:rPr>
       <w:tblPr/>
@@ -8002,6 +8413,7 @@
     </w:tblStylePr>
     <w:tblStylePr w:type="firstCol">
       <w:rPr>
+        <w:rFonts w:eastAsia="黑体"/>
         <w:b/>
         <w:bCs/>
         <w:color w:themeColor="background1" w:val="FFFFFF"/>
@@ -8021,6 +8433,7 @@
     </w:tblStylePr>
     <w:tblStylePr w:type="lastCol">
       <w:rPr>
+        <w:rFonts w:eastAsia="黑体"/>
         <w:b/>
         <w:bCs/>
         <w:color w:themeColor="background1" w:val="FFFFFF"/>
@@ -8069,6 +8482,7 @@
     </w:tblStylePr>
     <w:tblStylePr w:type="nwCell">
       <w:rPr>
+        <w:rFonts w:eastAsia="黑体"/>
         <w:color w:themeColor="background1" w:val="FFFFFF"/>
       </w:rPr>
       <w:tblPr/>
@@ -8093,6 +8507,7 @@
       <w:spacing w:after="0" w:line="240" w:lineRule="auto"/>
     </w:pPr>
     <w:rPr>
+      <w:rFonts w:eastAsia="黑体"/>
       <w:color w:themeColor="text1" w:val="000000"/>
     </w:rPr>
     <w:tblPr>
@@ -8112,7 +8527,7 @@
     </w:tblPr>
     <w:tblStylePr w:type="firstRow">
       <w:rPr>
-        <w:rFonts w:asciiTheme="majorHAnsi" w:cstheme="majorBidi" w:eastAsiaTheme="majorEastAsia" w:hAnsiTheme="majorHAnsi"/>
+        <w:rFonts w:asciiTheme="majorHAnsi" w:cstheme="majorBidi" w:hAnsiTheme="majorHAnsi" w:eastAsia="黑体"/>
       </w:rPr>
       <w:tblPr/>
       <w:tcPr>
@@ -8124,6 +8539,7 @@
     </w:tblStylePr>
     <w:tblStylePr w:type="lastRow">
       <w:rPr>
+        <w:rFonts w:eastAsia="黑体"/>
         <w:b/>
         <w:bCs/>
         <w:color w:themeColor="text2" w:val="1F497D"/>
@@ -8138,12 +8554,14 @@
     </w:tblStylePr>
     <w:tblStylePr w:type="firstCol">
       <w:rPr>
+        <w:rFonts w:eastAsia="黑体"/>
         <w:b/>
         <w:bCs/>
       </w:rPr>
     </w:tblStylePr>
     <w:tblStylePr w:type="lastCol">
       <w:rPr>
+        <w:rFonts w:eastAsia="黑体"/>
         <w:b/>
         <w:bCs/>
       </w:rPr>
@@ -8177,6 +8595,7 @@
       <w:spacing w:after="0" w:line="240" w:lineRule="auto"/>
     </w:pPr>
     <w:rPr>
+      <w:rFonts w:eastAsia="黑体"/>
       <w:color w:themeColor="text1" w:val="000000"/>
     </w:rPr>
     <w:tblPr>
@@ -8196,7 +8615,7 @@
     </w:tblPr>
     <w:tblStylePr w:type="firstRow">
       <w:rPr>
-        <w:rFonts w:asciiTheme="majorHAnsi" w:cstheme="majorBidi" w:eastAsiaTheme="majorEastAsia" w:hAnsiTheme="majorHAnsi"/>
+        <w:rFonts w:asciiTheme="majorHAnsi" w:cstheme="majorBidi" w:hAnsiTheme="majorHAnsi" w:eastAsia="黑体"/>
       </w:rPr>
       <w:tblPr/>
       <w:tcPr>
@@ -8208,6 +8627,7 @@
     </w:tblStylePr>
     <w:tblStylePr w:type="lastRow">
       <w:rPr>
+        <w:rFonts w:eastAsia="黑体"/>
         <w:b/>
         <w:bCs/>
         <w:color w:themeColor="text2" w:val="1F497D"/>
@@ -8222,12 +8642,14 @@
     </w:tblStylePr>
     <w:tblStylePr w:type="firstCol">
       <w:rPr>
+        <w:rFonts w:eastAsia="黑体"/>
         <w:b/>
         <w:bCs/>
       </w:rPr>
     </w:tblStylePr>
     <w:tblStylePr w:type="lastCol">
       <w:rPr>
+        <w:rFonts w:eastAsia="黑体"/>
         <w:b/>
         <w:bCs/>
       </w:rPr>
@@ -8261,6 +8683,7 @@
       <w:spacing w:after="0" w:line="240" w:lineRule="auto"/>
     </w:pPr>
     <w:rPr>
+      <w:rFonts w:eastAsia="黑体"/>
       <w:color w:themeColor="text1" w:val="000000"/>
     </w:rPr>
     <w:tblPr>
@@ -8280,7 +8703,7 @@
     </w:tblPr>
     <w:tblStylePr w:type="firstRow">
       <w:rPr>
-        <w:rFonts w:asciiTheme="majorHAnsi" w:cstheme="majorBidi" w:eastAsiaTheme="majorEastAsia" w:hAnsiTheme="majorHAnsi"/>
+        <w:rFonts w:asciiTheme="majorHAnsi" w:cstheme="majorBidi" w:hAnsiTheme="majorHAnsi" w:eastAsia="黑体"/>
       </w:rPr>
       <w:tblPr/>
       <w:tcPr>
@@ -8292,6 +8715,7 @@
     </w:tblStylePr>
     <w:tblStylePr w:type="lastRow">
       <w:rPr>
+        <w:rFonts w:eastAsia="黑体"/>
         <w:b/>
         <w:bCs/>
         <w:color w:themeColor="text2" w:val="1F497D"/>
@@ -8306,12 +8730,14 @@
     </w:tblStylePr>
     <w:tblStylePr w:type="firstCol">
       <w:rPr>
+        <w:rFonts w:eastAsia="黑体"/>
         <w:b/>
         <w:bCs/>
       </w:rPr>
     </w:tblStylePr>
     <w:tblStylePr w:type="lastCol">
       <w:rPr>
+        <w:rFonts w:eastAsia="黑体"/>
         <w:b/>
         <w:bCs/>
       </w:rPr>
@@ -8345,6 +8771,7 @@
       <w:spacing w:after="0" w:line="240" w:lineRule="auto"/>
     </w:pPr>
     <w:rPr>
+      <w:rFonts w:eastAsia="黑体"/>
       <w:color w:themeColor="text1" w:val="000000"/>
     </w:rPr>
     <w:tblPr>
@@ -8364,7 +8791,7 @@
     </w:tblPr>
     <w:tblStylePr w:type="firstRow">
       <w:rPr>
-        <w:rFonts w:asciiTheme="majorHAnsi" w:cstheme="majorBidi" w:eastAsiaTheme="majorEastAsia" w:hAnsiTheme="majorHAnsi"/>
+        <w:rFonts w:asciiTheme="majorHAnsi" w:cstheme="majorBidi" w:hAnsiTheme="majorHAnsi" w:eastAsia="黑体"/>
       </w:rPr>
       <w:tblPr/>
       <w:tcPr>
@@ -8376,6 +8803,7 @@
     </w:tblStylePr>
     <w:tblStylePr w:type="lastRow">
       <w:rPr>
+        <w:rFonts w:eastAsia="黑体"/>
         <w:b/>
         <w:bCs/>
         <w:color w:themeColor="text2" w:val="1F497D"/>
@@ -8390,12 +8818,14 @@
     </w:tblStylePr>
     <w:tblStylePr w:type="firstCol">
       <w:rPr>
+        <w:rFonts w:eastAsia="黑体"/>
         <w:b/>
         <w:bCs/>
       </w:rPr>
     </w:tblStylePr>
     <w:tblStylePr w:type="lastCol">
       <w:rPr>
+        <w:rFonts w:eastAsia="黑体"/>
         <w:b/>
         <w:bCs/>
       </w:rPr>
@@ -8429,6 +8859,7 @@
       <w:spacing w:after="0" w:line="240" w:lineRule="auto"/>
     </w:pPr>
     <w:rPr>
+      <w:rFonts w:eastAsia="黑体"/>
       <w:color w:themeColor="text1" w:val="000000"/>
     </w:rPr>
     <w:tblPr>
@@ -8448,7 +8879,7 @@
     </w:tblPr>
     <w:tblStylePr w:type="firstRow">
       <w:rPr>
-        <w:rFonts w:asciiTheme="majorHAnsi" w:cstheme="majorBidi" w:eastAsiaTheme="majorEastAsia" w:hAnsiTheme="majorHAnsi"/>
+        <w:rFonts w:asciiTheme="majorHAnsi" w:cstheme="majorBidi" w:hAnsiTheme="majorHAnsi" w:eastAsia="黑体"/>
       </w:rPr>
       <w:tblPr/>
       <w:tcPr>
@@ -8460,6 +8891,7 @@
     </w:tblStylePr>
     <w:tblStylePr w:type="lastRow">
       <w:rPr>
+        <w:rFonts w:eastAsia="黑体"/>
         <w:b/>
         <w:bCs/>
         <w:color w:themeColor="text2" w:val="1F497D"/>
@@ -8474,12 +8906,14 @@
     </w:tblStylePr>
     <w:tblStylePr w:type="firstCol">
       <w:rPr>
+        <w:rFonts w:eastAsia="黑体"/>
         <w:b/>
         <w:bCs/>
       </w:rPr>
     </w:tblStylePr>
     <w:tblStylePr w:type="lastCol">
       <w:rPr>
+        <w:rFonts w:eastAsia="黑体"/>
         <w:b/>
         <w:bCs/>
       </w:rPr>
@@ -8513,6 +8947,7 @@
       <w:spacing w:after="0" w:line="240" w:lineRule="auto"/>
     </w:pPr>
     <w:rPr>
+      <w:rFonts w:eastAsia="黑体"/>
       <w:color w:themeColor="text1" w:val="000000"/>
     </w:rPr>
     <w:tblPr>
@@ -8532,7 +8967,7 @@
     </w:tblPr>
     <w:tblStylePr w:type="firstRow">
       <w:rPr>
-        <w:rFonts w:asciiTheme="majorHAnsi" w:cstheme="majorBidi" w:eastAsiaTheme="majorEastAsia" w:hAnsiTheme="majorHAnsi"/>
+        <w:rFonts w:asciiTheme="majorHAnsi" w:cstheme="majorBidi" w:hAnsiTheme="majorHAnsi" w:eastAsia="黑体"/>
       </w:rPr>
       <w:tblPr/>
       <w:tcPr>
@@ -8544,6 +8979,7 @@
     </w:tblStylePr>
     <w:tblStylePr w:type="lastRow">
       <w:rPr>
+        <w:rFonts w:eastAsia="黑体"/>
         <w:b/>
         <w:bCs/>
         <w:color w:themeColor="text2" w:val="1F497D"/>
@@ -8558,12 +8994,14 @@
     </w:tblStylePr>
     <w:tblStylePr w:type="firstCol">
       <w:rPr>
+        <w:rFonts w:eastAsia="黑体"/>
         <w:b/>
         <w:bCs/>
       </w:rPr>
     </w:tblStylePr>
     <w:tblStylePr w:type="lastCol">
       <w:rPr>
+        <w:rFonts w:eastAsia="黑体"/>
         <w:b/>
         <w:bCs/>
       </w:rPr>
@@ -8597,6 +9035,7 @@
       <w:spacing w:after="0" w:line="240" w:lineRule="auto"/>
     </w:pPr>
     <w:rPr>
+      <w:rFonts w:eastAsia="黑体"/>
       <w:color w:themeColor="text1" w:val="000000"/>
     </w:rPr>
     <w:tblPr>
@@ -8616,7 +9055,7 @@
     </w:tblPr>
     <w:tblStylePr w:type="firstRow">
       <w:rPr>
-        <w:rFonts w:asciiTheme="majorHAnsi" w:cstheme="majorBidi" w:eastAsiaTheme="majorEastAsia" w:hAnsiTheme="majorHAnsi"/>
+        <w:rFonts w:asciiTheme="majorHAnsi" w:cstheme="majorBidi" w:hAnsiTheme="majorHAnsi" w:eastAsia="黑体"/>
       </w:rPr>
       <w:tblPr/>
       <w:tcPr>
@@ -8628,6 +9067,7 @@
     </w:tblStylePr>
     <w:tblStylePr w:type="lastRow">
       <w:rPr>
+        <w:rFonts w:eastAsia="黑体"/>
         <w:b/>
         <w:bCs/>
         <w:color w:themeColor="text2" w:val="1F497D"/>
@@ -8642,12 +9082,14 @@
     </w:tblStylePr>
     <w:tblStylePr w:type="firstCol">
       <w:rPr>
+        <w:rFonts w:eastAsia="黑体"/>
         <w:b/>
         <w:bCs/>
       </w:rPr>
     </w:tblStylePr>
     <w:tblStylePr w:type="lastCol">
       <w:rPr>
+        <w:rFonts w:eastAsia="黑体"/>
         <w:b/>
         <w:bCs/>
       </w:rPr>
@@ -8681,7 +9123,7 @@
       <w:spacing w:after="0" w:line="240" w:lineRule="auto"/>
     </w:pPr>
     <w:rPr>
-      <w:rFonts w:asciiTheme="majorHAnsi" w:cstheme="majorBidi" w:eastAsiaTheme="majorEastAsia" w:hAnsiTheme="majorHAnsi"/>
+      <w:rFonts w:asciiTheme="majorHAnsi" w:cstheme="majorBidi" w:hAnsiTheme="majorHAnsi" w:eastAsia="黑体"/>
       <w:color w:themeColor="text1" w:val="000000"/>
     </w:rPr>
     <w:tblPr>
@@ -8703,6 +9145,7 @@
     </w:tblPr>
     <w:tblStylePr w:type="firstRow">
       <w:rPr>
+        <w:rFonts w:eastAsia="黑体"/>
         <w:sz w:val="24"/>
         <w:szCs w:val="24"/>
       </w:rPr>
@@ -8809,7 +9252,7 @@
       <w:spacing w:after="0" w:line="240" w:lineRule="auto"/>
     </w:pPr>
     <w:rPr>
-      <w:rFonts w:asciiTheme="majorHAnsi" w:cstheme="majorBidi" w:eastAsiaTheme="majorEastAsia" w:hAnsiTheme="majorHAnsi"/>
+      <w:rFonts w:asciiTheme="majorHAnsi" w:cstheme="majorBidi" w:hAnsiTheme="majorHAnsi" w:eastAsia="黑体"/>
       <w:color w:themeColor="text1" w:val="000000"/>
     </w:rPr>
     <w:tblPr>
@@ -8831,6 +9274,7 @@
     </w:tblPr>
     <w:tblStylePr w:type="firstRow">
       <w:rPr>
+        <w:rFonts w:eastAsia="黑体"/>
         <w:sz w:val="24"/>
         <w:szCs w:val="24"/>
       </w:rPr>
@@ -8937,7 +9381,7 @@
       <w:spacing w:after="0" w:line="240" w:lineRule="auto"/>
     </w:pPr>
     <w:rPr>
-      <w:rFonts w:asciiTheme="majorHAnsi" w:cstheme="majorBidi" w:eastAsiaTheme="majorEastAsia" w:hAnsiTheme="majorHAnsi"/>
+      <w:rFonts w:asciiTheme="majorHAnsi" w:cstheme="majorBidi" w:hAnsiTheme="majorHAnsi" w:eastAsia="黑体"/>
       <w:color w:themeColor="text1" w:val="000000"/>
     </w:rPr>
     <w:tblPr>
@@ -8959,6 +9403,7 @@
     </w:tblPr>
     <w:tblStylePr w:type="firstRow">
       <w:rPr>
+        <w:rFonts w:eastAsia="黑体"/>
         <w:sz w:val="24"/>
         <w:szCs w:val="24"/>
       </w:rPr>
@@ -9065,7 +9510,7 @@
       <w:spacing w:after="0" w:line="240" w:lineRule="auto"/>
     </w:pPr>
     <w:rPr>
-      <w:rFonts w:asciiTheme="majorHAnsi" w:cstheme="majorBidi" w:eastAsiaTheme="majorEastAsia" w:hAnsiTheme="majorHAnsi"/>
+      <w:rFonts w:asciiTheme="majorHAnsi" w:cstheme="majorBidi" w:hAnsiTheme="majorHAnsi" w:eastAsia="黑体"/>
       <w:color w:themeColor="text1" w:val="000000"/>
     </w:rPr>
     <w:tblPr>
@@ -9087,6 +9532,7 @@
     </w:tblPr>
     <w:tblStylePr w:type="firstRow">
       <w:rPr>
+        <w:rFonts w:eastAsia="黑体"/>
         <w:sz w:val="24"/>
         <w:szCs w:val="24"/>
       </w:rPr>
@@ -9193,7 +9639,7 @@
       <w:spacing w:after="0" w:line="240" w:lineRule="auto"/>
     </w:pPr>
     <w:rPr>
-      <w:rFonts w:asciiTheme="majorHAnsi" w:cstheme="majorBidi" w:eastAsiaTheme="majorEastAsia" w:hAnsiTheme="majorHAnsi"/>
+      <w:rFonts w:asciiTheme="majorHAnsi" w:cstheme="majorBidi" w:hAnsiTheme="majorHAnsi" w:eastAsia="黑体"/>
       <w:color w:themeColor="text1" w:val="000000"/>
     </w:rPr>
     <w:tblPr>
@@ -9215,6 +9661,7 @@
     </w:tblPr>
     <w:tblStylePr w:type="firstRow">
       <w:rPr>
+        <w:rFonts w:eastAsia="黑体"/>
         <w:sz w:val="24"/>
         <w:szCs w:val="24"/>
       </w:rPr>
@@ -9321,7 +9768,7 @@
       <w:spacing w:after="0" w:line="240" w:lineRule="auto"/>
     </w:pPr>
     <w:rPr>
-      <w:rFonts w:asciiTheme="majorHAnsi" w:cstheme="majorBidi" w:eastAsiaTheme="majorEastAsia" w:hAnsiTheme="majorHAnsi"/>
+      <w:rFonts w:asciiTheme="majorHAnsi" w:cstheme="majorBidi" w:hAnsiTheme="majorHAnsi" w:eastAsia="黑体"/>
       <w:color w:themeColor="text1" w:val="000000"/>
     </w:rPr>
     <w:tblPr>
@@ -9343,6 +9790,7 @@
     </w:tblPr>
     <w:tblStylePr w:type="firstRow">
       <w:rPr>
+        <w:rFonts w:eastAsia="黑体"/>
         <w:sz w:val="24"/>
         <w:szCs w:val="24"/>
       </w:rPr>
@@ -9449,7 +9897,7 @@
       <w:spacing w:after="0" w:line="240" w:lineRule="auto"/>
     </w:pPr>
     <w:rPr>
-      <w:rFonts w:asciiTheme="majorHAnsi" w:cstheme="majorBidi" w:eastAsiaTheme="majorEastAsia" w:hAnsiTheme="majorHAnsi"/>
+      <w:rFonts w:asciiTheme="majorHAnsi" w:cstheme="majorBidi" w:hAnsiTheme="majorHAnsi" w:eastAsia="黑体"/>
       <w:color w:themeColor="text1" w:val="000000"/>
     </w:rPr>
     <w:tblPr>
@@ -9471,6 +9919,7 @@
     </w:tblPr>
     <w:tblStylePr w:type="firstRow">
       <w:rPr>
+        <w:rFonts w:eastAsia="黑体"/>
         <w:sz w:val="24"/>
         <w:szCs w:val="24"/>
       </w:rPr>
@@ -9600,12 +10049,14 @@
     </w:tcPr>
     <w:tblStylePr w:type="firstRow">
       <w:rPr>
+        <w:rFonts w:eastAsia="黑体"/>
         <w:b/>
         <w:bCs/>
       </w:rPr>
     </w:tblStylePr>
     <w:tblStylePr w:type="lastRow">
       <w:rPr>
+        <w:rFonts w:eastAsia="黑体"/>
         <w:b/>
         <w:bCs/>
       </w:rPr>
@@ -9618,12 +10069,14 @@
     </w:tblStylePr>
     <w:tblStylePr w:type="firstCol">
       <w:rPr>
+        <w:rFonts w:eastAsia="黑体"/>
         <w:b/>
         <w:bCs/>
       </w:rPr>
     </w:tblStylePr>
     <w:tblStylePr w:type="lastCol">
       <w:rPr>
+        <w:rFonts w:eastAsia="黑体"/>
         <w:b/>
         <w:bCs/>
       </w:rPr>
@@ -9673,12 +10126,14 @@
     </w:tcPr>
     <w:tblStylePr w:type="firstRow">
       <w:rPr>
+        <w:rFonts w:eastAsia="黑体"/>
         <w:b/>
         <w:bCs/>
       </w:rPr>
     </w:tblStylePr>
     <w:tblStylePr w:type="lastRow">
       <w:rPr>
+        <w:rFonts w:eastAsia="黑体"/>
         <w:b/>
         <w:bCs/>
       </w:rPr>
@@ -9691,12 +10146,14 @@
     </w:tblStylePr>
     <w:tblStylePr w:type="firstCol">
       <w:rPr>
+        <w:rFonts w:eastAsia="黑体"/>
         <w:b/>
         <w:bCs/>
       </w:rPr>
     </w:tblStylePr>
     <w:tblStylePr w:type="lastCol">
       <w:rPr>
+        <w:rFonts w:eastAsia="黑体"/>
         <w:b/>
         <w:bCs/>
       </w:rPr>
@@ -9746,12 +10203,14 @@
     </w:tcPr>
     <w:tblStylePr w:type="firstRow">
       <w:rPr>
+        <w:rFonts w:eastAsia="黑体"/>
         <w:b/>
         <w:bCs/>
       </w:rPr>
     </w:tblStylePr>
     <w:tblStylePr w:type="lastRow">
       <w:rPr>
+        <w:rFonts w:eastAsia="黑体"/>
         <w:b/>
         <w:bCs/>
       </w:rPr>
@@ -9764,12 +10223,14 @@
     </w:tblStylePr>
     <w:tblStylePr w:type="firstCol">
       <w:rPr>
+        <w:rFonts w:eastAsia="黑体"/>
         <w:b/>
         <w:bCs/>
       </w:rPr>
     </w:tblStylePr>
     <w:tblStylePr w:type="lastCol">
       <w:rPr>
+        <w:rFonts w:eastAsia="黑体"/>
         <w:b/>
         <w:bCs/>
       </w:rPr>
@@ -9819,12 +10280,14 @@
     </w:tcPr>
     <w:tblStylePr w:type="firstRow">
       <w:rPr>
+        <w:rFonts w:eastAsia="黑体"/>
         <w:b/>
         <w:bCs/>
       </w:rPr>
     </w:tblStylePr>
     <w:tblStylePr w:type="lastRow">
       <w:rPr>
+        <w:rFonts w:eastAsia="黑体"/>
         <w:b/>
         <w:bCs/>
       </w:rPr>
@@ -9837,12 +10300,14 @@
     </w:tblStylePr>
     <w:tblStylePr w:type="firstCol">
       <w:rPr>
+        <w:rFonts w:eastAsia="黑体"/>
         <w:b/>
         <w:bCs/>
       </w:rPr>
     </w:tblStylePr>
     <w:tblStylePr w:type="lastCol">
       <w:rPr>
+        <w:rFonts w:eastAsia="黑体"/>
         <w:b/>
         <w:bCs/>
       </w:rPr>
@@ -9892,12 +10357,14 @@
     </w:tcPr>
     <w:tblStylePr w:type="firstRow">
       <w:rPr>
+        <w:rFonts w:eastAsia="黑体"/>
         <w:b/>
         <w:bCs/>
       </w:rPr>
     </w:tblStylePr>
     <w:tblStylePr w:type="lastRow">
       <w:rPr>
+        <w:rFonts w:eastAsia="黑体"/>
         <w:b/>
         <w:bCs/>
       </w:rPr>
@@ -9910,12 +10377,14 @@
     </w:tblStylePr>
     <w:tblStylePr w:type="firstCol">
       <w:rPr>
+        <w:rFonts w:eastAsia="黑体"/>
         <w:b/>
         <w:bCs/>
       </w:rPr>
     </w:tblStylePr>
     <w:tblStylePr w:type="lastCol">
       <w:rPr>
+        <w:rFonts w:eastAsia="黑体"/>
         <w:b/>
         <w:bCs/>
       </w:rPr>
@@ -9965,12 +10434,14 @@
     </w:tcPr>
     <w:tblStylePr w:type="firstRow">
       <w:rPr>
+        <w:rFonts w:eastAsia="黑体"/>
         <w:b/>
         <w:bCs/>
       </w:rPr>
     </w:tblStylePr>
     <w:tblStylePr w:type="lastRow">
       <w:rPr>
+        <w:rFonts w:eastAsia="黑体"/>
         <w:b/>
         <w:bCs/>
       </w:rPr>
@@ -9983,12 +10454,14 @@
     </w:tblStylePr>
     <w:tblStylePr w:type="firstCol">
       <w:rPr>
+        <w:rFonts w:eastAsia="黑体"/>
         <w:b/>
         <w:bCs/>
       </w:rPr>
     </w:tblStylePr>
     <w:tblStylePr w:type="lastCol">
       <w:rPr>
+        <w:rFonts w:eastAsia="黑体"/>
         <w:b/>
         <w:bCs/>
       </w:rPr>
@@ -10038,12 +10511,14 @@
     </w:tcPr>
     <w:tblStylePr w:type="firstRow">
       <w:rPr>
+        <w:rFonts w:eastAsia="黑体"/>
         <w:b/>
         <w:bCs/>
       </w:rPr>
     </w:tblStylePr>
     <w:tblStylePr w:type="lastRow">
       <w:rPr>
+        <w:rFonts w:eastAsia="黑体"/>
         <w:b/>
         <w:bCs/>
       </w:rPr>
@@ -10056,12 +10531,14 @@
     </w:tblStylePr>
     <w:tblStylePr w:type="firstCol">
       <w:rPr>
+        <w:rFonts w:eastAsia="黑体"/>
         <w:b/>
         <w:bCs/>
       </w:rPr>
     </w:tblStylePr>
     <w:tblStylePr w:type="lastCol">
       <w:rPr>
+        <w:rFonts w:eastAsia="黑体"/>
         <w:b/>
         <w:bCs/>
       </w:rPr>
@@ -10088,7 +10565,7 @@
       <w:spacing w:after="0" w:line="240" w:lineRule="auto"/>
     </w:pPr>
     <w:rPr>
-      <w:rFonts w:asciiTheme="majorHAnsi" w:cstheme="majorBidi" w:eastAsiaTheme="majorEastAsia" w:hAnsiTheme="majorHAnsi"/>
+      <w:rFonts w:asciiTheme="majorHAnsi" w:cstheme="majorBidi" w:hAnsiTheme="majorHAnsi" w:eastAsia="黑体"/>
       <w:color w:themeColor="text1" w:val="000000"/>
     </w:rPr>
     <w:tblPr>
@@ -10115,6 +10592,7 @@
     </w:tcPr>
     <w:tblStylePr w:type="firstRow">
       <w:rPr>
+        <w:rFonts w:eastAsia="黑体"/>
         <w:b/>
         <w:bCs/>
         <w:color w:themeColor="text1" w:val="000000"/>
@@ -10126,6 +10604,7 @@
     </w:tblStylePr>
     <w:tblStylePr w:type="lastRow">
       <w:rPr>
+        <w:rFonts w:eastAsia="黑体"/>
         <w:b/>
         <w:bCs/>
         <w:color w:themeColor="text1" w:val="000000"/>
@@ -10145,6 +10624,7 @@
     </w:tblStylePr>
     <w:tblStylePr w:type="firstCol">
       <w:rPr>
+        <w:rFonts w:eastAsia="黑体"/>
         <w:b/>
         <w:bCs/>
         <w:color w:themeColor="text1" w:val="000000"/>
@@ -10164,6 +10644,7 @@
     </w:tblStylePr>
     <w:tblStylePr w:type="lastCol">
       <w:rPr>
+        <w:rFonts w:eastAsia="黑体"/>
         <w:b w:val="0"/>
         <w:bCs w:val="0"/>
         <w:color w:themeColor="text1" w:val="000000"/>
@@ -10213,7 +10694,7 @@
       <w:spacing w:after="0" w:line="240" w:lineRule="auto"/>
     </w:pPr>
     <w:rPr>
-      <w:rFonts w:asciiTheme="majorHAnsi" w:cstheme="majorBidi" w:eastAsiaTheme="majorEastAsia" w:hAnsiTheme="majorHAnsi"/>
+      <w:rFonts w:asciiTheme="majorHAnsi" w:cstheme="majorBidi" w:hAnsiTheme="majorHAnsi" w:eastAsia="黑体"/>
       <w:color w:themeColor="text1" w:val="000000"/>
     </w:rPr>
     <w:tblPr>
@@ -10240,6 +10721,7 @@
     </w:tcPr>
     <w:tblStylePr w:type="firstRow">
       <w:rPr>
+        <w:rFonts w:eastAsia="黑体"/>
         <w:b/>
         <w:bCs/>
         <w:color w:themeColor="text1" w:val="000000"/>
@@ -10251,6 +10733,7 @@
     </w:tblStylePr>
     <w:tblStylePr w:type="lastRow">
       <w:rPr>
+        <w:rFonts w:eastAsia="黑体"/>
         <w:b/>
         <w:bCs/>
         <w:color w:themeColor="text1" w:val="000000"/>
@@ -10270,6 +10753,7 @@
     </w:tblStylePr>
     <w:tblStylePr w:type="firstCol">
       <w:rPr>
+        <w:rFonts w:eastAsia="黑体"/>
         <w:b/>
         <w:bCs/>
         <w:color w:themeColor="text1" w:val="000000"/>
@@ -10289,6 +10773,7 @@
     </w:tblStylePr>
     <w:tblStylePr w:type="lastCol">
       <w:rPr>
+        <w:rFonts w:eastAsia="黑体"/>
         <w:b w:val="0"/>
         <w:bCs w:val="0"/>
         <w:color w:themeColor="text1" w:val="000000"/>
@@ -10338,7 +10823,7 @@
       <w:spacing w:after="0" w:line="240" w:lineRule="auto"/>
     </w:pPr>
     <w:rPr>
-      <w:rFonts w:asciiTheme="majorHAnsi" w:cstheme="majorBidi" w:eastAsiaTheme="majorEastAsia" w:hAnsiTheme="majorHAnsi"/>
+      <w:rFonts w:asciiTheme="majorHAnsi" w:cstheme="majorBidi" w:hAnsiTheme="majorHAnsi" w:eastAsia="黑体"/>
       <w:color w:themeColor="text1" w:val="000000"/>
     </w:rPr>
     <w:tblPr>
@@ -10365,6 +10850,7 @@
     </w:tcPr>
     <w:tblStylePr w:type="firstRow">
       <w:rPr>
+        <w:rFonts w:eastAsia="黑体"/>
         <w:b/>
         <w:bCs/>
         <w:color w:themeColor="text1" w:val="000000"/>
@@ -10376,6 +10862,7 @@
     </w:tblStylePr>
     <w:tblStylePr w:type="lastRow">
       <w:rPr>
+        <w:rFonts w:eastAsia="黑体"/>
         <w:b/>
         <w:bCs/>
         <w:color w:themeColor="text1" w:val="000000"/>
@@ -10395,6 +10882,7 @@
     </w:tblStylePr>
     <w:tblStylePr w:type="firstCol">
       <w:rPr>
+        <w:rFonts w:eastAsia="黑体"/>
         <w:b/>
         <w:bCs/>
         <w:color w:themeColor="text1" w:val="000000"/>
@@ -10414,6 +10902,7 @@
     </w:tblStylePr>
     <w:tblStylePr w:type="lastCol">
       <w:rPr>
+        <w:rFonts w:eastAsia="黑体"/>
         <w:b w:val="0"/>
         <w:bCs w:val="0"/>
         <w:color w:themeColor="text1" w:val="000000"/>
@@ -10463,7 +10952,7 @@
       <w:spacing w:after="0" w:line="240" w:lineRule="auto"/>
     </w:pPr>
     <w:rPr>
-      <w:rFonts w:asciiTheme="majorHAnsi" w:cstheme="majorBidi" w:eastAsiaTheme="majorEastAsia" w:hAnsiTheme="majorHAnsi"/>
+      <w:rFonts w:asciiTheme="majorHAnsi" w:cstheme="majorBidi" w:hAnsiTheme="majorHAnsi" w:eastAsia="黑体"/>
       <w:color w:themeColor="text1" w:val="000000"/>
     </w:rPr>
     <w:tblPr>
@@ -10490,6 +10979,7 @@
     </w:tcPr>
     <w:tblStylePr w:type="firstRow">
       <w:rPr>
+        <w:rFonts w:eastAsia="黑体"/>
         <w:b/>
         <w:bCs/>
         <w:color w:themeColor="text1" w:val="000000"/>
@@ -10501,6 +10991,7 @@
     </w:tblStylePr>
     <w:tblStylePr w:type="lastRow">
       <w:rPr>
+        <w:rFonts w:eastAsia="黑体"/>
         <w:b/>
         <w:bCs/>
         <w:color w:themeColor="text1" w:val="000000"/>
@@ -10520,6 +11011,7 @@
     </w:tblStylePr>
     <w:tblStylePr w:type="firstCol">
       <w:rPr>
+        <w:rFonts w:eastAsia="黑体"/>
         <w:b/>
         <w:bCs/>
         <w:color w:themeColor="text1" w:val="000000"/>
@@ -10539,6 +11031,7 @@
     </w:tblStylePr>
     <w:tblStylePr w:type="lastCol">
       <w:rPr>
+        <w:rFonts w:eastAsia="黑体"/>
         <w:b w:val="0"/>
         <w:bCs w:val="0"/>
         <w:color w:themeColor="text1" w:val="000000"/>
@@ -10588,7 +11081,7 @@
       <w:spacing w:after="0" w:line="240" w:lineRule="auto"/>
     </w:pPr>
     <w:rPr>
-      <w:rFonts w:asciiTheme="majorHAnsi" w:cstheme="majorBidi" w:eastAsiaTheme="majorEastAsia" w:hAnsiTheme="majorHAnsi"/>
+      <w:rFonts w:asciiTheme="majorHAnsi" w:cstheme="majorBidi" w:hAnsiTheme="majorHAnsi" w:eastAsia="黑体"/>
       <w:color w:themeColor="text1" w:val="000000"/>
     </w:rPr>
     <w:tblPr>
@@ -10615,6 +11108,7 @@
     </w:tcPr>
     <w:tblStylePr w:type="firstRow">
       <w:rPr>
+        <w:rFonts w:eastAsia="黑体"/>
         <w:b/>
         <w:bCs/>
         <w:color w:themeColor="text1" w:val="000000"/>
@@ -10626,6 +11120,7 @@
     </w:tblStylePr>
     <w:tblStylePr w:type="lastRow">
       <w:rPr>
+        <w:rFonts w:eastAsia="黑体"/>
         <w:b/>
         <w:bCs/>
         <w:color w:themeColor="text1" w:val="000000"/>
@@ -10645,6 +11140,7 @@
     </w:tblStylePr>
     <w:tblStylePr w:type="firstCol">
       <w:rPr>
+        <w:rFonts w:eastAsia="黑体"/>
         <w:b/>
         <w:bCs/>
         <w:color w:themeColor="text1" w:val="000000"/>
@@ -10664,6 +11160,7 @@
     </w:tblStylePr>
     <w:tblStylePr w:type="lastCol">
       <w:rPr>
+        <w:rFonts w:eastAsia="黑体"/>
         <w:b w:val="0"/>
         <w:bCs w:val="0"/>
         <w:color w:themeColor="text1" w:val="000000"/>
@@ -10713,7 +11210,7 @@
       <w:spacing w:after="0" w:line="240" w:lineRule="auto"/>
     </w:pPr>
     <w:rPr>
-      <w:rFonts w:asciiTheme="majorHAnsi" w:cstheme="majorBidi" w:eastAsiaTheme="majorEastAsia" w:hAnsiTheme="majorHAnsi"/>
+      <w:rFonts w:asciiTheme="majorHAnsi" w:cstheme="majorBidi" w:hAnsiTheme="majorHAnsi" w:eastAsia="黑体"/>
       <w:color w:themeColor="text1" w:val="000000"/>
     </w:rPr>
     <w:tblPr>
@@ -10740,6 +11237,7 @@
     </w:tcPr>
     <w:tblStylePr w:type="firstRow">
       <w:rPr>
+        <w:rFonts w:eastAsia="黑体"/>
         <w:b/>
         <w:bCs/>
         <w:color w:themeColor="text1" w:val="000000"/>
@@ -10751,6 +11249,7 @@
     </w:tblStylePr>
     <w:tblStylePr w:type="lastRow">
       <w:rPr>
+        <w:rFonts w:eastAsia="黑体"/>
         <w:b/>
         <w:bCs/>
         <w:color w:themeColor="text1" w:val="000000"/>
@@ -10770,6 +11269,7 @@
     </w:tblStylePr>
     <w:tblStylePr w:type="firstCol">
       <w:rPr>
+        <w:rFonts w:eastAsia="黑体"/>
         <w:b/>
         <w:bCs/>
         <w:color w:themeColor="text1" w:val="000000"/>
@@ -10789,6 +11289,7 @@
     </w:tblStylePr>
     <w:tblStylePr w:type="lastCol">
       <w:rPr>
+        <w:rFonts w:eastAsia="黑体"/>
         <w:b w:val="0"/>
         <w:bCs w:val="0"/>
         <w:color w:themeColor="text1" w:val="000000"/>
@@ -10838,7 +11339,7 @@
       <w:spacing w:after="0" w:line="240" w:lineRule="auto"/>
     </w:pPr>
     <w:rPr>
-      <w:rFonts w:asciiTheme="majorHAnsi" w:cstheme="majorBidi" w:eastAsiaTheme="majorEastAsia" w:hAnsiTheme="majorHAnsi"/>
+      <w:rFonts w:asciiTheme="majorHAnsi" w:cstheme="majorBidi" w:hAnsiTheme="majorHAnsi" w:eastAsia="黑体"/>
       <w:color w:themeColor="text1" w:val="000000"/>
     </w:rPr>
     <w:tblPr>
@@ -10865,6 +11366,7 @@
     </w:tcPr>
     <w:tblStylePr w:type="firstRow">
       <w:rPr>
+        <w:rFonts w:eastAsia="黑体"/>
         <w:b/>
         <w:bCs/>
         <w:color w:themeColor="text1" w:val="000000"/>
@@ -10876,6 +11378,7 @@
     </w:tblStylePr>
     <w:tblStylePr w:type="lastRow">
       <w:rPr>
+        <w:rFonts w:eastAsia="黑体"/>
         <w:b/>
         <w:bCs/>
         <w:color w:themeColor="text1" w:val="000000"/>
@@ -10895,6 +11398,7 @@
     </w:tblStylePr>
     <w:tblStylePr w:type="firstCol">
       <w:rPr>
+        <w:rFonts w:eastAsia="黑体"/>
         <w:b/>
         <w:bCs/>
         <w:color w:themeColor="text1" w:val="000000"/>
@@ -10914,6 +11418,7 @@
     </w:tblStylePr>
     <w:tblStylePr w:type="lastCol">
       <w:rPr>
+        <w:rFonts w:eastAsia="黑体"/>
         <w:b w:val="0"/>
         <w:bCs w:val="0"/>
         <w:color w:themeColor="text1" w:val="000000"/>
@@ -10986,6 +11491,7 @@
     </w:tcPr>
     <w:tblStylePr w:type="firstRow">
       <w:rPr>
+        <w:rFonts w:eastAsia="黑体"/>
         <w:b/>
         <w:bCs/>
         <w:i w:val="0"/>
@@ -11007,6 +11513,7 @@
     </w:tblStylePr>
     <w:tblStylePr w:type="lastRow">
       <w:rPr>
+        <w:rFonts w:eastAsia="黑体"/>
         <w:b/>
         <w:bCs/>
         <w:i w:val="0"/>
@@ -11028,6 +11535,7 @@
     </w:tblStylePr>
     <w:tblStylePr w:type="firstCol">
       <w:rPr>
+        <w:rFonts w:eastAsia="黑体"/>
         <w:b/>
         <w:bCs/>
         <w:i w:val="0"/>
@@ -11047,6 +11555,7 @@
     </w:tblStylePr>
     <w:tblStylePr w:type="lastCol">
       <w:rPr>
+        <w:rFonts w:eastAsia="黑体"/>
         <w:b/>
         <w:bCs/>
         <w:i w:val="0"/>
@@ -11127,6 +11636,7 @@
     </w:tcPr>
     <w:tblStylePr w:type="firstRow">
       <w:rPr>
+        <w:rFonts w:eastAsia="黑体"/>
         <w:b/>
         <w:bCs/>
         <w:i w:val="0"/>
@@ -11148,6 +11658,7 @@
     </w:tblStylePr>
     <w:tblStylePr w:type="lastRow">
       <w:rPr>
+        <w:rFonts w:eastAsia="黑体"/>
         <w:b/>
         <w:bCs/>
         <w:i w:val="0"/>
@@ -11169,6 +11680,7 @@
     </w:tblStylePr>
     <w:tblStylePr w:type="firstCol">
       <w:rPr>
+        <w:rFonts w:eastAsia="黑体"/>
         <w:b/>
         <w:bCs/>
         <w:i w:val="0"/>
@@ -11188,6 +11700,7 @@
     </w:tblStylePr>
     <w:tblStylePr w:type="lastCol">
       <w:rPr>
+        <w:rFonts w:eastAsia="黑体"/>
         <w:b/>
         <w:bCs/>
         <w:i w:val="0"/>
@@ -11268,6 +11781,7 @@
     </w:tcPr>
     <w:tblStylePr w:type="firstRow">
       <w:rPr>
+        <w:rFonts w:eastAsia="黑体"/>
         <w:b/>
         <w:bCs/>
         <w:i w:val="0"/>
@@ -11289,6 +11803,7 @@
     </w:tblStylePr>
     <w:tblStylePr w:type="lastRow">
       <w:rPr>
+        <w:rFonts w:eastAsia="黑体"/>
         <w:b/>
         <w:bCs/>
         <w:i w:val="0"/>
@@ -11310,6 +11825,7 @@
     </w:tblStylePr>
     <w:tblStylePr w:type="firstCol">
       <w:rPr>
+        <w:rFonts w:eastAsia="黑体"/>
         <w:b/>
         <w:bCs/>
         <w:i w:val="0"/>
@@ -11329,6 +11845,7 @@
     </w:tblStylePr>
     <w:tblStylePr w:type="lastCol">
       <w:rPr>
+        <w:rFonts w:eastAsia="黑体"/>
         <w:b/>
         <w:bCs/>
         <w:i w:val="0"/>
@@ -11409,6 +11926,7 @@
     </w:tcPr>
     <w:tblStylePr w:type="firstRow">
       <w:rPr>
+        <w:rFonts w:eastAsia="黑体"/>
         <w:b/>
         <w:bCs/>
         <w:i w:val="0"/>
@@ -11430,6 +11948,7 @@
     </w:tblStylePr>
     <w:tblStylePr w:type="lastRow">
       <w:rPr>
+        <w:rFonts w:eastAsia="黑体"/>
         <w:b/>
         <w:bCs/>
         <w:i w:val="0"/>
@@ -11451,6 +11970,7 @@
     </w:tblStylePr>
     <w:tblStylePr w:type="firstCol">
       <w:rPr>
+        <w:rFonts w:eastAsia="黑体"/>
         <w:b/>
         <w:bCs/>
         <w:i w:val="0"/>
@@ -11470,6 +11990,7 @@
     </w:tblStylePr>
     <w:tblStylePr w:type="lastCol">
       <w:rPr>
+        <w:rFonts w:eastAsia="黑体"/>
         <w:b/>
         <w:bCs/>
         <w:i w:val="0"/>
@@ -11550,6 +12071,7 @@
     </w:tcPr>
     <w:tblStylePr w:type="firstRow">
       <w:rPr>
+        <w:rFonts w:eastAsia="黑体"/>
         <w:b/>
         <w:bCs/>
         <w:i w:val="0"/>
@@ -11571,6 +12093,7 @@
     </w:tblStylePr>
     <w:tblStylePr w:type="lastRow">
       <w:rPr>
+        <w:rFonts w:eastAsia="黑体"/>
         <w:b/>
         <w:bCs/>
         <w:i w:val="0"/>
@@ -11592,6 +12115,7 @@
     </w:tblStylePr>
     <w:tblStylePr w:type="firstCol">
       <w:rPr>
+        <w:rFonts w:eastAsia="黑体"/>
         <w:b/>
         <w:bCs/>
         <w:i w:val="0"/>
@@ -11611,6 +12135,7 @@
     </w:tblStylePr>
     <w:tblStylePr w:type="lastCol">
       <w:rPr>
+        <w:rFonts w:eastAsia="黑体"/>
         <w:b/>
         <w:bCs/>
         <w:i w:val="0"/>
@@ -11691,6 +12216,7 @@
     </w:tcPr>
     <w:tblStylePr w:type="firstRow">
       <w:rPr>
+        <w:rFonts w:eastAsia="黑体"/>
         <w:b/>
         <w:bCs/>
         <w:i w:val="0"/>
@@ -11712,6 +12238,7 @@
     </w:tblStylePr>
     <w:tblStylePr w:type="lastRow">
       <w:rPr>
+        <w:rFonts w:eastAsia="黑体"/>
         <w:b/>
         <w:bCs/>
         <w:i w:val="0"/>
@@ -11733,6 +12260,7 @@
     </w:tblStylePr>
     <w:tblStylePr w:type="firstCol">
       <w:rPr>
+        <w:rFonts w:eastAsia="黑体"/>
         <w:b/>
         <w:bCs/>
         <w:i w:val="0"/>
@@ -11752,6 +12280,7 @@
     </w:tblStylePr>
     <w:tblStylePr w:type="lastCol">
       <w:rPr>
+        <w:rFonts w:eastAsia="黑体"/>
         <w:b/>
         <w:bCs/>
         <w:i w:val="0"/>
@@ -11832,6 +12361,7 @@
     </w:tcPr>
     <w:tblStylePr w:type="firstRow">
       <w:rPr>
+        <w:rFonts w:eastAsia="黑体"/>
         <w:b/>
         <w:bCs/>
         <w:i w:val="0"/>
@@ -11853,6 +12383,7 @@
     </w:tblStylePr>
     <w:tblStylePr w:type="lastRow">
       <w:rPr>
+        <w:rFonts w:eastAsia="黑体"/>
         <w:b/>
         <w:bCs/>
         <w:i w:val="0"/>
@@ -11874,6 +12405,7 @@
     </w:tblStylePr>
     <w:tblStylePr w:type="firstCol">
       <w:rPr>
+        <w:rFonts w:eastAsia="黑体"/>
         <w:b/>
         <w:bCs/>
         <w:i w:val="0"/>
@@ -11893,6 +12425,7 @@
     </w:tblStylePr>
     <w:tblStylePr w:type="lastCol">
       <w:rPr>
+        <w:rFonts w:eastAsia="黑体"/>
         <w:b/>
         <w:bCs/>
         <w:i w:val="0"/>
@@ -11950,6 +12483,7 @@
       <w:spacing w:after="0" w:line="240" w:lineRule="auto"/>
     </w:pPr>
     <w:rPr>
+      <w:rFonts w:eastAsia="黑体"/>
       <w:color w:themeColor="background1" w:val="FFFFFF"/>
     </w:rPr>
     <w:tblPr>
@@ -11968,6 +12502,7 @@
     </w:tcPr>
     <w:tblStylePr w:type="firstRow">
       <w:rPr>
+        <w:rFonts w:eastAsia="黑体"/>
         <w:b/>
         <w:bCs/>
       </w:rPr>
@@ -12064,6 +12599,7 @@
       <w:spacing w:after="0" w:line="240" w:lineRule="auto"/>
     </w:pPr>
     <w:rPr>
+      <w:rFonts w:eastAsia="黑体"/>
       <w:color w:themeColor="background1" w:val="FFFFFF"/>
     </w:rPr>
     <w:tblPr>
@@ -12082,6 +12618,7 @@
     </w:tcPr>
     <w:tblStylePr w:type="firstRow">
       <w:rPr>
+        <w:rFonts w:eastAsia="黑体"/>
         <w:b/>
         <w:bCs/>
       </w:rPr>
@@ -12178,6 +12715,7 @@
       <w:spacing w:after="0" w:line="240" w:lineRule="auto"/>
     </w:pPr>
     <w:rPr>
+      <w:rFonts w:eastAsia="黑体"/>
       <w:color w:themeColor="background1" w:val="FFFFFF"/>
     </w:rPr>
     <w:tblPr>
@@ -12196,6 +12734,7 @@
     </w:tcPr>
     <w:tblStylePr w:type="firstRow">
       <w:rPr>
+        <w:rFonts w:eastAsia="黑体"/>
         <w:b/>
         <w:bCs/>
       </w:rPr>
@@ -12292,6 +12831,7 @@
       <w:spacing w:after="0" w:line="240" w:lineRule="auto"/>
     </w:pPr>
     <w:rPr>
+      <w:rFonts w:eastAsia="黑体"/>
       <w:color w:themeColor="background1" w:val="FFFFFF"/>
     </w:rPr>
     <w:tblPr>
@@ -12310,6 +12850,7 @@
     </w:tcPr>
     <w:tblStylePr w:type="firstRow">
       <w:rPr>
+        <w:rFonts w:eastAsia="黑体"/>
         <w:b/>
         <w:bCs/>
       </w:rPr>
@@ -12406,6 +12947,7 @@
       <w:spacing w:after="0" w:line="240" w:lineRule="auto"/>
     </w:pPr>
     <w:rPr>
+      <w:rFonts w:eastAsia="黑体"/>
       <w:color w:themeColor="background1" w:val="FFFFFF"/>
     </w:rPr>
     <w:tblPr>
@@ -12424,6 +12966,7 @@
     </w:tcPr>
     <w:tblStylePr w:type="firstRow">
       <w:rPr>
+        <w:rFonts w:eastAsia="黑体"/>
         <w:b/>
         <w:bCs/>
       </w:rPr>
@@ -12520,6 +13063,7 @@
       <w:spacing w:after="0" w:line="240" w:lineRule="auto"/>
     </w:pPr>
     <w:rPr>
+      <w:rFonts w:eastAsia="黑体"/>
       <w:color w:themeColor="background1" w:val="FFFFFF"/>
     </w:rPr>
     <w:tblPr>
@@ -12538,6 +13082,7 @@
     </w:tcPr>
     <w:tblStylePr w:type="firstRow">
       <w:rPr>
+        <w:rFonts w:eastAsia="黑体"/>
         <w:b/>
         <w:bCs/>
       </w:rPr>
@@ -12634,6 +13179,7 @@
       <w:spacing w:after="0" w:line="240" w:lineRule="auto"/>
     </w:pPr>
     <w:rPr>
+      <w:rFonts w:eastAsia="黑体"/>
       <w:color w:themeColor="background1" w:val="FFFFFF"/>
     </w:rPr>
     <w:tblPr>
@@ -12652,6 +13198,7 @@
     </w:tcPr>
     <w:tblStylePr w:type="firstRow">
       <w:rPr>
+        <w:rFonts w:eastAsia="黑体"/>
         <w:b/>
         <w:bCs/>
       </w:rPr>
@@ -12748,6 +13295,7 @@
       <w:spacing w:after="0" w:line="240" w:lineRule="auto"/>
     </w:pPr>
     <w:rPr>
+      <w:rFonts w:eastAsia="黑体"/>
       <w:color w:themeColor="text1" w:val="000000"/>
     </w:rPr>
     <w:tblPr>
@@ -12774,6 +13322,7 @@
     </w:tcPr>
     <w:tblStylePr w:type="firstRow">
       <w:rPr>
+        <w:rFonts w:eastAsia="黑体"/>
         <w:b/>
         <w:bCs/>
       </w:rPr>
@@ -12792,6 +13341,7 @@
     </w:tblStylePr>
     <w:tblStylePr w:type="lastRow">
       <w:rPr>
+        <w:rFonts w:eastAsia="黑体"/>
         <w:b/>
         <w:bCs/>
         <w:color w:themeColor="background1" w:val="FFFFFF"/>
@@ -12806,6 +13356,7 @@
     </w:tblStylePr>
     <w:tblStylePr w:type="firstCol">
       <w:rPr>
+        <w:rFonts w:eastAsia="黑体"/>
         <w:color w:themeColor="background1" w:val="FFFFFF"/>
       </w:rPr>
       <w:tblPr/>
@@ -12823,6 +13374,7 @@
     </w:tblStylePr>
     <w:tblStylePr w:type="lastCol">
       <w:rPr>
+        <w:rFonts w:eastAsia="黑体"/>
         <w:color w:themeColor="background1" w:val="FFFFFF"/>
       </w:rPr>
       <w:tblPr/>
@@ -12852,11 +13404,13 @@
     </w:tblStylePr>
     <w:tblStylePr w:type="neCell">
       <w:rPr>
+        <w:rFonts w:eastAsia="黑体"/>
         <w:color w:themeColor="text1" w:val="000000"/>
       </w:rPr>
     </w:tblStylePr>
     <w:tblStylePr w:type="nwCell">
       <w:rPr>
+        <w:rFonts w:eastAsia="黑体"/>
         <w:color w:themeColor="text1" w:val="000000"/>
       </w:rPr>
     </w:tblStylePr>
@@ -12870,6 +13424,7 @@
       <w:spacing w:after="0" w:line="240" w:lineRule="auto"/>
     </w:pPr>
     <w:rPr>
+      <w:rFonts w:eastAsia="黑体"/>
       <w:color w:themeColor="text1" w:val="000000"/>
     </w:rPr>
     <w:tblPr>
@@ -12896,6 +13451,7 @@
     </w:tcPr>
     <w:tblStylePr w:type="firstRow">
       <w:rPr>
+        <w:rFonts w:eastAsia="黑体"/>
         <w:b/>
         <w:bCs/>
       </w:rPr>
@@ -12914,6 +13470,7 @@
     </w:tblStylePr>
     <w:tblStylePr w:type="lastRow">
       <w:rPr>
+        <w:rFonts w:eastAsia="黑体"/>
         <w:b/>
         <w:bCs/>
         <w:color w:themeColor="background1" w:val="FFFFFF"/>
@@ -12928,6 +13485,7 @@
     </w:tblStylePr>
     <w:tblStylePr w:type="firstCol">
       <w:rPr>
+        <w:rFonts w:eastAsia="黑体"/>
         <w:color w:themeColor="background1" w:val="FFFFFF"/>
       </w:rPr>
       <w:tblPr/>
@@ -12945,6 +13503,7 @@
     </w:tblStylePr>
     <w:tblStylePr w:type="lastCol">
       <w:rPr>
+        <w:rFonts w:eastAsia="黑体"/>
         <w:color w:themeColor="background1" w:val="FFFFFF"/>
       </w:rPr>
       <w:tblPr/>
@@ -12974,11 +13533,13 @@
     </w:tblStylePr>
     <w:tblStylePr w:type="neCell">
       <w:rPr>
+        <w:rFonts w:eastAsia="黑体"/>
         <w:color w:themeColor="text1" w:val="000000"/>
       </w:rPr>
     </w:tblStylePr>
     <w:tblStylePr w:type="nwCell">
       <w:rPr>
+        <w:rFonts w:eastAsia="黑体"/>
         <w:color w:themeColor="text1" w:val="000000"/>
       </w:rPr>
     </w:tblStylePr>
@@ -12992,6 +13553,7 @@
       <w:spacing w:after="0" w:line="240" w:lineRule="auto"/>
     </w:pPr>
     <w:rPr>
+      <w:rFonts w:eastAsia="黑体"/>
       <w:color w:themeColor="text1" w:val="000000"/>
     </w:rPr>
     <w:tblPr>
@@ -13018,6 +13580,7 @@
     </w:tcPr>
     <w:tblStylePr w:type="firstRow">
       <w:rPr>
+        <w:rFonts w:eastAsia="黑体"/>
         <w:b/>
         <w:bCs/>
       </w:rPr>
@@ -13036,6 +13599,7 @@
     </w:tblStylePr>
     <w:tblStylePr w:type="lastRow">
       <w:rPr>
+        <w:rFonts w:eastAsia="黑体"/>
         <w:b/>
         <w:bCs/>
         <w:color w:themeColor="background1" w:val="FFFFFF"/>
@@ -13050,6 +13614,7 @@
     </w:tblStylePr>
     <w:tblStylePr w:type="firstCol">
       <w:rPr>
+        <w:rFonts w:eastAsia="黑体"/>
         <w:color w:themeColor="background1" w:val="FFFFFF"/>
       </w:rPr>
       <w:tblPr/>
@@ -13067,6 +13632,7 @@
     </w:tblStylePr>
     <w:tblStylePr w:type="lastCol">
       <w:rPr>
+        <w:rFonts w:eastAsia="黑体"/>
         <w:color w:themeColor="background1" w:val="FFFFFF"/>
       </w:rPr>
       <w:tblPr/>
@@ -13096,11 +13662,13 @@
     </w:tblStylePr>
     <w:tblStylePr w:type="neCell">
       <w:rPr>
+        <w:rFonts w:eastAsia="黑体"/>
         <w:color w:themeColor="text1" w:val="000000"/>
       </w:rPr>
     </w:tblStylePr>
     <w:tblStylePr w:type="nwCell">
       <w:rPr>
+        <w:rFonts w:eastAsia="黑体"/>
         <w:color w:themeColor="text1" w:val="000000"/>
       </w:rPr>
     </w:tblStylePr>
@@ -13114,6 +13682,7 @@
       <w:spacing w:after="0" w:line="240" w:lineRule="auto"/>
     </w:pPr>
     <w:rPr>
+      <w:rFonts w:eastAsia="黑体"/>
       <w:color w:themeColor="text1" w:val="000000"/>
     </w:rPr>
     <w:tblPr>
@@ -13140,6 +13709,7 @@
     </w:tcPr>
     <w:tblStylePr w:type="firstRow">
       <w:rPr>
+        <w:rFonts w:eastAsia="黑体"/>
         <w:b/>
         <w:bCs/>
       </w:rPr>
@@ -13158,6 +13728,7 @@
     </w:tblStylePr>
     <w:tblStylePr w:type="lastRow">
       <w:rPr>
+        <w:rFonts w:eastAsia="黑体"/>
         <w:b/>
         <w:bCs/>
         <w:color w:themeColor="background1" w:val="FFFFFF"/>
@@ -13172,6 +13743,7 @@
     </w:tblStylePr>
     <w:tblStylePr w:type="firstCol">
       <w:rPr>
+        <w:rFonts w:eastAsia="黑体"/>
         <w:color w:themeColor="background1" w:val="FFFFFF"/>
       </w:rPr>
       <w:tblPr/>
@@ -13189,6 +13761,7 @@
     </w:tblStylePr>
     <w:tblStylePr w:type="lastCol">
       <w:rPr>
+        <w:rFonts w:eastAsia="黑体"/>
         <w:color w:themeColor="background1" w:val="FFFFFF"/>
       </w:rPr>
       <w:tblPr/>
@@ -13226,6 +13799,7 @@
       <w:spacing w:after="0" w:line="240" w:lineRule="auto"/>
     </w:pPr>
     <w:rPr>
+      <w:rFonts w:eastAsia="黑体"/>
       <w:color w:themeColor="text1" w:val="000000"/>
     </w:rPr>
     <w:tblPr>
@@ -13252,6 +13826,7 @@
     </w:tcPr>
     <w:tblStylePr w:type="firstRow">
       <w:rPr>
+        <w:rFonts w:eastAsia="黑体"/>
         <w:b/>
         <w:bCs/>
       </w:rPr>
@@ -13270,6 +13845,7 @@
     </w:tblStylePr>
     <w:tblStylePr w:type="lastRow">
       <w:rPr>
+        <w:rFonts w:eastAsia="黑体"/>
         <w:b/>
         <w:bCs/>
         <w:color w:themeColor="background1" w:val="FFFFFF"/>
@@ -13284,6 +13860,7 @@
     </w:tblStylePr>
     <w:tblStylePr w:type="firstCol">
       <w:rPr>
+        <w:rFonts w:eastAsia="黑体"/>
         <w:color w:themeColor="background1" w:val="FFFFFF"/>
       </w:rPr>
       <w:tblPr/>
@@ -13301,6 +13878,7 @@
     </w:tblStylePr>
     <w:tblStylePr w:type="lastCol">
       <w:rPr>
+        <w:rFonts w:eastAsia="黑体"/>
         <w:color w:themeColor="background1" w:val="FFFFFF"/>
       </w:rPr>
       <w:tblPr/>
@@ -13330,11 +13908,13 @@
     </w:tblStylePr>
     <w:tblStylePr w:type="neCell">
       <w:rPr>
+        <w:rFonts w:eastAsia="黑体"/>
         <w:color w:themeColor="text1" w:val="000000"/>
       </w:rPr>
     </w:tblStylePr>
     <w:tblStylePr w:type="nwCell">
       <w:rPr>
+        <w:rFonts w:eastAsia="黑体"/>
         <w:color w:themeColor="text1" w:val="000000"/>
       </w:rPr>
     </w:tblStylePr>
@@ -13348,6 +13928,7 @@
       <w:spacing w:after="0" w:line="240" w:lineRule="auto"/>
     </w:pPr>
     <w:rPr>
+      <w:rFonts w:eastAsia="黑体"/>
       <w:color w:themeColor="text1" w:val="000000"/>
     </w:rPr>
     <w:tblPr>
@@ -13374,6 +13955,7 @@
     </w:tcPr>
     <w:tblStylePr w:type="firstRow">
       <w:rPr>
+        <w:rFonts w:eastAsia="黑体"/>
         <w:b/>
         <w:bCs/>
       </w:rPr>
@@ -13392,6 +13974,7 @@
     </w:tblStylePr>
     <w:tblStylePr w:type="lastRow">
       <w:rPr>
+        <w:rFonts w:eastAsia="黑体"/>
         <w:b/>
         <w:bCs/>
         <w:color w:themeColor="background1" w:val="FFFFFF"/>
@@ -13406,6 +13989,7 @@
     </w:tblStylePr>
     <w:tblStylePr w:type="firstCol">
       <w:rPr>
+        <w:rFonts w:eastAsia="黑体"/>
         <w:color w:themeColor="background1" w:val="FFFFFF"/>
       </w:rPr>
       <w:tblPr/>
@@ -13423,6 +14007,7 @@
     </w:tblStylePr>
     <w:tblStylePr w:type="lastCol">
       <w:rPr>
+        <w:rFonts w:eastAsia="黑体"/>
         <w:color w:themeColor="background1" w:val="FFFFFF"/>
       </w:rPr>
       <w:tblPr/>
@@ -13452,11 +14037,13 @@
     </w:tblStylePr>
     <w:tblStylePr w:type="neCell">
       <w:rPr>
+        <w:rFonts w:eastAsia="黑体"/>
         <w:color w:themeColor="text1" w:val="000000"/>
       </w:rPr>
     </w:tblStylePr>
     <w:tblStylePr w:type="nwCell">
       <w:rPr>
+        <w:rFonts w:eastAsia="黑体"/>
         <w:color w:themeColor="text1" w:val="000000"/>
       </w:rPr>
     </w:tblStylePr>
@@ -13470,6 +14057,7 @@
       <w:spacing w:after="0" w:line="240" w:lineRule="auto"/>
     </w:pPr>
     <w:rPr>
+      <w:rFonts w:eastAsia="黑体"/>
       <w:color w:themeColor="text1" w:val="000000"/>
     </w:rPr>
     <w:tblPr>
@@ -13496,6 +14084,7 @@
     </w:tcPr>
     <w:tblStylePr w:type="firstRow">
       <w:rPr>
+        <w:rFonts w:eastAsia="黑体"/>
         <w:b/>
         <w:bCs/>
       </w:rPr>
@@ -13514,6 +14103,7 @@
     </w:tblStylePr>
     <w:tblStylePr w:type="lastRow">
       <w:rPr>
+        <w:rFonts w:eastAsia="黑体"/>
         <w:b/>
         <w:bCs/>
         <w:color w:themeColor="background1" w:val="FFFFFF"/>
@@ -13528,6 +14118,7 @@
     </w:tblStylePr>
     <w:tblStylePr w:type="firstCol">
       <w:rPr>
+        <w:rFonts w:eastAsia="黑体"/>
         <w:color w:themeColor="background1" w:val="FFFFFF"/>
       </w:rPr>
       <w:tblPr/>
@@ -13545,6 +14136,7 @@
     </w:tblStylePr>
     <w:tblStylePr w:type="lastCol">
       <w:rPr>
+        <w:rFonts w:eastAsia="黑体"/>
         <w:color w:themeColor="background1" w:val="FFFFFF"/>
       </w:rPr>
       <w:tblPr/>
@@ -13574,11 +14166,13 @@
     </w:tblStylePr>
     <w:tblStylePr w:type="neCell">
       <w:rPr>
+        <w:rFonts w:eastAsia="黑体"/>
         <w:color w:themeColor="text1" w:val="000000"/>
       </w:rPr>
     </w:tblStylePr>
     <w:tblStylePr w:type="nwCell">
       <w:rPr>
+        <w:rFonts w:eastAsia="黑体"/>
         <w:color w:themeColor="text1" w:val="000000"/>
       </w:rPr>
     </w:tblStylePr>
@@ -13592,6 +14186,7 @@
       <w:spacing w:after="0" w:line="240" w:lineRule="auto"/>
     </w:pPr>
     <w:rPr>
+      <w:rFonts w:eastAsia="黑体"/>
       <w:color w:themeColor="text1" w:val="000000"/>
     </w:rPr>
     <w:tblPr>
@@ -13610,6 +14205,7 @@
     </w:tcPr>
     <w:tblStylePr w:type="firstRow">
       <w:rPr>
+        <w:rFonts w:eastAsia="黑体"/>
         <w:b/>
         <w:bCs/>
         <w:color w:themeColor="background1" w:val="FFFFFF"/>
@@ -13624,6 +14220,7 @@
     </w:tblStylePr>
     <w:tblStylePr w:type="lastRow">
       <w:rPr>
+        <w:rFonts w:eastAsia="黑体"/>
         <w:b/>
         <w:bCs/>
         <w:color w:themeColor="accent2" w:themeShade="CC" w:val="9E3A38"/>
@@ -13638,12 +14235,14 @@
     </w:tblStylePr>
     <w:tblStylePr w:type="firstCol">
       <w:rPr>
+        <w:rFonts w:eastAsia="黑体"/>
         <w:b/>
         <w:bCs/>
       </w:rPr>
     </w:tblStylePr>
     <w:tblStylePr w:type="lastCol">
       <w:rPr>
+        <w:rFonts w:eastAsia="黑体"/>
         <w:b/>
         <w:bCs/>
       </w:rPr>
@@ -13678,6 +14277,7 @@
       <w:spacing w:after="0" w:line="240" w:lineRule="auto"/>
     </w:pPr>
     <w:rPr>
+      <w:rFonts w:eastAsia="黑体"/>
       <w:color w:themeColor="text1" w:val="000000"/>
     </w:rPr>
     <w:tblPr>
@@ -13696,6 +14296,7 @@
     </w:tcPr>
     <w:tblStylePr w:type="firstRow">
       <w:rPr>
+        <w:rFonts w:eastAsia="黑体"/>
         <w:b/>
         <w:bCs/>
         <w:color w:themeColor="background1" w:val="FFFFFF"/>
@@ -13710,6 +14311,7 @@
     </w:tblStylePr>
     <w:tblStylePr w:type="lastRow">
       <w:rPr>
+        <w:rFonts w:eastAsia="黑体"/>
         <w:b/>
         <w:bCs/>
         <w:color w:themeColor="accent2" w:themeShade="CC" w:val="9E3A38"/>
@@ -13724,12 +14326,14 @@
     </w:tblStylePr>
     <w:tblStylePr w:type="firstCol">
       <w:rPr>
+        <w:rFonts w:eastAsia="黑体"/>
         <w:b/>
         <w:bCs/>
       </w:rPr>
     </w:tblStylePr>
     <w:tblStylePr w:type="lastCol">
       <w:rPr>
+        <w:rFonts w:eastAsia="黑体"/>
         <w:b/>
         <w:bCs/>
       </w:rPr>
@@ -13764,6 +14368,7 @@
       <w:spacing w:after="0" w:line="240" w:lineRule="auto"/>
     </w:pPr>
     <w:rPr>
+      <w:rFonts w:eastAsia="黑体"/>
       <w:color w:themeColor="text1" w:val="000000"/>
     </w:rPr>
     <w:tblPr>
@@ -13782,6 +14387,7 @@
     </w:tcPr>
     <w:tblStylePr w:type="firstRow">
       <w:rPr>
+        <w:rFonts w:eastAsia="黑体"/>
         <w:b/>
         <w:bCs/>
         <w:color w:themeColor="background1" w:val="FFFFFF"/>
@@ -13796,6 +14402,7 @@
     </w:tblStylePr>
     <w:tblStylePr w:type="lastRow">
       <w:rPr>
+        <w:rFonts w:eastAsia="黑体"/>
         <w:b/>
         <w:bCs/>
         <w:color w:themeColor="accent2" w:themeShade="CC" w:val="9E3A38"/>
@@ -13810,12 +14417,14 @@
     </w:tblStylePr>
     <w:tblStylePr w:type="firstCol">
       <w:rPr>
+        <w:rFonts w:eastAsia="黑体"/>
         <w:b/>
         <w:bCs/>
       </w:rPr>
     </w:tblStylePr>
     <w:tblStylePr w:type="lastCol">
       <w:rPr>
+        <w:rFonts w:eastAsia="黑体"/>
         <w:b/>
         <w:bCs/>
       </w:rPr>
@@ -13850,6 +14459,7 @@
       <w:spacing w:after="0" w:line="240" w:lineRule="auto"/>
     </w:pPr>
     <w:rPr>
+      <w:rFonts w:eastAsia="黑体"/>
       <w:color w:themeColor="text1" w:val="000000"/>
     </w:rPr>
     <w:tblPr>
@@ -13868,6 +14478,7 @@
     </w:tcPr>
     <w:tblStylePr w:type="firstRow">
       <w:rPr>
+        <w:rFonts w:eastAsia="黑体"/>
         <w:b/>
         <w:bCs/>
         <w:color w:themeColor="background1" w:val="FFFFFF"/>
@@ -13882,6 +14493,7 @@
     </w:tblStylePr>
     <w:tblStylePr w:type="lastRow">
       <w:rPr>
+        <w:rFonts w:eastAsia="黑体"/>
         <w:b/>
         <w:bCs/>
         <w:color w:themeColor="accent4" w:themeShade="CC" w:val="664E82"/>
@@ -13896,12 +14508,14 @@
     </w:tblStylePr>
     <w:tblStylePr w:type="firstCol">
       <w:rPr>
+        <w:rFonts w:eastAsia="黑体"/>
         <w:b/>
         <w:bCs/>
       </w:rPr>
     </w:tblStylePr>
     <w:tblStylePr w:type="lastCol">
       <w:rPr>
+        <w:rFonts w:eastAsia="黑体"/>
         <w:b/>
         <w:bCs/>
       </w:rPr>
@@ -13936,6 +14550,7 @@
       <w:spacing w:after="0" w:line="240" w:lineRule="auto"/>
     </w:pPr>
     <w:rPr>
+      <w:rFonts w:eastAsia="黑体"/>
       <w:color w:themeColor="text1" w:val="000000"/>
     </w:rPr>
     <w:tblPr>
@@ -13954,6 +14569,7 @@
     </w:tcPr>
     <w:tblStylePr w:type="firstRow">
       <w:rPr>
+        <w:rFonts w:eastAsia="黑体"/>
         <w:b/>
         <w:bCs/>
         <w:color w:themeColor="background1" w:val="FFFFFF"/>
@@ -13968,6 +14584,7 @@
     </w:tblStylePr>
     <w:tblStylePr w:type="lastRow">
       <w:rPr>
+        <w:rFonts w:eastAsia="黑体"/>
         <w:b/>
         <w:bCs/>
         <w:color w:themeColor="accent3" w:themeShade="CC" w:val="7E9C40"/>
@@ -13982,12 +14599,14 @@
     </w:tblStylePr>
     <w:tblStylePr w:type="firstCol">
       <w:rPr>
+        <w:rFonts w:eastAsia="黑体"/>
         <w:b/>
         <w:bCs/>
       </w:rPr>
     </w:tblStylePr>
     <w:tblStylePr w:type="lastCol">
       <w:rPr>
+        <w:rFonts w:eastAsia="黑体"/>
         <w:b/>
         <w:bCs/>
       </w:rPr>
@@ -14022,6 +14641,7 @@
       <w:spacing w:after="0" w:line="240" w:lineRule="auto"/>
     </w:pPr>
     <w:rPr>
+      <w:rFonts w:eastAsia="黑体"/>
       <w:color w:themeColor="text1" w:val="000000"/>
     </w:rPr>
     <w:tblPr>
@@ -14040,6 +14660,7 @@
     </w:tcPr>
     <w:tblStylePr w:type="firstRow">
       <w:rPr>
+        <w:rFonts w:eastAsia="黑体"/>
         <w:b/>
         <w:bCs/>
         <w:color w:themeColor="background1" w:val="FFFFFF"/>
@@ -14054,6 +14675,7 @@
     </w:tblStylePr>
     <w:tblStylePr w:type="lastRow">
       <w:rPr>
+        <w:rFonts w:eastAsia="黑体"/>
         <w:b/>
         <w:bCs/>
         <w:color w:themeColor="accent6" w:themeShade="CC" w:val="F2730A"/>
@@ -14068,12 +14690,14 @@
     </w:tblStylePr>
     <w:tblStylePr w:type="firstCol">
       <w:rPr>
+        <w:rFonts w:eastAsia="黑体"/>
         <w:b/>
         <w:bCs/>
       </w:rPr>
     </w:tblStylePr>
     <w:tblStylePr w:type="lastCol">
       <w:rPr>
+        <w:rFonts w:eastAsia="黑体"/>
         <w:b/>
         <w:bCs/>
       </w:rPr>
@@ -14108,6 +14732,7 @@
       <w:spacing w:after="0" w:line="240" w:lineRule="auto"/>
     </w:pPr>
     <w:rPr>
+      <w:rFonts w:eastAsia="黑体"/>
       <w:color w:themeColor="text1" w:val="000000"/>
     </w:rPr>
     <w:tblPr>
@@ -14126,6 +14751,7 @@
     </w:tcPr>
     <w:tblStylePr w:type="firstRow">
       <w:rPr>
+        <w:rFonts w:eastAsia="黑体"/>
         <w:b/>
         <w:bCs/>
         <w:color w:themeColor="background1" w:val="FFFFFF"/>
@@ -14140,6 +14766,7 @@
     </w:tblStylePr>
     <w:tblStylePr w:type="lastRow">
       <w:rPr>
+        <w:rFonts w:eastAsia="黑体"/>
         <w:b/>
         <w:bCs/>
         <w:color w:themeColor="accent5" w:themeShade="CC" w:val="348DA5"/>
@@ -14154,12 +14781,14 @@
     </w:tblStylePr>
     <w:tblStylePr w:type="firstCol">
       <w:rPr>
+        <w:rFonts w:eastAsia="黑体"/>
         <w:b/>
         <w:bCs/>
       </w:rPr>
     </w:tblStylePr>
     <w:tblStylePr w:type="lastCol">
       <w:rPr>
+        <w:rFonts w:eastAsia="黑体"/>
         <w:b/>
         <w:bCs/>
       </w:rPr>
@@ -14194,6 +14823,7 @@
       <w:spacing w:after="0" w:line="240" w:lineRule="auto"/>
     </w:pPr>
     <w:rPr>
+      <w:rFonts w:eastAsia="黑体"/>
       <w:color w:themeColor="text1" w:val="000000"/>
     </w:rPr>
     <w:tblPr>
@@ -14215,6 +14845,7 @@
     </w:tcPr>
     <w:tblStylePr w:type="firstRow">
       <w:rPr>
+        <w:rFonts w:eastAsia="黑体"/>
         <w:b/>
         <w:bCs/>
       </w:rPr>
@@ -14225,6 +14856,7 @@
     </w:tblStylePr>
     <w:tblStylePr w:type="lastRow">
       <w:rPr>
+        <w:rFonts w:eastAsia="黑体"/>
         <w:b/>
         <w:bCs/>
         <w:color w:themeColor="text1" w:val="000000"/>
@@ -14236,6 +14868,7 @@
     </w:tblStylePr>
     <w:tblStylePr w:type="firstCol">
       <w:rPr>
+        <w:rFonts w:eastAsia="黑体"/>
         <w:color w:themeColor="background1" w:val="FFFFFF"/>
       </w:rPr>
       <w:tblPr/>
@@ -14245,6 +14878,7 @@
     </w:tblStylePr>
     <w:tblStylePr w:type="lastCol">
       <w:rPr>
+        <w:rFonts w:eastAsia="黑体"/>
         <w:color w:themeColor="background1" w:val="FFFFFF"/>
       </w:rPr>
       <w:tblPr/>
@@ -14274,6 +14908,7 @@
       <w:spacing w:after="0" w:line="240" w:lineRule="auto"/>
     </w:pPr>
     <w:rPr>
+      <w:rFonts w:eastAsia="黑体"/>
       <w:color w:themeColor="text1" w:val="000000"/>
     </w:rPr>
     <w:tblPr>
@@ -14295,6 +14930,7 @@
     </w:tcPr>
     <w:tblStylePr w:type="firstRow">
       <w:rPr>
+        <w:rFonts w:eastAsia="黑体"/>
         <w:b/>
         <w:bCs/>
       </w:rPr>
@@ -14305,6 +14941,7 @@
     </w:tblStylePr>
     <w:tblStylePr w:type="lastRow">
       <w:rPr>
+        <w:rFonts w:eastAsia="黑体"/>
         <w:b/>
         <w:bCs/>
         <w:color w:themeColor="text1" w:val="000000"/>
@@ -14316,6 +14953,7 @@
     </w:tblStylePr>
     <w:tblStylePr w:type="firstCol">
       <w:rPr>
+        <w:rFonts w:eastAsia="黑体"/>
         <w:color w:themeColor="background1" w:val="FFFFFF"/>
       </w:rPr>
       <w:tblPr/>
@@ -14325,6 +14963,7 @@
     </w:tblStylePr>
     <w:tblStylePr w:type="lastCol">
       <w:rPr>
+        <w:rFonts w:eastAsia="黑体"/>
         <w:color w:themeColor="background1" w:val="FFFFFF"/>
       </w:rPr>
       <w:tblPr/>
@@ -14354,6 +14993,7 @@
       <w:spacing w:after="0" w:line="240" w:lineRule="auto"/>
     </w:pPr>
     <w:rPr>
+      <w:rFonts w:eastAsia="黑体"/>
       <w:color w:themeColor="text1" w:val="000000"/>
     </w:rPr>
     <w:tblPr>
@@ -14375,6 +15015,7 @@
     </w:tcPr>
     <w:tblStylePr w:type="firstRow">
       <w:rPr>
+        <w:rFonts w:eastAsia="黑体"/>
         <w:b/>
         <w:bCs/>
       </w:rPr>
@@ -14385,6 +15026,7 @@
     </w:tblStylePr>
     <w:tblStylePr w:type="lastRow">
       <w:rPr>
+        <w:rFonts w:eastAsia="黑体"/>
         <w:b/>
         <w:bCs/>
         <w:color w:themeColor="text1" w:val="000000"/>
@@ -14396,6 +15038,7 @@
     </w:tblStylePr>
     <w:tblStylePr w:type="firstCol">
       <w:rPr>
+        <w:rFonts w:eastAsia="黑体"/>
         <w:color w:themeColor="background1" w:val="FFFFFF"/>
       </w:rPr>
       <w:tblPr/>
@@ -14405,6 +15048,7 @@
     </w:tblStylePr>
     <w:tblStylePr w:type="lastCol">
       <w:rPr>
+        <w:rFonts w:eastAsia="黑体"/>
         <w:color w:themeColor="background1" w:val="FFFFFF"/>
       </w:rPr>
       <w:tblPr/>
@@ -14434,6 +15078,7 @@
       <w:spacing w:after="0" w:line="240" w:lineRule="auto"/>
     </w:pPr>
     <w:rPr>
+      <w:rFonts w:eastAsia="黑体"/>
       <w:color w:themeColor="text1" w:val="000000"/>
     </w:rPr>
     <w:tblPr>
@@ -14455,6 +15100,7 @@
     </w:tcPr>
     <w:tblStylePr w:type="firstRow">
       <w:rPr>
+        <w:rFonts w:eastAsia="黑体"/>
         <w:b/>
         <w:bCs/>
       </w:rPr>
@@ -14465,6 +15111,7 @@
     </w:tblStylePr>
     <w:tblStylePr w:type="lastRow">
       <w:rPr>
+        <w:rFonts w:eastAsia="黑体"/>
         <w:b/>
         <w:bCs/>
         <w:color w:themeColor="text1" w:val="000000"/>
@@ -14476,6 +15123,7 @@
     </w:tblStylePr>
     <w:tblStylePr w:type="firstCol">
       <w:rPr>
+        <w:rFonts w:eastAsia="黑体"/>
         <w:color w:themeColor="background1" w:val="FFFFFF"/>
       </w:rPr>
       <w:tblPr/>
@@ -14485,6 +15133,7 @@
     </w:tblStylePr>
     <w:tblStylePr w:type="lastCol">
       <w:rPr>
+        <w:rFonts w:eastAsia="黑体"/>
         <w:color w:themeColor="background1" w:val="FFFFFF"/>
       </w:rPr>
       <w:tblPr/>
@@ -14514,6 +15163,7 @@
       <w:spacing w:after="0" w:line="240" w:lineRule="auto"/>
     </w:pPr>
     <w:rPr>
+      <w:rFonts w:eastAsia="黑体"/>
       <w:color w:themeColor="text1" w:val="000000"/>
     </w:rPr>
     <w:tblPr>
@@ -14535,6 +15185,7 @@
     </w:tcPr>
     <w:tblStylePr w:type="firstRow">
       <w:rPr>
+        <w:rFonts w:eastAsia="黑体"/>
         <w:b/>
         <w:bCs/>
       </w:rPr>
@@ -14545,6 +15196,7 @@
     </w:tblStylePr>
     <w:tblStylePr w:type="lastRow">
       <w:rPr>
+        <w:rFonts w:eastAsia="黑体"/>
         <w:b/>
         <w:bCs/>
         <w:color w:themeColor="text1" w:val="000000"/>
@@ -14556,6 +15208,7 @@
     </w:tblStylePr>
     <w:tblStylePr w:type="firstCol">
       <w:rPr>
+        <w:rFonts w:eastAsia="黑体"/>
         <w:color w:themeColor="background1" w:val="FFFFFF"/>
       </w:rPr>
       <w:tblPr/>
@@ -14565,6 +15218,7 @@
     </w:tblStylePr>
     <w:tblStylePr w:type="lastCol">
       <w:rPr>
+        <w:rFonts w:eastAsia="黑体"/>
         <w:color w:themeColor="background1" w:val="FFFFFF"/>
       </w:rPr>
       <w:tblPr/>
@@ -14594,6 +15248,7 @@
       <w:spacing w:after="0" w:line="240" w:lineRule="auto"/>
     </w:pPr>
     <w:rPr>
+      <w:rFonts w:eastAsia="黑体"/>
       <w:color w:themeColor="text1" w:val="000000"/>
     </w:rPr>
     <w:tblPr>
@@ -14615,6 +15270,7 @@
     </w:tcPr>
     <w:tblStylePr w:type="firstRow">
       <w:rPr>
+        <w:rFonts w:eastAsia="黑体"/>
         <w:b/>
         <w:bCs/>
       </w:rPr>
@@ -14625,6 +15281,7 @@
     </w:tblStylePr>
     <w:tblStylePr w:type="lastRow">
       <w:rPr>
+        <w:rFonts w:eastAsia="黑体"/>
         <w:b/>
         <w:bCs/>
         <w:color w:themeColor="text1" w:val="000000"/>
@@ -14636,6 +15293,7 @@
     </w:tblStylePr>
     <w:tblStylePr w:type="firstCol">
       <w:rPr>
+        <w:rFonts w:eastAsia="黑体"/>
         <w:color w:themeColor="background1" w:val="FFFFFF"/>
       </w:rPr>
       <w:tblPr/>
@@ -14645,6 +15303,7 @@
     </w:tblStylePr>
     <w:tblStylePr w:type="lastCol">
       <w:rPr>
+        <w:rFonts w:eastAsia="黑体"/>
         <w:color w:themeColor="background1" w:val="FFFFFF"/>
       </w:rPr>
       <w:tblPr/>
@@ -14674,6 +15333,7 @@
       <w:spacing w:after="0" w:line="240" w:lineRule="auto"/>
     </w:pPr>
     <w:rPr>
+      <w:rFonts w:eastAsia="黑体"/>
       <w:color w:themeColor="text1" w:val="000000"/>
     </w:rPr>
     <w:tblPr>
@@ -14695,6 +15355,7 @@
     </w:tcPr>
     <w:tblStylePr w:type="firstRow">
       <w:rPr>
+        <w:rFonts w:eastAsia="黑体"/>
         <w:b/>
         <w:bCs/>
       </w:rPr>
@@ -14705,6 +15366,7 @@
     </w:tblStylePr>
     <w:tblStylePr w:type="lastRow">
       <w:rPr>
+        <w:rFonts w:eastAsia="黑体"/>
         <w:b/>
         <w:bCs/>
         <w:color w:themeColor="text1" w:val="000000"/>
@@ -14716,6 +15378,7 @@
     </w:tblStylePr>
     <w:tblStylePr w:type="firstCol">
       <w:rPr>
+        <w:rFonts w:eastAsia="黑体"/>
         <w:color w:themeColor="background1" w:val="FFFFFF"/>
       </w:rPr>
       <w:tblPr/>
@@ -14725,6 +15388,7 @@
     </w:tblStylePr>
     <w:tblStylePr w:type="lastCol">
       <w:rPr>
+        <w:rFonts w:eastAsia="黑体"/>
         <w:color w:themeColor="background1" w:val="FFFFFF"/>
       </w:rPr>
       <w:tblPr/>
@@ -14757,6 +15421,7 @@
     <w:name w:val="KeywordTok"/>
     <w:basedOn w:val="VerbatimChar"/>
     <w:rPr>
+      <w:rFonts w:eastAsia="黑体"/>
       <w:b/>
       <w:color w:val="007020"/>
     </w:rPr>
@@ -14765,6 +15430,7 @@
     <w:name w:val="DataTypeTok"/>
     <w:basedOn w:val="VerbatimChar"/>
     <w:rPr>
+      <w:rFonts w:eastAsia="黑体"/>
       <w:color w:val="902000"/>
     </w:rPr>
   </w:style>
@@ -14772,6 +15438,7 @@
     <w:name w:val="DecValTok"/>
     <w:basedOn w:val="VerbatimChar"/>
     <w:rPr>
+      <w:rFonts w:eastAsia="黑体"/>
       <w:color w:val="40a070"/>
     </w:rPr>
   </w:style>
@@ -14779,6 +15446,7 @@
     <w:name w:val="BaseNTok"/>
     <w:basedOn w:val="VerbatimChar"/>
     <w:rPr>
+      <w:rFonts w:eastAsia="黑体"/>
       <w:color w:val="40a070"/>
     </w:rPr>
   </w:style>
@@ -14786,6 +15454,7 @@
     <w:name w:val="FloatTok"/>
     <w:basedOn w:val="VerbatimChar"/>
     <w:rPr>
+      <w:rFonts w:eastAsia="黑体"/>
       <w:color w:val="40a070"/>
     </w:rPr>
   </w:style>
@@ -14793,6 +15462,7 @@
     <w:name w:val="ConstantTok"/>
     <w:basedOn w:val="VerbatimChar"/>
     <w:rPr>
+      <w:rFonts w:eastAsia="黑体"/>
       <w:color w:val="880000"/>
     </w:rPr>
   </w:style>
@@ -14800,6 +15470,7 @@
     <w:name w:val="CharTok"/>
     <w:basedOn w:val="VerbatimChar"/>
     <w:rPr>
+      <w:rFonts w:eastAsia="黑体"/>
       <w:color w:val="4070a0"/>
     </w:rPr>
   </w:style>
@@ -14807,6 +15478,7 @@
     <w:name w:val="SpecialCharTok"/>
     <w:basedOn w:val="VerbatimChar"/>
     <w:rPr>
+      <w:rFonts w:eastAsia="黑体"/>
       <w:color w:val="4070a0"/>
     </w:rPr>
   </w:style>
@@ -14814,6 +15486,7 @@
     <w:name w:val="StringTok"/>
     <w:basedOn w:val="VerbatimChar"/>
     <w:rPr>
+      <w:rFonts w:eastAsia="黑体"/>
       <w:color w:val="4070a0"/>
     </w:rPr>
   </w:style>
@@ -14821,6 +15494,7 @@
     <w:name w:val="VerbatimStringTok"/>
     <w:basedOn w:val="VerbatimChar"/>
     <w:rPr>
+      <w:rFonts w:eastAsia="黑体"/>
       <w:color w:val="4070a0"/>
     </w:rPr>
   </w:style>
@@ -14828,6 +15502,7 @@
     <w:name w:val="SpecialStringTok"/>
     <w:basedOn w:val="VerbatimChar"/>
     <w:rPr>
+      <w:rFonts w:eastAsia="黑体"/>
       <w:color w:val="bb6688"/>
     </w:rPr>
   </w:style>
@@ -14835,6 +15510,7 @@
     <w:name w:val="ImportTok"/>
     <w:basedOn w:val="VerbatimChar"/>
     <w:rPr>
+      <w:rFonts w:eastAsia="黑体"/>
       <w:b/>
       <w:color w:val="008000"/>
     </w:rPr>
@@ -14843,6 +15519,7 @@
     <w:name w:val="CommentTok"/>
     <w:basedOn w:val="VerbatimChar"/>
     <w:rPr>
+      <w:rFonts w:eastAsia="黑体"/>
       <w:i/>
       <w:color w:val="60a0b0"/>
     </w:rPr>
@@ -14851,6 +15528,7 @@
     <w:name w:val="DocumentationTok"/>
     <w:basedOn w:val="VerbatimChar"/>
     <w:rPr>
+      <w:rFonts w:eastAsia="黑体"/>
       <w:i/>
       <w:color w:val="ba2121"/>
     </w:rPr>
@@ -14859,6 +15537,7 @@
     <w:name w:val="AnnotationTok"/>
     <w:basedOn w:val="VerbatimChar"/>
     <w:rPr>
+      <w:rFonts w:eastAsia="黑体"/>
       <w:b/>
       <w:i/>
       <w:color w:val="60a0b0"/>
@@ -14868,6 +15547,7 @@
     <w:name w:val="CommentVarTok"/>
     <w:basedOn w:val="VerbatimChar"/>
     <w:rPr>
+      <w:rFonts w:eastAsia="黑体"/>
       <w:b/>
       <w:i/>
       <w:color w:val="60a0b0"/>
@@ -14877,6 +15557,7 @@
     <w:name w:val="OtherTok"/>
     <w:basedOn w:val="VerbatimChar"/>
     <w:rPr>
+      <w:rFonts w:eastAsia="黑体"/>
       <w:color w:val="007020"/>
     </w:rPr>
   </w:style>
@@ -14884,6 +15565,7 @@
     <w:name w:val="FunctionTok"/>
     <w:basedOn w:val="VerbatimChar"/>
     <w:rPr>
+      <w:rFonts w:eastAsia="黑体"/>
       <w:color w:val="06287e"/>
     </w:rPr>
   </w:style>
@@ -14891,6 +15573,7 @@
     <w:name w:val="VariableTok"/>
     <w:basedOn w:val="VerbatimChar"/>
     <w:rPr>
+      <w:rFonts w:eastAsia="黑体"/>
       <w:color w:val="19177c"/>
     </w:rPr>
   </w:style>
@@ -14898,6 +15581,7 @@
     <w:name w:val="ControlFlowTok"/>
     <w:basedOn w:val="VerbatimChar"/>
     <w:rPr>
+      <w:rFonts w:eastAsia="黑体"/>
       <w:b/>
       <w:color w:val="007020"/>
     </w:rPr>
@@ -14906,6 +15590,7 @@
     <w:name w:val="OperatorTok"/>
     <w:basedOn w:val="VerbatimChar"/>
     <w:rPr>
+      <w:rFonts w:eastAsia="黑体"/>
       <w:color w:val="666666"/>
     </w:rPr>
   </w:style>
@@ -14913,18 +15598,22 @@
     <w:name w:val="BuiltInTok"/>
     <w:basedOn w:val="VerbatimChar"/>
     <w:rPr>
+      <w:rFonts w:eastAsia="黑体"/>
       <w:color w:val="008000"/>
     </w:rPr>
   </w:style>
   <w:style w:type="character" w:customStyle="1" w:styleId="ExtensionTok">
     <w:name w:val="ExtensionTok"/>
     <w:basedOn w:val="VerbatimChar"/>
-    <w:rPr/>
+    <w:rPr>
+      <w:rFonts w:eastAsia="黑体"/>
+    </w:rPr>
   </w:style>
   <w:style w:type="character" w:customStyle="1" w:styleId="PreprocessorTok">
     <w:name w:val="PreprocessorTok"/>
     <w:basedOn w:val="VerbatimChar"/>
     <w:rPr>
+      <w:rFonts w:eastAsia="黑体"/>
       <w:color w:val="bc7a00"/>
     </w:rPr>
   </w:style>
@@ -14932,18 +15621,22 @@
     <w:name w:val="AttributeTok"/>
     <w:basedOn w:val="VerbatimChar"/>
     <w:rPr>
+      <w:rFonts w:eastAsia="黑体"/>
       <w:color w:val="7d9029"/>
     </w:rPr>
   </w:style>
   <w:style w:type="character" w:customStyle="1" w:styleId="RegionMarkerTok">
     <w:name w:val="RegionMarkerTok"/>
     <w:basedOn w:val="VerbatimChar"/>
-    <w:rPr/>
+    <w:rPr>
+      <w:rFonts w:eastAsia="黑体"/>
+    </w:rPr>
   </w:style>
   <w:style w:type="character" w:customStyle="1" w:styleId="InformationTok">
     <w:name w:val="InformationTok"/>
     <w:basedOn w:val="VerbatimChar"/>
     <w:rPr>
+      <w:rFonts w:eastAsia="黑体"/>
       <w:b/>
       <w:i/>
       <w:color w:val="60a0b0"/>
@@ -14953,6 +15646,7 @@
     <w:name w:val="WarningTok"/>
     <w:basedOn w:val="VerbatimChar"/>
     <w:rPr>
+      <w:rFonts w:eastAsia="黑体"/>
       <w:b/>
       <w:i/>
       <w:color w:val="60a0b0"/>
@@ -14962,6 +15656,7 @@
     <w:name w:val="AlertTok"/>
     <w:basedOn w:val="VerbatimChar"/>
     <w:rPr>
+      <w:rFonts w:eastAsia="黑体"/>
       <w:b/>
       <w:color w:val="ff0000"/>
     </w:rPr>
@@ -14970,6 +15665,7 @@
     <w:name w:val="ErrorTok"/>
     <w:basedOn w:val="VerbatimChar"/>
     <w:rPr>
+      <w:rFonts w:eastAsia="黑体"/>
       <w:b/>
       <w:color w:val="ff0000"/>
     </w:rPr>
@@ -14977,7 +15673,9 @@
   <w:style w:type="character" w:customStyle="1" w:styleId="NormalTok">
     <w:name w:val="NormalTok"/>
     <w:basedOn w:val="VerbatimChar"/>
-    <w:rPr/>
+    <w:rPr>
+      <w:rFonts w:eastAsia="黑体"/>
+    </w:rPr>
   </w:style>
 </w:styles>
 </file>
@@ -15026,12 +15724,12 @@
     <a:fontScheme name="Office">
       <a:majorFont>
         <a:latin typeface="Calibri"/>
-        <a:ea typeface=""/>
+        <a:ea typeface="黑体"/>
         <a:cs typeface=""/>
         <a:font script="Jpan" typeface="ＭＳ ゴシック"/>
         <a:font script="Hang" typeface="맑은 고딕"/>
-        <a:font script="Hans" typeface="宋体"/>
-        <a:font script="Hant" typeface="新細明體"/>
+        <a:font script="Hans" typeface="黑体"/>
+        <a:font script="Hant" typeface="黑体"/>
         <a:font script="Arab" typeface="Times New Roman"/>
         <a:font script="Hebr" typeface="Times New Roman"/>
         <a:font script="Thai" typeface="Angsana New"/>
@@ -15061,12 +15759,12 @@
       </a:majorFont>
       <a:minorFont>
         <a:latin typeface="Cambria"/>
-        <a:ea typeface=""/>
+        <a:ea typeface="黑体"/>
         <a:cs typeface=""/>
         <a:font script="Jpan" typeface="ＭＳ 明朝"/>
         <a:font script="Hang" typeface="맑은 고딕"/>
-        <a:font script="Hans" typeface="宋体"/>
-        <a:font script="Hant" typeface="新細明體"/>
+        <a:font script="Hans" typeface="黑体"/>
+        <a:font script="Hant" typeface="黑体"/>
         <a:font script="Arab" typeface="Arial"/>
         <a:font script="Hebr" typeface="Arial"/>
         <a:font script="Thai" typeface="Cordia New"/>

--- a/05-数字电路/02-时序逻辑电路/约翰逊计数器电路/约翰逊计数器电路.docx
+++ b/05-数字电路/02-时序逻辑电路/约翰逊计数器电路/约翰逊计数器电路.docx
@@ -2650,7 +2650,7 @@
           <w:color w:val="555555"/>
           <w:sz w:val="21"/>
         </w:rPr>
-        <w:t>材料收集者：杜文杰，WX手机：19519196569，QQ:3478827729</w:t>
+        <w:t>材料收集者：杜文杰，微信/手机：19519196569，QQ:3478827729</w:t>
       </w:r>
     </w:p>
     <w:sectPr>
